--- a/Assignment_2c/PROG2700 Assignment2 (1).docx
+++ b/Assignment_2c/PROG2700 Assignment2 (1).docx
@@ -1,33 +1,33 @@
 
 <file path=word/document.xml><?xml version="1.0" encoding="utf-8"?>
-<w:document xmlns:wpc="http://schemas.microsoft.com/office/word/2010/wordprocessingCanvas" xmlns:cx="http://schemas.microsoft.com/office/drawing/2014/chartex" xmlns:cx1="http://schemas.microsoft.com/office/drawing/2015/9/8/chartex" xmlns:cx2="http://schemas.microsoft.com/office/drawing/2015/10/21/chartex" xmlns:cx3="http://schemas.microsoft.com/office/drawing/2016/5/9/chartex" xmlns:cx4="http://schemas.microsoft.com/office/drawing/2016/5/10/chartex" xmlns:cx5="http://schemas.microsoft.com/office/drawing/2016/5/11/chartex" xmlns:cx6="http://schemas.microsoft.com/office/drawing/2016/5/12/chartex" xmlns:cx7="http://schemas.microsoft.com/office/drawing/2016/5/13/chartex" xmlns:cx8="http://schemas.microsoft.com/office/drawing/2016/5/14/chartex" xmlns:mc="http://schemas.openxmlformats.org/markup-compatibility/2006" xmlns:aink="http://schemas.microsoft.com/office/drawing/2016/ink" xmlns:am3d="http://schemas.microsoft.com/office/drawing/2017/model3d" xmlns:o="urn:schemas-microsoft-com:office:office" xmlns:oel="http://schemas.microsoft.com/office/2019/extlst" xmlns:r="http://schemas.openxmlformats.org/officeDocument/2006/relationships" xmlns:m="http://schemas.openxmlformats.org/officeDocument/2006/math" xmlns:v="urn:schemas-microsoft-com:vml" xmlns:wp14="http://schemas.microsoft.com/office/word/2010/wordprocessingDrawing" xmlns:wp="http://schemas.openxmlformats.org/drawingml/2006/wordprocessingDrawing" xmlns:w10="urn:schemas-microsoft-com:office:word" xmlns:w="http://schemas.openxmlformats.org/wordprocessingml/2006/main" xmlns:w14="http://schemas.microsoft.com/office/word/2010/wordml" xmlns:w15="http://schemas.microsoft.com/office/word/2012/wordml" xmlns:w16cex="http://schemas.microsoft.com/office/word/2018/wordml/cex" xmlns:w16cid="http://schemas.microsoft.com/office/word/2016/wordml/cid" xmlns:w16="http://schemas.microsoft.com/office/word/2018/wordml" xmlns:w16du="http://schemas.microsoft.com/office/word/2023/wordml/word16du" xmlns:w16sdtdh="http://schemas.microsoft.com/office/word/2020/wordml/sdtdatahash" xmlns:w16se="http://schemas.microsoft.com/office/word/2015/wordml/symex" xmlns:wpg="http://schemas.microsoft.com/office/word/2010/wordprocessingGroup" xmlns:wpi="http://schemas.microsoft.com/office/word/2010/wordprocessingInk" xmlns:wne="http://schemas.microsoft.com/office/word/2006/wordml" xmlns:wps="http://schemas.microsoft.com/office/word/2010/wordprocessingShape" mc:Ignorable="w14 w15 w16se w16cid w16 w16cex w16sdtdh w16du wp14">
+<w:document xmlns:wpc="http://schemas.microsoft.com/office/word/2010/wordprocessingCanvas" xmlns:cx="http://schemas.microsoft.com/office/drawing/2014/chartex" xmlns:cx1="http://schemas.microsoft.com/office/drawing/2015/9/8/chartex" xmlns:cx2="http://schemas.microsoft.com/office/drawing/2015/10/21/chartex" xmlns:cx3="http://schemas.microsoft.com/office/drawing/2016/5/9/chartex" xmlns:cx4="http://schemas.microsoft.com/office/drawing/2016/5/10/chartex" xmlns:cx5="http://schemas.microsoft.com/office/drawing/2016/5/11/chartex" xmlns:cx6="http://schemas.microsoft.com/office/drawing/2016/5/12/chartex" xmlns:cx7="http://schemas.microsoft.com/office/drawing/2016/5/13/chartex" xmlns:cx8="http://schemas.microsoft.com/office/drawing/2016/5/14/chartex" xmlns:mc="http://schemas.openxmlformats.org/markup-compatibility/2006" xmlns:aink="http://schemas.microsoft.com/office/drawing/2016/ink" xmlns:am3d="http://schemas.microsoft.com/office/drawing/2017/model3d" xmlns:o="urn:schemas-microsoft-com:office:office" xmlns:oel="http://schemas.microsoft.com/office/2019/extlst" xmlns:r="http://schemas.openxmlformats.org/officeDocument/2006/relationships" xmlns:m="http://schemas.openxmlformats.org/officeDocument/2006/math" xmlns:v="urn:schemas-microsoft-com:vml" xmlns:wp14="http://schemas.microsoft.com/office/word/2010/wordprocessingDrawing" xmlns:wp="http://schemas.openxmlformats.org/drawingml/2006/wordprocessingDrawing" xmlns:w10="urn:schemas-microsoft-com:office:word" xmlns:w="http://schemas.openxmlformats.org/wordprocessingml/2006/main" xmlns:w14="http://schemas.microsoft.com/office/word/2010/wordml" xmlns:w15="http://schemas.microsoft.com/office/word/2012/wordml" xmlns:w16cex="http://schemas.microsoft.com/office/word/2018/wordml/cex" xmlns:w16cid="http://schemas.microsoft.com/office/word/2016/wordml/cid" xmlns:w16="http://schemas.microsoft.com/office/word/2018/wordml" xmlns:w16du="http://schemas.microsoft.com/office/word/2023/wordml/word16du" xmlns:w16sdtdh="http://schemas.microsoft.com/office/word/2020/wordml/sdtdatahash" xmlns:w16sdtfl="http://schemas.microsoft.com/office/word/2024/wordml/sdtformatlock" xmlns:w16se="http://schemas.microsoft.com/office/word/2015/wordml/symex" xmlns:wpg="http://schemas.microsoft.com/office/word/2010/wordprocessingGroup" xmlns:wpi="http://schemas.microsoft.com/office/word/2010/wordprocessingInk" xmlns:wne="http://schemas.microsoft.com/office/word/2006/wordml" xmlns:wps="http://schemas.microsoft.com/office/word/2010/wordprocessingShape" mc:Ignorable="w14 w15 w16se w16cid w16 w16cex w16sdtdh w16sdtfl w16du wp14">
   <w:body>
     <w:p>
       <w:pPr>
         <w:outlineLvl w:val="0"/>
         <w:rPr>
-          <w:rFonts w:ascii="Calibri" w:hAnsi="Calibri" w:eastAsia="Calibri" w:cs="Calibri" w:asciiTheme="minorAscii" w:hAnsiTheme="minorAscii" w:eastAsiaTheme="minorAscii" w:cstheme="minorAscii"/>
-          <w:b w:val="1"/>
-          <w:bCs w:val="1"/>
+          <w:rFonts w:asciiTheme="minorHAnsi" w:eastAsiaTheme="minorEastAsia" w:hAnsiTheme="minorHAnsi" w:cstheme="minorBidi"/>
+          <w:b/>
+          <w:bCs/>
           <w:color w:val="FF0000"/>
           <w:sz w:val="20"/>
           <w:szCs w:val="20"/>
         </w:rPr>
       </w:pPr>
-      <w:bookmarkStart w:name="OLE_LINK1" w:id="1"/>
-      <w:bookmarkStart w:name="OLE_LINK2" w:id="2"/>
+      <w:bookmarkStart w:id="0" w:name="OLE_LINK1"/>
+      <w:bookmarkStart w:id="1" w:name="OLE_LINK2"/>
     </w:p>
     <w:p>
       <w:pPr>
         <w:pStyle w:val="Heading1"/>
-        <w:widowControl w:val="1"/>
-        <w:rPr>
-          <w:rFonts w:ascii="Calibri" w:hAnsi="Calibri" w:eastAsia="Calibri" w:cs="Calibri" w:asciiTheme="minorAscii" w:hAnsiTheme="minorAscii" w:eastAsiaTheme="minorAscii" w:cstheme="minorAscii"/>
-        </w:rPr>
-      </w:pPr>
-      <w:r>
-        <w:rPr>
-          <w:rFonts w:ascii="Calibri" w:hAnsi="Calibri" w:eastAsia="Calibri" w:cs="Calibri" w:asciiTheme="minorAscii" w:hAnsiTheme="minorAscii" w:eastAsiaTheme="minorAscii" w:cstheme="minorAscii"/>
+        <w:widowControl/>
+        <w:rPr>
+          <w:rFonts w:asciiTheme="minorHAnsi" w:eastAsiaTheme="minorEastAsia" w:hAnsiTheme="minorHAnsi" w:cstheme="minorBidi"/>
+        </w:rPr>
+      </w:pPr>
+      <w:r>
+        <w:rPr>
+          <w:rFonts w:asciiTheme="minorHAnsi" w:eastAsiaTheme="minorEastAsia" w:hAnsiTheme="minorHAnsi" w:cstheme="minorBidi"/>
         </w:rPr>
         <w:t>Poker Hands</w:t>
       </w:r>
@@ -35,12 +35,12 @@
     <w:p>
       <w:pPr>
         <w:rPr>
-          <w:rFonts w:ascii="Calibri" w:hAnsi="Calibri" w:eastAsia="Calibri" w:cs="Calibri" w:asciiTheme="minorAscii" w:hAnsiTheme="minorAscii" w:eastAsiaTheme="minorAscii" w:cstheme="minorAscii"/>
-        </w:rPr>
-      </w:pPr>
-      <w:r>
-        <w:rPr>
-          <w:rFonts w:ascii="Calibri" w:hAnsi="Calibri" w:eastAsia="Calibri" w:cs="Calibri" w:asciiTheme="minorAscii" w:hAnsiTheme="minorAscii" w:eastAsiaTheme="minorAscii" w:cstheme="minorAscii"/>
+          <w:rFonts w:asciiTheme="minorHAnsi" w:eastAsiaTheme="minorEastAsia" w:hAnsiTheme="minorHAnsi" w:cstheme="minorBidi"/>
+        </w:rPr>
+      </w:pPr>
+      <w:r>
+        <w:rPr>
+          <w:rFonts w:asciiTheme="minorHAnsi" w:eastAsiaTheme="minorEastAsia" w:hAnsiTheme="minorHAnsi" w:cstheme="minorBidi"/>
         </w:rPr>
         <w:t>Using the publicly available Deck of Cards API, you will create a JavaScript application that uses the API to provide data so that you can do the following.</w:t>
       </w:r>
@@ -48,7 +48,7 @@
     <w:p>
       <w:pPr>
         <w:rPr>
-          <w:rFonts w:ascii="Calibri" w:hAnsi="Calibri" w:eastAsia="Calibri" w:cs="Calibri" w:asciiTheme="minorAscii" w:hAnsiTheme="minorAscii" w:eastAsiaTheme="minorAscii" w:cstheme="minorAscii"/>
+          <w:rFonts w:asciiTheme="minorHAnsi" w:eastAsiaTheme="minorEastAsia" w:hAnsiTheme="minorHAnsi" w:cstheme="minorBidi"/>
         </w:rPr>
       </w:pPr>
     </w:p>
@@ -57,15 +57,15 @@
         <w:pStyle w:val="ListParagraph"/>
         <w:numPr>
           <w:ilvl w:val="0"/>
-          <w:numId w:val="30"/>
+          <w:numId w:val="31"/>
         </w:numPr>
         <w:rPr>
-          <w:rFonts w:ascii="Calibri" w:hAnsi="Calibri" w:eastAsia="Calibri" w:cs="Calibri" w:asciiTheme="minorAscii" w:hAnsiTheme="minorAscii" w:eastAsiaTheme="minorAscii" w:cstheme="minorAscii"/>
-        </w:rPr>
-      </w:pPr>
-      <w:r>
-        <w:rPr>
-          <w:rFonts w:ascii="Calibri" w:hAnsi="Calibri" w:eastAsia="Calibri" w:cs="Calibri" w:asciiTheme="minorAscii" w:hAnsiTheme="minorAscii" w:eastAsiaTheme="minorAscii" w:cstheme="minorAscii"/>
+          <w:rFonts w:asciiTheme="minorHAnsi" w:eastAsiaTheme="minorEastAsia" w:hAnsiTheme="minorHAnsi" w:cstheme="minorBidi"/>
+        </w:rPr>
+      </w:pPr>
+      <w:r>
+        <w:rPr>
+          <w:rFonts w:asciiTheme="minorHAnsi" w:eastAsiaTheme="minorEastAsia" w:hAnsiTheme="minorHAnsi" w:cstheme="minorBidi"/>
         </w:rPr>
         <w:t>Retrieve a Deck of shuffled cards from the API.</w:t>
       </w:r>
@@ -75,27 +75,29 @@
         <w:pStyle w:val="ListParagraph"/>
         <w:numPr>
           <w:ilvl w:val="0"/>
-          <w:numId w:val="30"/>
+          <w:numId w:val="31"/>
         </w:numPr>
         <w:rPr>
-          <w:rFonts w:ascii="Calibri" w:hAnsi="Calibri" w:eastAsia="Calibri" w:cs="Calibri" w:asciiTheme="minorAscii" w:hAnsiTheme="minorAscii" w:eastAsiaTheme="minorAscii" w:cstheme="minorAscii"/>
-        </w:rPr>
-      </w:pPr>
-      <w:r>
-        <w:rPr>
-          <w:rFonts w:ascii="Calibri" w:hAnsi="Calibri" w:eastAsia="Calibri" w:cs="Calibri" w:asciiTheme="minorAscii" w:hAnsiTheme="minorAscii" w:eastAsiaTheme="minorAscii" w:cstheme="minorAscii"/>
+          <w:rFonts w:asciiTheme="minorHAnsi" w:eastAsiaTheme="minorEastAsia" w:hAnsiTheme="minorHAnsi" w:cstheme="minorBidi"/>
+        </w:rPr>
+      </w:pPr>
+      <w:r>
+        <w:rPr>
+          <w:rFonts w:asciiTheme="minorHAnsi" w:eastAsiaTheme="minorEastAsia" w:hAnsiTheme="minorHAnsi" w:cstheme="minorBidi"/>
         </w:rPr>
         <w:t xml:space="preserve">Initially pull 5 cards from the deck and display them </w:t>
       </w:r>
-      <w:r>
-        <w:rPr>
-          <w:rFonts w:ascii="Calibri" w:hAnsi="Calibri" w:eastAsia="Calibri" w:cs="Calibri" w:asciiTheme="minorAscii" w:hAnsiTheme="minorAscii" w:eastAsiaTheme="minorAscii" w:cstheme="minorAscii"/>
+      <w:proofErr w:type="gramStart"/>
+      <w:r>
+        <w:rPr>
+          <w:rFonts w:asciiTheme="minorHAnsi" w:eastAsiaTheme="minorEastAsia" w:hAnsiTheme="minorHAnsi" w:cstheme="minorBidi"/>
         </w:rPr>
         <w:t>in</w:t>
       </w:r>
-      <w:r>
-        <w:rPr>
-          <w:rFonts w:ascii="Calibri" w:hAnsi="Calibri" w:eastAsia="Calibri" w:cs="Calibri" w:asciiTheme="minorAscii" w:hAnsiTheme="minorAscii" w:eastAsiaTheme="minorAscii" w:cstheme="minorAscii"/>
+      <w:proofErr w:type="gramEnd"/>
+      <w:r>
+        <w:rPr>
+          <w:rFonts w:asciiTheme="minorHAnsi" w:eastAsiaTheme="minorEastAsia" w:hAnsiTheme="minorHAnsi" w:cstheme="minorBidi"/>
         </w:rPr>
         <w:t xml:space="preserve"> a web page.</w:t>
       </w:r>
@@ -105,15 +107,15 @@
         <w:pStyle w:val="ListParagraph"/>
         <w:numPr>
           <w:ilvl w:val="0"/>
-          <w:numId w:val="30"/>
+          <w:numId w:val="31"/>
         </w:numPr>
         <w:rPr>
-          <w:rFonts w:ascii="Calibri" w:hAnsi="Calibri" w:eastAsia="Calibri" w:cs="Calibri" w:asciiTheme="minorAscii" w:hAnsiTheme="minorAscii" w:eastAsiaTheme="minorAscii" w:cstheme="minorAscii"/>
-        </w:rPr>
-      </w:pPr>
-      <w:r>
-        <w:rPr>
-          <w:rFonts w:ascii="Calibri" w:hAnsi="Calibri" w:eastAsia="Calibri" w:cs="Calibri" w:asciiTheme="minorAscii" w:hAnsiTheme="minorAscii" w:eastAsiaTheme="minorAscii" w:cstheme="minorAscii"/>
+          <w:rFonts w:asciiTheme="minorHAnsi" w:eastAsiaTheme="minorEastAsia" w:hAnsiTheme="minorHAnsi" w:cstheme="minorBidi"/>
+        </w:rPr>
+      </w:pPr>
+      <w:r>
+        <w:rPr>
+          <w:rFonts w:asciiTheme="minorHAnsi" w:eastAsiaTheme="minorEastAsia" w:hAnsiTheme="minorHAnsi" w:cstheme="minorBidi"/>
         </w:rPr>
         <w:t>Write/research a function that takes the cards and shows the highest poker hand that can be calculated based on the 5 cards.</w:t>
       </w:r>
@@ -122,35 +124,34 @@
       <w:pPr>
         <w:pStyle w:val="Heading1"/>
         <w:rPr>
-          <w:rFonts w:ascii="Calibri" w:hAnsi="Calibri" w:eastAsia="Calibri" w:cs="Calibri" w:asciiTheme="minorAscii" w:hAnsiTheme="minorAscii" w:eastAsiaTheme="minorAscii" w:cstheme="minorAscii"/>
-        </w:rPr>
-      </w:pPr>
-      <w:r>
-        <w:rPr>
-          <w:rFonts w:ascii="Calibri" w:hAnsi="Calibri" w:eastAsia="Calibri" w:cs="Calibri" w:asciiTheme="minorAscii" w:hAnsiTheme="minorAscii" w:eastAsiaTheme="minorAscii" w:cstheme="minorAscii"/>
+          <w:rFonts w:asciiTheme="minorHAnsi" w:eastAsiaTheme="minorEastAsia" w:hAnsiTheme="minorHAnsi" w:cstheme="minorBidi"/>
+        </w:rPr>
+      </w:pPr>
+      <w:r>
+        <w:rPr>
+          <w:rFonts w:asciiTheme="minorHAnsi" w:eastAsiaTheme="minorEastAsia" w:hAnsiTheme="minorHAnsi" w:cstheme="minorBidi"/>
         </w:rPr>
         <w:t>Submission</w:t>
       </w:r>
     </w:p>
     <w:p>
       <w:pPr>
-        <w:pStyle w:val="Normal"/>
-        <w:rPr>
-          <w:rFonts w:ascii="Calibri" w:hAnsi="Calibri" w:eastAsia="Calibri" w:cs="Calibri" w:asciiTheme="minorAscii" w:hAnsiTheme="minorAscii" w:eastAsiaTheme="minorAscii" w:cstheme="minorAscii"/>
-        </w:rPr>
-      </w:pPr>
-      <w:r>
-        <w:rPr>
-          <w:rFonts w:ascii="Calibri" w:hAnsi="Calibri" w:eastAsia="Calibri" w:cs="Calibri" w:asciiTheme="minorAscii" w:hAnsiTheme="minorAscii" w:eastAsiaTheme="minorAscii" w:cstheme="minorAscii"/>
-          <w:b w:val="1"/>
-          <w:bCs w:val="1"/>
+        <w:rPr>
+          <w:rFonts w:asciiTheme="minorHAnsi" w:eastAsiaTheme="minorEastAsia" w:hAnsiTheme="minorHAnsi" w:cstheme="minorBidi"/>
+        </w:rPr>
+      </w:pPr>
+      <w:r>
+        <w:rPr>
+          <w:rFonts w:asciiTheme="minorHAnsi" w:eastAsiaTheme="minorEastAsia" w:hAnsiTheme="minorHAnsi" w:cstheme="minorBidi"/>
+          <w:b/>
+          <w:bCs/>
           <w:color w:val="FF0000"/>
         </w:rPr>
         <w:t>IMPORTANT</w:t>
       </w:r>
       <w:r>
         <w:rPr>
-          <w:rFonts w:ascii="Calibri" w:hAnsi="Calibri" w:eastAsia="Calibri" w:cs="Calibri" w:asciiTheme="minorAscii" w:hAnsiTheme="minorAscii" w:eastAsiaTheme="minorAscii" w:cstheme="minorAscii"/>
+          <w:rFonts w:asciiTheme="minorHAnsi" w:eastAsiaTheme="minorEastAsia" w:hAnsiTheme="minorHAnsi" w:cstheme="minorBidi"/>
         </w:rPr>
         <w:t>! Please take the time to read the submission guidelines below.</w:t>
       </w:r>
@@ -158,221 +159,205 @@
     <w:p>
       <w:pPr>
         <w:rPr>
-          <w:rFonts w:ascii="Calibri" w:hAnsi="Calibri" w:eastAsia="Calibri" w:cs="Calibri" w:asciiTheme="minorAscii" w:hAnsiTheme="minorAscii" w:eastAsiaTheme="minorAscii" w:cstheme="minorAscii"/>
+          <w:rFonts w:asciiTheme="minorHAnsi" w:eastAsiaTheme="minorEastAsia" w:hAnsiTheme="minorHAnsi" w:cstheme="minorBidi"/>
         </w:rPr>
       </w:pPr>
     </w:p>
     <w:p>
       <w:pPr>
         <w:pStyle w:val="ListParagraph"/>
-        <w:widowControl w:val="1"/>
+        <w:widowControl/>
         <w:numPr>
           <w:ilvl w:val="0"/>
-          <w:numId w:val="32"/>
+          <w:numId w:val="1"/>
         </w:numPr>
         <w:rPr>
-          <w:rFonts w:ascii="Calibri" w:hAnsi="Calibri" w:eastAsia="Calibri" w:cs="Calibri" w:asciiTheme="minorAscii" w:hAnsiTheme="minorAscii" w:eastAsiaTheme="minorAscii" w:cstheme="minorAscii"/>
-        </w:rPr>
-      </w:pPr>
-      <w:r>
-        <w:rPr>
-          <w:rFonts w:ascii="Calibri" w:hAnsi="Calibri" w:eastAsia="Calibri" w:cs="Calibri" w:asciiTheme="minorAscii" w:hAnsiTheme="minorAscii" w:eastAsiaTheme="minorAscii" w:cstheme="minorAscii"/>
+          <w:rFonts w:asciiTheme="minorHAnsi" w:eastAsiaTheme="minorEastAsia" w:hAnsiTheme="minorHAnsi" w:cstheme="minorBidi"/>
+        </w:rPr>
+      </w:pPr>
+      <w:r>
+        <w:rPr>
+          <w:rFonts w:asciiTheme="minorHAnsi" w:eastAsiaTheme="minorEastAsia" w:hAnsiTheme="minorHAnsi" w:cstheme="minorBidi"/>
         </w:rPr>
         <w:t>Submit either a </w:t>
       </w:r>
       <w:r>
         <w:rPr>
-          <w:rFonts w:ascii="Calibri" w:hAnsi="Calibri" w:eastAsia="Calibri" w:cs="Calibri" w:asciiTheme="minorAscii" w:hAnsiTheme="minorAscii" w:eastAsiaTheme="minorAscii" w:cstheme="minorAscii"/>
-          <w:b w:val="1"/>
-          <w:bCs w:val="1"/>
+          <w:rFonts w:asciiTheme="minorHAnsi" w:eastAsiaTheme="minorEastAsia" w:hAnsiTheme="minorHAnsi" w:cstheme="minorBidi"/>
+          <w:b/>
+          <w:bCs/>
         </w:rPr>
         <w:t>video file </w:t>
       </w:r>
       <w:r>
         <w:rPr>
-          <w:rFonts w:ascii="Calibri" w:hAnsi="Calibri" w:eastAsia="Calibri" w:cs="Calibri" w:asciiTheme="minorAscii" w:hAnsiTheme="minorAscii" w:eastAsiaTheme="minorAscii" w:cstheme="minorAscii"/>
+          <w:rFonts w:asciiTheme="minorHAnsi" w:eastAsiaTheme="minorEastAsia" w:hAnsiTheme="minorHAnsi" w:cstheme="minorBidi"/>
         </w:rPr>
         <w:t>or </w:t>
       </w:r>
       <w:r>
         <w:rPr>
-          <w:rFonts w:ascii="Calibri" w:hAnsi="Calibri" w:eastAsia="Calibri" w:cs="Calibri" w:asciiTheme="minorAscii" w:hAnsiTheme="minorAscii" w:eastAsiaTheme="minorAscii" w:cstheme="minorAscii"/>
-          <w:b w:val="1"/>
-          <w:bCs w:val="1"/>
+          <w:rFonts w:asciiTheme="minorHAnsi" w:eastAsiaTheme="minorEastAsia" w:hAnsiTheme="minorHAnsi" w:cstheme="minorBidi"/>
+          <w:b/>
+          <w:bCs/>
         </w:rPr>
         <w:t>link to a video</w:t>
       </w:r>
       <w:r>
         <w:rPr>
-          <w:rFonts w:ascii="Calibri" w:hAnsi="Calibri" w:eastAsia="Calibri" w:cs="Calibri" w:asciiTheme="minorAscii" w:hAnsiTheme="minorAscii" w:eastAsiaTheme="minorAscii" w:cstheme="minorAscii"/>
-        </w:rPr>
-        <w:t xml:space="preserve"> (with proper permissions for the instructor to view it) to this Assignment Dropbox before the due date indicated. </w:t>
-      </w:r>
-      <w:r>
-        <w:rPr>
-          <w:rFonts w:ascii="Calibri" w:hAnsi="Calibri" w:eastAsia="Calibri" w:cs="Calibri" w:asciiTheme="minorAscii" w:hAnsiTheme="minorAscii" w:eastAsiaTheme="minorAscii" w:cstheme="minorAscii"/>
+          <w:rFonts w:asciiTheme="minorHAnsi" w:eastAsiaTheme="minorEastAsia" w:hAnsiTheme="minorHAnsi" w:cstheme="minorBidi"/>
+        </w:rPr>
+        <w:t xml:space="preserve"> (with proper </w:t>
+      </w:r>
+      <w:proofErr w:type="gramStart"/>
+      <w:r>
+        <w:rPr>
+          <w:rFonts w:asciiTheme="minorHAnsi" w:eastAsiaTheme="minorEastAsia" w:hAnsiTheme="minorHAnsi" w:cstheme="minorBidi"/>
+        </w:rPr>
+        <w:t>permissions</w:t>
+      </w:r>
+      <w:proofErr w:type="gramEnd"/>
+      <w:r>
+        <w:rPr>
+          <w:rFonts w:asciiTheme="minorHAnsi" w:eastAsiaTheme="minorEastAsia" w:hAnsiTheme="minorHAnsi" w:cstheme="minorBidi"/>
+        </w:rPr>
+        <w:t xml:space="preserve"> for the instructor to view it) to this Assignment Dropbox before the due date indicated. </w:t>
+      </w:r>
+      <w:r>
+        <w:rPr>
+          <w:rFonts w:asciiTheme="minorHAnsi" w:eastAsiaTheme="minorEastAsia" w:hAnsiTheme="minorHAnsi" w:cstheme="minorBidi"/>
         </w:rPr>
         <w:t xml:space="preserve"> Your video needs to show your code running, and it needs to explain how it works—not just what it does, but how it does it.</w:t>
       </w:r>
     </w:p>
     <w:p>
       <w:pPr>
-        <w:widowControl w:val="1"/>
-        <w:rPr>
-          <w:rFonts w:ascii="Calibri" w:hAnsi="Calibri" w:eastAsia="Calibri" w:cs="Calibri" w:asciiTheme="minorAscii" w:hAnsiTheme="minorAscii" w:eastAsiaTheme="minorAscii" w:cstheme="minorAscii"/>
+        <w:widowControl/>
+        <w:rPr>
+          <w:rFonts w:asciiTheme="minorHAnsi" w:eastAsiaTheme="minorEastAsia" w:hAnsiTheme="minorHAnsi" w:cstheme="minorBidi"/>
         </w:rPr>
       </w:pPr>
     </w:p>
     <w:p>
       <w:pPr>
         <w:pStyle w:val="ListParagraph"/>
-        <w:widowControl w:val="1"/>
+        <w:widowControl/>
         <w:numPr>
           <w:ilvl w:val="0"/>
-          <w:numId w:val="32"/>
+          <w:numId w:val="1"/>
         </w:numPr>
         <w:rPr>
-          <w:rFonts w:ascii="Calibri" w:hAnsi="Calibri" w:eastAsia="Calibri" w:cs="Calibri" w:asciiTheme="minorAscii" w:hAnsiTheme="minorAscii" w:eastAsiaTheme="minorAscii" w:cstheme="minorAscii"/>
-        </w:rPr>
-      </w:pPr>
-      <w:r>
-        <w:rPr>
-          <w:rFonts w:ascii="Calibri" w:hAnsi="Calibri" w:eastAsia="Calibri" w:cs="Calibri" w:asciiTheme="minorAscii" w:hAnsiTheme="minorAscii" w:eastAsiaTheme="minorAscii" w:cstheme="minorAscii"/>
-        </w:rPr>
-        <w:t xml:space="preserve">You must also </w:t>
-      </w:r>
-      <w:r>
-        <w:rPr>
-          <w:rFonts w:ascii="Calibri" w:hAnsi="Calibri" w:eastAsia="Calibri" w:cs="Calibri" w:asciiTheme="minorAscii" w:hAnsiTheme="minorAscii" w:eastAsiaTheme="minorAscii" w:cstheme="minorAscii"/>
-        </w:rPr>
-        <w:t>submit</w:t>
-      </w:r>
-      <w:r>
-        <w:rPr>
-          <w:rFonts w:ascii="Calibri" w:hAnsi="Calibri" w:eastAsia="Calibri" w:cs="Calibri" w:asciiTheme="minorAscii" w:hAnsiTheme="minorAscii" w:eastAsiaTheme="minorAscii" w:cstheme="minorAscii"/>
-        </w:rPr>
-        <w:t xml:space="preserve"> your code files (HTML, CSS, JS) in a single zipped f</w:t>
-      </w:r>
-      <w:r>
-        <w:rPr>
-          <w:rFonts w:ascii="Calibri" w:hAnsi="Calibri" w:eastAsia="Calibri" w:cs="Calibri" w:asciiTheme="minorAscii" w:hAnsiTheme="minorAscii" w:eastAsiaTheme="minorAscii" w:cstheme="minorAscii"/>
+          <w:rFonts w:asciiTheme="minorHAnsi" w:eastAsiaTheme="minorEastAsia" w:hAnsiTheme="minorHAnsi" w:cstheme="minorBidi"/>
+        </w:rPr>
+      </w:pPr>
+      <w:r>
+        <w:rPr>
+          <w:rFonts w:asciiTheme="minorHAnsi" w:eastAsiaTheme="minorEastAsia" w:hAnsiTheme="minorHAnsi" w:cstheme="minorBidi"/>
+        </w:rPr>
+        <w:t>You must also submit your code files (HTML, CSS, JS) in a single zipped f</w:t>
+      </w:r>
+      <w:r>
+        <w:rPr>
+          <w:rFonts w:asciiTheme="minorHAnsi" w:eastAsiaTheme="minorEastAsia" w:hAnsiTheme="minorHAnsi" w:cstheme="minorBidi"/>
         </w:rPr>
         <w:t>older</w:t>
       </w:r>
       <w:r>
         <w:rPr>
-          <w:rFonts w:ascii="Calibri" w:hAnsi="Calibri" w:eastAsia="Calibri" w:cs="Calibri" w:asciiTheme="minorAscii" w:hAnsiTheme="minorAscii" w:eastAsiaTheme="minorAscii" w:cstheme="minorAscii"/>
+          <w:rFonts w:asciiTheme="minorHAnsi" w:eastAsiaTheme="minorEastAsia" w:hAnsiTheme="minorHAnsi" w:cstheme="minorBidi"/>
         </w:rPr>
         <w:t xml:space="preserve">. </w:t>
       </w:r>
     </w:p>
     <w:p>
       <w:pPr>
-        <w:widowControl w:val="1"/>
-        <w:rPr>
-          <w:rFonts w:ascii="Calibri" w:hAnsi="Calibri" w:eastAsia="Calibri" w:cs="Calibri" w:asciiTheme="minorAscii" w:hAnsiTheme="minorAscii" w:eastAsiaTheme="minorAscii" w:cstheme="minorAscii"/>
+        <w:widowControl/>
+        <w:rPr>
+          <w:rFonts w:asciiTheme="minorHAnsi" w:eastAsiaTheme="minorEastAsia" w:hAnsiTheme="minorHAnsi" w:cstheme="minorBidi"/>
         </w:rPr>
       </w:pPr>
     </w:p>
     <w:p>
       <w:pPr>
         <w:pStyle w:val="ListParagraph"/>
-        <w:widowControl w:val="1"/>
+        <w:widowControl/>
         <w:numPr>
           <w:ilvl w:val="0"/>
-          <w:numId w:val="32"/>
+          <w:numId w:val="1"/>
         </w:numPr>
         <w:rPr>
-          <w:rFonts w:ascii="Calibri" w:hAnsi="Calibri" w:eastAsia="Calibri" w:cs="Calibri" w:asciiTheme="minorAscii" w:hAnsiTheme="minorAscii" w:eastAsiaTheme="minorAscii" w:cstheme="minorAscii"/>
-        </w:rPr>
-      </w:pPr>
-      <w:r>
-        <w:rPr>
-          <w:rFonts w:ascii="Calibri" w:hAnsi="Calibri" w:eastAsia="Calibri" w:cs="Calibri" w:asciiTheme="minorAscii" w:hAnsiTheme="minorAscii" w:eastAsiaTheme="minorAscii" w:cstheme="minorAscii"/>
+          <w:rFonts w:asciiTheme="minorHAnsi" w:eastAsiaTheme="minorEastAsia" w:hAnsiTheme="minorHAnsi" w:cstheme="minorBidi"/>
+        </w:rPr>
+      </w:pPr>
+      <w:r>
+        <w:rPr>
+          <w:rFonts w:asciiTheme="minorHAnsi" w:eastAsiaTheme="minorEastAsia" w:hAnsiTheme="minorHAnsi" w:cstheme="minorBidi"/>
         </w:rPr>
         <w:t xml:space="preserve">Submissions that do not include BOTH a video AND </w:t>
       </w:r>
       <w:r>
         <w:rPr>
-          <w:rFonts w:ascii="Calibri" w:hAnsi="Calibri" w:eastAsia="Calibri" w:cs="Calibri" w:asciiTheme="minorAscii" w:hAnsiTheme="minorAscii" w:eastAsiaTheme="minorAscii" w:cstheme="minorAscii"/>
+          <w:rFonts w:asciiTheme="minorHAnsi" w:eastAsiaTheme="minorEastAsia" w:hAnsiTheme="minorHAnsi" w:cstheme="minorBidi"/>
         </w:rPr>
         <w:t>a single zipped folder</w:t>
       </w:r>
       <w:r>
         <w:rPr>
-          <w:rFonts w:ascii="Calibri" w:hAnsi="Calibri" w:eastAsia="Calibri" w:cs="Calibri" w:asciiTheme="minorAscii" w:hAnsiTheme="minorAscii" w:eastAsiaTheme="minorAscii" w:cstheme="minorAscii"/>
-        </w:rPr>
-        <w:t xml:space="preserve"> will be considered incomplete</w:t>
-      </w:r>
-      <w:r>
-        <w:rPr>
-          <w:rFonts w:ascii="Calibri" w:hAnsi="Calibri" w:eastAsia="Calibri" w:cs="Calibri" w:asciiTheme="minorAscii" w:hAnsiTheme="minorAscii" w:eastAsiaTheme="minorAscii" w:cstheme="minorAscii"/>
-        </w:rPr>
-        <w:t>. Your submission is not considered to have been handed in until both these things have been received</w:t>
-      </w:r>
-      <w:r>
-        <w:rPr>
-          <w:rFonts w:ascii="Calibri" w:hAnsi="Calibri" w:eastAsia="Calibri" w:cs="Calibri" w:asciiTheme="minorAscii" w:hAnsiTheme="minorAscii" w:eastAsiaTheme="minorAscii" w:cstheme="minorAscii"/>
+          <w:rFonts w:asciiTheme="minorHAnsi" w:eastAsiaTheme="minorEastAsia" w:hAnsiTheme="minorHAnsi" w:cstheme="minorBidi"/>
+        </w:rPr>
+        <w:t xml:space="preserve"> will be considered incomplete. Your submission is not considered to have been handed in until both these things have been received</w:t>
+      </w:r>
+      <w:r>
+        <w:rPr>
+          <w:rFonts w:asciiTheme="minorHAnsi" w:eastAsiaTheme="minorEastAsia" w:hAnsiTheme="minorHAnsi" w:cstheme="minorBidi"/>
         </w:rPr>
         <w:t>, regardless of what Brightspace says!</w:t>
       </w:r>
     </w:p>
     <w:p>
       <w:pPr>
-        <w:widowControl w:val="1"/>
-        <w:rPr>
-          <w:rFonts w:ascii="Calibri" w:hAnsi="Calibri" w:eastAsia="Calibri" w:cs="Calibri" w:asciiTheme="minorAscii" w:hAnsiTheme="minorAscii" w:eastAsiaTheme="minorAscii" w:cstheme="minorAscii"/>
+        <w:widowControl/>
+        <w:rPr>
+          <w:rFonts w:asciiTheme="minorHAnsi" w:eastAsiaTheme="minorEastAsia" w:hAnsiTheme="minorHAnsi" w:cstheme="minorBidi"/>
         </w:rPr>
       </w:pPr>
     </w:p>
     <w:p>
       <w:pPr>
         <w:pStyle w:val="ListParagraph"/>
-        <w:widowControl w:val="1"/>
+        <w:widowControl/>
         <w:numPr>
           <w:ilvl w:val="0"/>
-          <w:numId w:val="32"/>
+          <w:numId w:val="1"/>
         </w:numPr>
         <w:rPr>
-          <w:rFonts w:ascii="Calibri" w:hAnsi="Calibri" w:eastAsia="Calibri" w:cs="Calibri" w:asciiTheme="minorAscii" w:hAnsiTheme="minorAscii" w:eastAsiaTheme="minorAscii" w:cstheme="minorAscii"/>
-        </w:rPr>
-      </w:pPr>
-      <w:r>
-        <w:rPr>
-          <w:rFonts w:ascii="Calibri" w:hAnsi="Calibri" w:eastAsia="Calibri" w:cs="Calibri" w:asciiTheme="minorAscii" w:hAnsiTheme="minorAscii" w:eastAsiaTheme="minorAscii" w:cstheme="minorAscii"/>
-        </w:rPr>
-        <w:t xml:space="preserve">Submissions that include unzipped files will also be considered as unsubmitted. Your assignment will not be considered as </w:t>
-      </w:r>
-      <w:r>
-        <w:rPr>
-          <w:rFonts w:ascii="Calibri" w:hAnsi="Calibri" w:eastAsia="Calibri" w:cs="Calibri" w:asciiTheme="minorAscii" w:hAnsiTheme="minorAscii" w:eastAsiaTheme="minorAscii" w:cstheme="minorAscii"/>
-        </w:rPr>
-        <w:t>submitted</w:t>
-      </w:r>
-      <w:r>
-        <w:rPr>
-          <w:rFonts w:ascii="Calibri" w:hAnsi="Calibri" w:eastAsia="Calibri" w:cs="Calibri" w:asciiTheme="minorAscii" w:hAnsiTheme="minorAscii" w:eastAsiaTheme="minorAscii" w:cstheme="minorAscii"/>
-        </w:rPr>
-        <w:t xml:space="preserve"> until you have </w:t>
-      </w:r>
-      <w:r>
-        <w:rPr>
-          <w:rFonts w:ascii="Calibri" w:hAnsi="Calibri" w:eastAsia="Calibri" w:cs="Calibri" w:asciiTheme="minorAscii" w:hAnsiTheme="minorAscii" w:eastAsiaTheme="minorAscii" w:cstheme="minorAscii"/>
+          <w:rFonts w:asciiTheme="minorHAnsi" w:eastAsiaTheme="minorEastAsia" w:hAnsiTheme="minorHAnsi" w:cstheme="minorBidi"/>
+        </w:rPr>
+      </w:pPr>
+      <w:r>
+        <w:rPr>
+          <w:rFonts w:asciiTheme="minorHAnsi" w:eastAsiaTheme="minorEastAsia" w:hAnsiTheme="minorHAnsi" w:cstheme="minorBidi"/>
+        </w:rPr>
+        <w:t xml:space="preserve">Submissions that include unzipped files will also be considered as unsubmitted. Your assignment will not be considered as submitted until you have </w:t>
+      </w:r>
+      <w:r>
+        <w:rPr>
+          <w:rFonts w:asciiTheme="minorHAnsi" w:eastAsiaTheme="minorEastAsia" w:hAnsiTheme="minorHAnsi" w:cstheme="minorBidi"/>
         </w:rPr>
         <w:t xml:space="preserve">fully </w:t>
       </w:r>
       <w:r>
         <w:rPr>
-          <w:rFonts w:ascii="Calibri" w:hAnsi="Calibri" w:eastAsia="Calibri" w:cs="Calibri" w:asciiTheme="minorAscii" w:hAnsiTheme="minorAscii" w:eastAsiaTheme="minorAscii" w:cstheme="minorAscii"/>
+          <w:rFonts w:asciiTheme="minorHAnsi" w:eastAsiaTheme="minorEastAsia" w:hAnsiTheme="minorHAnsi" w:cstheme="minorBidi"/>
         </w:rPr>
         <w:t>met the submission requirements.</w:t>
       </w:r>
     </w:p>
     <w:p>
       <w:pPr>
-        <w:widowControl w:val="1"/>
-        <w:rPr>
-          <w:rFonts w:ascii="Calibri" w:hAnsi="Calibri" w:eastAsia="Calibri" w:cs="Calibri" w:asciiTheme="minorAscii" w:hAnsiTheme="minorAscii" w:eastAsiaTheme="minorAscii" w:cstheme="minorAscii"/>
+        <w:widowControl/>
+        <w:rPr>
+          <w:rFonts w:asciiTheme="minorHAnsi" w:eastAsiaTheme="minorEastAsia" w:hAnsiTheme="minorHAnsi" w:cstheme="minorBidi"/>
         </w:rPr>
       </w:pPr>
     </w:p>
@@ -380,42 +365,42 @@
       <w:pPr>
         <w:pStyle w:val="Heading1"/>
         <w:rPr>
-          <w:rFonts w:ascii="Calibri" w:hAnsi="Calibri" w:eastAsia="Calibri" w:cs="Calibri" w:asciiTheme="minorAscii" w:hAnsiTheme="minorAscii" w:eastAsiaTheme="minorAscii" w:cstheme="minorAscii"/>
-        </w:rPr>
-      </w:pPr>
-      <w:r>
-        <w:rPr>
-          <w:rFonts w:ascii="Calibri" w:hAnsi="Calibri" w:eastAsia="Calibri" w:cs="Calibri" w:asciiTheme="minorAscii" w:hAnsiTheme="minorAscii" w:eastAsiaTheme="minorAscii" w:cstheme="minorAscii"/>
+          <w:rFonts w:asciiTheme="minorHAnsi" w:eastAsiaTheme="minorEastAsia" w:hAnsiTheme="minorHAnsi" w:cstheme="minorBidi"/>
+        </w:rPr>
+      </w:pPr>
+      <w:r>
+        <w:rPr>
+          <w:rFonts w:asciiTheme="minorHAnsi" w:eastAsiaTheme="minorEastAsia" w:hAnsiTheme="minorHAnsi" w:cstheme="minorBidi"/>
         </w:rPr>
         <w:t xml:space="preserve">Assignment Parts </w:t>
       </w:r>
       <w:r>
         <w:rPr>
-          <w:rFonts w:ascii="Calibri" w:hAnsi="Calibri" w:eastAsia="Calibri" w:cs="Calibri" w:asciiTheme="minorAscii" w:hAnsiTheme="minorAscii" w:eastAsiaTheme="minorAscii" w:cstheme="minorAscii"/>
+          <w:rFonts w:asciiTheme="minorHAnsi" w:eastAsiaTheme="minorEastAsia" w:hAnsiTheme="minorHAnsi" w:cstheme="minorBidi"/>
         </w:rPr>
         <w:t>(</w:t>
       </w:r>
       <w:r>
         <w:rPr>
-          <w:rFonts w:ascii="Calibri" w:hAnsi="Calibri" w:eastAsia="Calibri" w:cs="Calibri" w:asciiTheme="minorAscii" w:hAnsiTheme="minorAscii" w:eastAsiaTheme="minorAscii" w:cstheme="minorAscii"/>
+          <w:rFonts w:asciiTheme="minorHAnsi" w:eastAsiaTheme="minorEastAsia" w:hAnsiTheme="minorHAnsi" w:cstheme="minorBidi"/>
         </w:rPr>
         <w:t>5</w:t>
       </w:r>
       <w:r>
         <w:rPr>
-          <w:rFonts w:ascii="Calibri" w:hAnsi="Calibri" w:eastAsia="Calibri" w:cs="Calibri" w:asciiTheme="minorAscii" w:hAnsiTheme="minorAscii" w:eastAsiaTheme="minorAscii" w:cstheme="minorAscii"/>
+          <w:rFonts w:asciiTheme="minorHAnsi" w:eastAsiaTheme="minorEastAsia" w:hAnsiTheme="minorHAnsi" w:cstheme="minorBidi"/>
         </w:rPr>
         <w:t>0 points</w:t>
       </w:r>
       <w:r>
         <w:rPr>
-          <w:rFonts w:ascii="Calibri" w:hAnsi="Calibri" w:eastAsia="Calibri" w:cs="Calibri" w:asciiTheme="minorAscii" w:hAnsiTheme="minorAscii" w:eastAsiaTheme="minorAscii" w:cstheme="minorAscii"/>
+          <w:rFonts w:asciiTheme="minorHAnsi" w:eastAsiaTheme="minorEastAsia" w:hAnsiTheme="minorHAnsi" w:cstheme="minorBidi"/>
         </w:rPr>
         <w:t xml:space="preserve"> total</w:t>
       </w:r>
       <w:r>
         <w:rPr>
-          <w:rFonts w:ascii="Calibri" w:hAnsi="Calibri" w:eastAsia="Calibri" w:cs="Calibri" w:asciiTheme="minorAscii" w:hAnsiTheme="minorAscii" w:eastAsiaTheme="minorAscii" w:cstheme="minorAscii"/>
+          <w:rFonts w:asciiTheme="minorHAnsi" w:eastAsiaTheme="minorEastAsia" w:hAnsiTheme="minorHAnsi" w:cstheme="minorBidi"/>
         </w:rPr>
         <w:t>)</w:t>
       </w:r>
@@ -423,58 +408,63 @@
     <w:p>
       <w:pPr>
         <w:rPr>
-          <w:rFonts w:ascii="Calibri" w:hAnsi="Calibri" w:eastAsia="Calibri" w:cs="Calibri" w:asciiTheme="minorAscii" w:hAnsiTheme="minorAscii" w:eastAsiaTheme="minorAscii" w:cstheme="minorAscii"/>
+          <w:rFonts w:asciiTheme="minorHAnsi" w:eastAsiaTheme="minorEastAsia" w:hAnsiTheme="minorHAnsi" w:cstheme="minorBidi"/>
         </w:rPr>
       </w:pPr>
     </w:p>
     <w:p>
       <w:pPr>
         <w:pStyle w:val="ListParagraph"/>
-        <w:widowControl w:val="1"/>
+        <w:widowControl/>
         <w:spacing w:after="200" w:line="276" w:lineRule="auto"/>
-        <w:ind w:left="0" w:firstLine="0"/>
-        <w:rPr>
-          <w:rFonts w:ascii="Calibri" w:hAnsi="Calibri" w:eastAsia="Calibri" w:cs="Calibri" w:asciiTheme="minorAscii" w:hAnsiTheme="minorAscii" w:eastAsiaTheme="minorAscii" w:cstheme="minorAscii"/>
-          <w:b w:val="1"/>
-          <w:bCs w:val="1"/>
-          <w:smallCaps w:val="1"/>
+        <w:ind w:left="0"/>
+        <w:rPr>
+          <w:rFonts w:asciiTheme="minorHAnsi" w:eastAsiaTheme="minorEastAsia" w:hAnsiTheme="minorHAnsi" w:cstheme="minorBidi"/>
+          <w:b/>
+          <w:bCs/>
+          <w:smallCaps/>
           <w:sz w:val="26"/>
           <w:szCs w:val="26"/>
-        </w:rPr>
-      </w:pPr>
-      <w:r>
-        <w:rPr>
-          <w:rFonts w:ascii="Calibri" w:hAnsi="Calibri" w:eastAsia="Calibri" w:cs="Calibri" w:asciiTheme="minorAscii" w:hAnsiTheme="minorAscii" w:eastAsiaTheme="minorAscii" w:cstheme="minorAscii"/>
-          <w:b w:val="1"/>
-          <w:bCs w:val="1"/>
-          <w:smallCaps w:val="1"/>
+          <w:highlight w:val="lightGray"/>
+        </w:rPr>
+      </w:pPr>
+      <w:r>
+        <w:rPr>
+          <w:rFonts w:asciiTheme="minorHAnsi" w:eastAsiaTheme="minorEastAsia" w:hAnsiTheme="minorHAnsi" w:cstheme="minorBidi"/>
+          <w:b/>
+          <w:bCs/>
+          <w:smallCaps/>
+          <w:highlight w:val="lightGray"/>
         </w:rPr>
         <w:t xml:space="preserve">PART ONE: </w:t>
       </w:r>
       <w:r>
         <w:rPr>
-          <w:rFonts w:ascii="Calibri" w:hAnsi="Calibri" w:eastAsia="Calibri" w:cs="Calibri" w:asciiTheme="minorAscii" w:hAnsiTheme="minorAscii" w:eastAsiaTheme="minorAscii" w:cstheme="minorAscii"/>
-          <w:b w:val="1"/>
-          <w:bCs w:val="1"/>
-          <w:smallCaps w:val="1"/>
+          <w:rFonts w:asciiTheme="minorHAnsi" w:eastAsiaTheme="minorEastAsia" w:hAnsiTheme="minorHAnsi" w:cstheme="minorBidi"/>
+          <w:b/>
+          <w:bCs/>
+          <w:smallCaps/>
+          <w:highlight w:val="lightGray"/>
         </w:rPr>
         <w:t xml:space="preserve">Retrieve and </w:t>
       </w:r>
       <w:r>
         <w:rPr>
-          <w:rFonts w:ascii="Calibri" w:hAnsi="Calibri" w:eastAsia="Calibri" w:cs="Calibri" w:asciiTheme="minorAscii" w:hAnsiTheme="minorAscii" w:eastAsiaTheme="minorAscii" w:cstheme="minorAscii"/>
-          <w:b w:val="1"/>
-          <w:bCs w:val="1"/>
-          <w:smallCaps w:val="1"/>
+          <w:rFonts w:asciiTheme="minorHAnsi" w:eastAsiaTheme="minorEastAsia" w:hAnsiTheme="minorHAnsi" w:cstheme="minorBidi"/>
+          <w:b/>
+          <w:bCs/>
+          <w:smallCaps/>
+          <w:highlight w:val="lightGray"/>
         </w:rPr>
         <w:t>P</w:t>
       </w:r>
       <w:r>
         <w:rPr>
-          <w:rFonts w:ascii="Calibri" w:hAnsi="Calibri" w:eastAsia="Calibri" w:cs="Calibri" w:asciiTheme="minorAscii" w:hAnsiTheme="minorAscii" w:eastAsiaTheme="minorAscii" w:cstheme="minorAscii"/>
-          <w:b w:val="1"/>
-          <w:bCs w:val="1"/>
-          <w:smallCaps w:val="1"/>
+          <w:rFonts w:asciiTheme="minorHAnsi" w:eastAsiaTheme="minorEastAsia" w:hAnsiTheme="minorHAnsi" w:cstheme="minorBidi"/>
+          <w:b/>
+          <w:bCs/>
+          <w:smallCaps/>
+          <w:highlight w:val="lightGray"/>
         </w:rPr>
         <w:t>ersist a Deck of Cards from the API (10 pts)</w:t>
       </w:r>
@@ -482,47 +472,54 @@
     <w:p>
       <w:pPr>
         <w:rPr>
-          <w:rFonts w:ascii="Calibri" w:hAnsi="Calibri" w:eastAsia="Calibri" w:cs="Calibri" w:asciiTheme="minorAscii" w:hAnsiTheme="minorAscii" w:eastAsiaTheme="minorAscii" w:cstheme="minorAscii"/>
-        </w:rPr>
-      </w:pPr>
-      <w:r>
-        <w:rPr>
-          <w:rFonts w:ascii="Calibri" w:hAnsi="Calibri" w:eastAsia="Calibri" w:cs="Calibri" w:asciiTheme="minorAscii" w:hAnsiTheme="minorAscii" w:eastAsiaTheme="minorAscii" w:cstheme="minorAscii"/>
+          <w:rFonts w:asciiTheme="minorHAnsi" w:eastAsiaTheme="minorEastAsia" w:hAnsiTheme="minorHAnsi" w:cstheme="minorBidi"/>
+        </w:rPr>
+      </w:pPr>
+      <w:r>
+        <w:rPr>
+          <w:rFonts w:asciiTheme="minorHAnsi" w:eastAsiaTheme="minorEastAsia" w:hAnsiTheme="minorHAnsi" w:cstheme="minorBidi"/>
+          <w:highlight w:val="lightGray"/>
         </w:rPr>
         <w:t>Using the Deck of Cards API (</w:t>
       </w:r>
-      <w:hyperlink r:id="Rb685446c4ddf4ef5">
+      <w:hyperlink r:id="rId12">
         <w:r>
           <w:rPr>
             <w:rStyle w:val="Hyperlink"/>
-            <w:rFonts w:ascii="Calibri" w:hAnsi="Calibri" w:eastAsia="Calibri" w:cs="Calibri" w:asciiTheme="minorAscii" w:hAnsiTheme="minorAscii" w:eastAsiaTheme="minorAscii" w:cstheme="minorAscii"/>
+            <w:rFonts w:asciiTheme="minorHAnsi" w:eastAsiaTheme="minorEastAsia" w:hAnsiTheme="minorHAnsi" w:cstheme="minorBidi"/>
+            <w:highlight w:val="lightGray"/>
           </w:rPr>
           <w:t>https://deckofcardsapi.com/</w:t>
         </w:r>
       </w:hyperlink>
       <w:r>
         <w:rPr>
-          <w:rFonts w:ascii="Calibri" w:hAnsi="Calibri" w:eastAsia="Calibri" w:cs="Calibri" w:asciiTheme="minorAscii" w:hAnsiTheme="minorAscii" w:eastAsiaTheme="minorAscii" w:cstheme="minorAscii"/>
+          <w:rFonts w:asciiTheme="minorHAnsi" w:eastAsiaTheme="minorEastAsia" w:hAnsiTheme="minorHAnsi" w:cstheme="minorBidi"/>
+          <w:highlight w:val="lightGray"/>
         </w:rPr>
         <w:t xml:space="preserve">), use </w:t>
       </w:r>
-      <w:r>
-        <w:rPr>
-          <w:rFonts w:ascii="Calibri" w:hAnsi="Calibri" w:eastAsia="Calibri" w:cs="Calibri" w:asciiTheme="minorAscii" w:hAnsiTheme="minorAscii" w:eastAsiaTheme="minorAscii" w:cstheme="minorAscii"/>
-        </w:rPr>
-        <w:t>fetch(</w:t>
-      </w:r>
-      <w:r>
-        <w:rPr>
-          <w:rFonts w:ascii="Calibri" w:hAnsi="Calibri" w:eastAsia="Calibri" w:cs="Calibri" w:asciiTheme="minorAscii" w:hAnsiTheme="minorAscii" w:eastAsiaTheme="minorAscii" w:cstheme="minorAscii"/>
-        </w:rPr>
-        <w:t xml:space="preserve">) </w:t>
-      </w:r>
-      <w:r>
-        <w:rPr>
-          <w:rFonts w:ascii="Calibri" w:hAnsi="Calibri" w:eastAsia="Calibri" w:cs="Calibri" w:asciiTheme="minorAscii" w:hAnsiTheme="minorAscii" w:eastAsiaTheme="minorAscii" w:cstheme="minorAscii"/>
-        </w:rPr>
-        <w:t xml:space="preserve">to retrieve a deck of cards that can be used by the application. </w:t>
+      <w:proofErr w:type="gramStart"/>
+      <w:r>
+        <w:rPr>
+          <w:rFonts w:asciiTheme="minorHAnsi" w:eastAsiaTheme="minorEastAsia" w:hAnsiTheme="minorHAnsi" w:cstheme="minorBidi"/>
+          <w:highlight w:val="lightGray"/>
+        </w:rPr>
+        <w:t xml:space="preserve">fetch() </w:t>
+      </w:r>
+      <w:r>
+        <w:rPr>
+          <w:rFonts w:asciiTheme="minorHAnsi" w:eastAsiaTheme="minorEastAsia" w:hAnsiTheme="minorHAnsi" w:cstheme="minorBidi"/>
+          <w:highlight w:val="lightGray"/>
+        </w:rPr>
+        <w:t>to retrieve a deck of cards that can be used by the application.</w:t>
+      </w:r>
+      <w:proofErr w:type="gramEnd"/>
+      <w:r>
+        <w:rPr>
+          <w:rFonts w:asciiTheme="minorHAnsi" w:eastAsiaTheme="minorEastAsia" w:hAnsiTheme="minorHAnsi" w:cstheme="minorBidi"/>
+        </w:rPr>
+        <w:t xml:space="preserve"> </w:t>
       </w:r>
       <w:r>
         <w:br/>
@@ -531,33 +528,36 @@
     <w:p>
       <w:pPr>
         <w:pStyle w:val="ListParagraph"/>
-        <w:widowControl w:val="1"/>
+        <w:widowControl/>
         <w:spacing w:after="200" w:line="276" w:lineRule="auto"/>
         <w:ind w:left="709" w:hanging="709"/>
         <w:rPr>
-          <w:rFonts w:ascii="Calibri" w:hAnsi="Calibri" w:eastAsia="Calibri" w:cs="Calibri" w:asciiTheme="minorAscii" w:hAnsiTheme="minorAscii" w:eastAsiaTheme="minorAscii" w:cstheme="minorAscii"/>
-          <w:b w:val="1"/>
-          <w:bCs w:val="1"/>
-          <w:smallCaps w:val="1"/>
+          <w:rFonts w:asciiTheme="minorHAnsi" w:eastAsiaTheme="minorEastAsia" w:hAnsiTheme="minorHAnsi" w:cstheme="minorBidi"/>
+          <w:b/>
+          <w:bCs/>
+          <w:smallCaps/>
           <w:sz w:val="26"/>
           <w:szCs w:val="26"/>
-        </w:rPr>
-      </w:pPr>
-      <w:r>
-        <w:rPr>
-          <w:rFonts w:ascii="Calibri" w:hAnsi="Calibri" w:eastAsia="Calibri" w:cs="Calibri" w:asciiTheme="minorAscii" w:hAnsiTheme="minorAscii" w:eastAsiaTheme="minorAscii" w:cstheme="minorAscii"/>
-          <w:b w:val="1"/>
-          <w:bCs w:val="1"/>
-          <w:smallCaps w:val="1"/>
+          <w:highlight w:val="lightGray"/>
+        </w:rPr>
+      </w:pPr>
+      <w:r>
+        <w:rPr>
+          <w:rFonts w:asciiTheme="minorHAnsi" w:eastAsiaTheme="minorEastAsia" w:hAnsiTheme="minorHAnsi" w:cstheme="minorBidi"/>
+          <w:b/>
+          <w:bCs/>
+          <w:smallCaps/>
+          <w:highlight w:val="lightGray"/>
         </w:rPr>
         <w:t xml:space="preserve">PART TWO: </w:t>
       </w:r>
       <w:r>
         <w:rPr>
-          <w:rFonts w:ascii="Calibri" w:hAnsi="Calibri" w:eastAsia="Calibri" w:cs="Calibri" w:asciiTheme="minorAscii" w:hAnsiTheme="minorAscii" w:eastAsiaTheme="minorAscii" w:cstheme="minorAscii"/>
-          <w:b w:val="1"/>
-          <w:bCs w:val="1"/>
-          <w:smallCaps w:val="1"/>
+          <w:rFonts w:asciiTheme="minorHAnsi" w:eastAsiaTheme="minorEastAsia" w:hAnsiTheme="minorHAnsi" w:cstheme="minorBidi"/>
+          <w:b/>
+          <w:bCs/>
+          <w:smallCaps/>
+          <w:highlight w:val="lightGray"/>
         </w:rPr>
         <w:t>Request Five Cards from the Deck (10 pts)</w:t>
       </w:r>
@@ -565,50 +565,21 @@
     <w:p>
       <w:pPr>
         <w:rPr>
-          <w:rFonts w:ascii="Calibri" w:hAnsi="Calibri" w:eastAsia="Calibri" w:cs="Calibri" w:asciiTheme="minorAscii" w:hAnsiTheme="minorAscii" w:eastAsiaTheme="minorAscii" w:cstheme="minorAscii"/>
-        </w:rPr>
-      </w:pPr>
-      <w:r>
-        <w:rPr>
-          <w:rFonts w:ascii="Calibri" w:hAnsi="Calibri" w:eastAsia="Calibri" w:cs="Calibri" w:asciiTheme="minorAscii" w:hAnsiTheme="minorAscii" w:eastAsiaTheme="minorAscii" w:cstheme="minorAscii"/>
-        </w:rPr>
-        <w:t>Using the deck that was retrieved in REQ-001, ask the API for a hand of five cards from the deck.</w:t>
-      </w:r>
-      <w:r>
-        <w:rPr>
-          <w:rFonts w:ascii="Calibri" w:hAnsi="Calibri" w:eastAsia="Calibri" w:cs="Calibri" w:asciiTheme="minorAscii" w:hAnsiTheme="minorAscii" w:eastAsiaTheme="minorAscii" w:cstheme="minorAscii"/>
-        </w:rPr>
-        <w:t xml:space="preserve"> Store the given cards in </w:t>
-      </w:r>
-      <w:r>
-        <w:rPr>
-          <w:rFonts w:ascii="Calibri" w:hAnsi="Calibri" w:eastAsia="Calibri" w:cs="Calibri" w:asciiTheme="minorAscii" w:hAnsiTheme="minorAscii" w:eastAsiaTheme="minorAscii" w:cstheme="minorAscii"/>
-        </w:rPr>
-        <w:t>an appropriate manner</w:t>
-      </w:r>
-      <w:r>
-        <w:rPr>
-          <w:rFonts w:ascii="Calibri" w:hAnsi="Calibri" w:eastAsia="Calibri" w:cs="Calibri" w:asciiTheme="minorAscii" w:hAnsiTheme="minorAscii" w:eastAsiaTheme="minorAscii" w:cstheme="minorAscii"/>
-        </w:rPr>
-        <w:t xml:space="preserve"> in your code so that you can evaluate </w:t>
-      </w:r>
-      <w:r>
-        <w:rPr>
-          <w:rFonts w:ascii="Calibri" w:hAnsi="Calibri" w:eastAsia="Calibri" w:cs="Calibri" w:asciiTheme="minorAscii" w:hAnsiTheme="minorAscii" w:eastAsiaTheme="minorAscii" w:cstheme="minorAscii"/>
-        </w:rPr>
-        <w:t>its</w:t>
-      </w:r>
-      <w:r>
-        <w:rPr>
-          <w:rFonts w:ascii="Calibri" w:hAnsi="Calibri" w:eastAsia="Calibri" w:cs="Calibri" w:asciiTheme="minorAscii" w:hAnsiTheme="minorAscii" w:eastAsiaTheme="minorAscii" w:cstheme="minorAscii"/>
-        </w:rPr>
-        <w:t xml:space="preserve"> contents.</w:t>
+          <w:rFonts w:asciiTheme="minorHAnsi" w:eastAsiaTheme="minorEastAsia" w:hAnsiTheme="minorHAnsi" w:cstheme="minorBidi"/>
+        </w:rPr>
+      </w:pPr>
+      <w:r>
+        <w:rPr>
+          <w:rFonts w:asciiTheme="minorHAnsi" w:eastAsiaTheme="minorEastAsia" w:hAnsiTheme="minorHAnsi" w:cstheme="minorBidi"/>
+          <w:highlight w:val="lightGray"/>
+        </w:rPr>
+        <w:t>Using the deck that was retrieved in REQ-001, ask the API for a hand of five cards from the deck. Store the given cards in an appropriate manner in your code so that you can evaluate its contents.</w:t>
       </w:r>
     </w:p>
     <w:p>
       <w:pPr>
         <w:rPr>
-          <w:rFonts w:ascii="Calibri" w:hAnsi="Calibri" w:eastAsia="Calibri" w:cs="Calibri" w:asciiTheme="minorAscii" w:hAnsiTheme="minorAscii" w:eastAsiaTheme="minorAscii" w:cstheme="minorAscii"/>
+          <w:rFonts w:asciiTheme="minorHAnsi" w:eastAsiaTheme="minorEastAsia" w:hAnsiTheme="minorHAnsi" w:cstheme="minorBidi"/>
           <w:color w:val="FFC000"/>
         </w:rPr>
       </w:pPr>
@@ -616,28 +587,32 @@
     <w:p>
       <w:pPr>
         <w:pStyle w:val="ListParagraph"/>
-        <w:widowControl w:val="1"/>
+        <w:widowControl/>
         <w:spacing w:after="200" w:line="276" w:lineRule="auto"/>
-        <w:ind w:left="0" w:firstLine="0"/>
-        <w:rPr>
-          <w:rFonts w:ascii="Calibri" w:hAnsi="Calibri" w:eastAsia="Calibri" w:cs="Calibri" w:asciiTheme="minorAscii" w:hAnsiTheme="minorAscii" w:eastAsiaTheme="minorAscii" w:cstheme="minorAscii"/>
-        </w:rPr>
-      </w:pPr>
-      <w:r>
-        <w:rPr>
-          <w:rFonts w:ascii="Calibri" w:hAnsi="Calibri" w:eastAsia="Calibri" w:cs="Calibri" w:asciiTheme="minorAscii" w:hAnsiTheme="minorAscii" w:eastAsiaTheme="minorAscii" w:cstheme="minorAscii"/>
-          <w:b w:val="1"/>
-          <w:bCs w:val="1"/>
-          <w:smallCaps w:val="1"/>
-        </w:rPr>
+        <w:ind w:left="0"/>
+        <w:rPr>
+          <w:rFonts w:asciiTheme="minorHAnsi" w:eastAsiaTheme="minorEastAsia" w:hAnsiTheme="minorHAnsi" w:cstheme="minorBidi"/>
+          <w:highlight w:val="lightGray"/>
+        </w:rPr>
+      </w:pPr>
+      <w:r>
+        <w:rPr>
+          <w:rFonts w:asciiTheme="minorHAnsi" w:eastAsiaTheme="minorEastAsia" w:hAnsiTheme="minorHAnsi" w:cstheme="minorBidi"/>
+          <w:b/>
+          <w:bCs/>
+          <w:smallCaps/>
+          <w:highlight w:val="lightGray"/>
+        </w:rPr>
+        <w:lastRenderedPageBreak/>
         <w:t xml:space="preserve">PART THREE: </w:t>
       </w:r>
       <w:r>
         <w:rPr>
-          <w:rFonts w:ascii="Calibri" w:hAnsi="Calibri" w:eastAsia="Calibri" w:cs="Calibri" w:asciiTheme="minorAscii" w:hAnsiTheme="minorAscii" w:eastAsiaTheme="minorAscii" w:cstheme="minorAscii"/>
-          <w:b w:val="1"/>
-          <w:bCs w:val="1"/>
-          <w:smallCaps w:val="1"/>
+          <w:rFonts w:asciiTheme="minorHAnsi" w:eastAsiaTheme="minorEastAsia" w:hAnsiTheme="minorHAnsi" w:cstheme="minorBidi"/>
+          <w:b/>
+          <w:bCs/>
+          <w:smallCaps/>
+          <w:highlight w:val="lightGray"/>
         </w:rPr>
         <w:t>Display the Hand in a Web Page (10 pts)</w:t>
       </w:r>
@@ -645,92 +620,90 @@
     <w:p>
       <w:pPr>
         <w:pStyle w:val="ListParagraph"/>
-        <w:widowControl w:val="1"/>
+        <w:widowControl/>
         <w:spacing w:after="200" w:line="276" w:lineRule="auto"/>
-        <w:ind w:left="0" w:firstLine="0"/>
-        <w:rPr>
-          <w:rFonts w:ascii="Calibri" w:hAnsi="Calibri" w:eastAsia="Calibri" w:cs="Calibri" w:asciiTheme="minorAscii" w:hAnsiTheme="minorAscii" w:eastAsiaTheme="minorAscii" w:cstheme="minorAscii"/>
-        </w:rPr>
-      </w:pPr>
-      <w:r>
-        <w:rPr>
-          <w:rFonts w:ascii="Calibri" w:hAnsi="Calibri" w:eastAsia="Calibri" w:cs="Calibri" w:asciiTheme="minorAscii" w:hAnsiTheme="minorAscii" w:eastAsiaTheme="minorAscii" w:cstheme="minorAscii"/>
+        <w:ind w:left="0"/>
+        <w:rPr>
+          <w:rFonts w:asciiTheme="minorHAnsi" w:eastAsiaTheme="minorEastAsia" w:hAnsiTheme="minorHAnsi" w:cstheme="minorBidi"/>
+        </w:rPr>
+      </w:pPr>
+      <w:r>
+        <w:rPr>
+          <w:rFonts w:asciiTheme="minorHAnsi" w:eastAsiaTheme="minorEastAsia" w:hAnsiTheme="minorHAnsi" w:cstheme="minorBidi"/>
+          <w:highlight w:val="lightGray"/>
         </w:rPr>
         <w:t xml:space="preserve">Display the cards in the browser. </w:t>
       </w:r>
       <w:r>
         <w:rPr>
-          <w:rFonts w:ascii="Calibri" w:hAnsi="Calibri" w:eastAsia="Calibri" w:cs="Calibri" w:asciiTheme="minorAscii" w:hAnsiTheme="minorAscii" w:eastAsiaTheme="minorAscii" w:cstheme="minorAscii"/>
-        </w:rPr>
-        <w:t xml:space="preserve"> Use a CSS stylesheet to arrange them on the screen.</w:t>
+          <w:rFonts w:asciiTheme="minorHAnsi" w:eastAsiaTheme="minorEastAsia" w:hAnsiTheme="minorHAnsi" w:cstheme="minorBidi"/>
+          <w:highlight w:val="lightGray"/>
+        </w:rPr>
+        <w:t xml:space="preserve"> Use a CSS </w:t>
+      </w:r>
+      <w:proofErr w:type="gramStart"/>
+      <w:r>
+        <w:rPr>
+          <w:rFonts w:asciiTheme="minorHAnsi" w:eastAsiaTheme="minorEastAsia" w:hAnsiTheme="minorHAnsi" w:cstheme="minorBidi"/>
+          <w:highlight w:val="lightGray"/>
+        </w:rPr>
+        <w:t>stylesheet</w:t>
+      </w:r>
+      <w:proofErr w:type="gramEnd"/>
+      <w:r>
+        <w:rPr>
+          <w:rFonts w:asciiTheme="minorHAnsi" w:eastAsiaTheme="minorEastAsia" w:hAnsiTheme="minorHAnsi" w:cstheme="minorBidi"/>
+          <w:highlight w:val="lightGray"/>
+        </w:rPr>
+        <w:t xml:space="preserve"> to arrange them on the screen.</w:t>
       </w:r>
     </w:p>
     <w:p>
       <w:pPr>
-        <w:pStyle w:val="Normal"/>
-        <w:widowControl w:val="1"/>
+        <w:widowControl/>
         <w:spacing w:after="200" w:line="276" w:lineRule="auto"/>
-        <w:ind/>
-        <w:rPr>
-          <w:rFonts w:ascii="Calibri" w:hAnsi="Calibri" w:eastAsia="Calibri" w:cs="Calibri" w:asciiTheme="minorAscii" w:hAnsiTheme="minorAscii" w:eastAsiaTheme="minorAscii" w:cstheme="minorAscii"/>
-          <w:b w:val="1"/>
-          <w:bCs w:val="1"/>
-          <w:smallCaps w:val="1"/>
+        <w:rPr>
+          <w:rFonts w:asciiTheme="minorHAnsi" w:eastAsiaTheme="minorEastAsia" w:hAnsiTheme="minorHAnsi" w:cstheme="minorBidi"/>
+          <w:b/>
+          <w:bCs/>
+          <w:smallCaps/>
           <w:sz w:val="26"/>
           <w:szCs w:val="26"/>
         </w:rPr>
       </w:pPr>
       <w:r>
         <w:rPr>
-          <w:rFonts w:ascii="Calibri" w:hAnsi="Calibri" w:eastAsia="Calibri" w:cs="Calibri" w:asciiTheme="minorAscii" w:hAnsiTheme="minorAscii" w:eastAsiaTheme="minorAscii" w:cstheme="minorAscii"/>
-          <w:b w:val="1"/>
-          <w:bCs w:val="1"/>
-          <w:smallCaps w:val="1"/>
+          <w:rFonts w:asciiTheme="minorHAnsi" w:eastAsiaTheme="minorEastAsia" w:hAnsiTheme="minorHAnsi" w:cstheme="minorBidi"/>
+          <w:b/>
+          <w:bCs/>
+          <w:smallCaps/>
         </w:rPr>
         <w:t xml:space="preserve">PART FOUR: </w:t>
       </w:r>
       <w:r>
         <w:rPr>
-          <w:rFonts w:ascii="Calibri" w:hAnsi="Calibri" w:eastAsia="Calibri" w:cs="Calibri" w:asciiTheme="minorAscii" w:hAnsiTheme="minorAscii" w:eastAsiaTheme="minorAscii" w:cstheme="minorAscii"/>
-          <w:b w:val="1"/>
-          <w:bCs w:val="1"/>
-          <w:smallCaps w:val="1"/>
-        </w:rPr>
-        <w:t xml:space="preserve">Write a Function that will </w:t>
-      </w:r>
-      <w:r>
-        <w:rPr>
-          <w:rFonts w:ascii="Calibri" w:hAnsi="Calibri" w:eastAsia="Calibri" w:cs="Calibri" w:asciiTheme="minorAscii" w:hAnsiTheme="minorAscii" w:eastAsiaTheme="minorAscii" w:cstheme="minorAscii"/>
-          <w:b w:val="1"/>
-          <w:bCs w:val="1"/>
-          <w:smallCaps w:val="1"/>
-        </w:rPr>
-        <w:t>determine</w:t>
-      </w:r>
-      <w:r>
-        <w:rPr>
-          <w:rFonts w:ascii="Calibri" w:hAnsi="Calibri" w:eastAsia="Calibri" w:cs="Calibri" w:asciiTheme="minorAscii" w:hAnsiTheme="minorAscii" w:eastAsiaTheme="minorAscii" w:cstheme="minorAscii"/>
-          <w:b w:val="1"/>
-          <w:bCs w:val="1"/>
-          <w:smallCaps w:val="1"/>
-        </w:rPr>
-        <w:t xml:space="preserve"> the highest Poker Hand for the displayed cards (</w:t>
-      </w:r>
-      <w:r>
-        <w:rPr>
-          <w:rFonts w:ascii="Calibri" w:hAnsi="Calibri" w:eastAsia="Calibri" w:cs="Calibri" w:asciiTheme="minorAscii" w:hAnsiTheme="minorAscii" w:eastAsiaTheme="minorAscii" w:cstheme="minorAscii"/>
-          <w:b w:val="1"/>
-          <w:bCs w:val="1"/>
-          <w:smallCaps w:val="1"/>
+          <w:rFonts w:asciiTheme="minorHAnsi" w:eastAsiaTheme="minorEastAsia" w:hAnsiTheme="minorHAnsi" w:cstheme="minorBidi"/>
+          <w:b/>
+          <w:bCs/>
+          <w:smallCaps/>
+        </w:rPr>
+        <w:t>Write a Function that will determine the highest Poker Hand for the displayed cards (</w:t>
+      </w:r>
+      <w:r>
+        <w:rPr>
+          <w:rFonts w:asciiTheme="minorHAnsi" w:eastAsiaTheme="minorEastAsia" w:hAnsiTheme="minorHAnsi" w:cstheme="minorBidi"/>
+          <w:b/>
+          <w:bCs/>
+          <w:smallCaps/>
         </w:rPr>
         <w:t>2</w:t>
       </w:r>
       <w:r>
         <w:rPr>
-          <w:rFonts w:ascii="Calibri" w:hAnsi="Calibri" w:eastAsia="Calibri" w:cs="Calibri" w:asciiTheme="minorAscii" w:hAnsiTheme="minorAscii" w:eastAsiaTheme="minorAscii" w:cstheme="minorAscii"/>
-          <w:b w:val="1"/>
-          <w:bCs w:val="1"/>
-          <w:smallCaps w:val="1"/>
+          <w:rFonts w:asciiTheme="minorHAnsi" w:eastAsiaTheme="minorEastAsia" w:hAnsiTheme="minorHAnsi" w:cstheme="minorBidi"/>
+          <w:b/>
+          <w:bCs/>
+          <w:smallCaps/>
         </w:rPr>
         <w:t>0 pts)</w:t>
       </w:r>
@@ -738,30 +711,18 @@
     <w:p>
       <w:pPr>
         <w:rPr>
-          <w:rFonts w:ascii="Calibri" w:hAnsi="Calibri" w:eastAsia="Calibri" w:cs="Calibri" w:asciiTheme="minorAscii" w:hAnsiTheme="minorAscii" w:eastAsiaTheme="minorAscii" w:cstheme="minorAscii"/>
-        </w:rPr>
-      </w:pPr>
-      <w:r>
-        <w:rPr>
-          <w:rFonts w:ascii="Calibri" w:hAnsi="Calibri" w:eastAsia="Calibri" w:cs="Calibri" w:asciiTheme="minorAscii" w:hAnsiTheme="minorAscii" w:eastAsiaTheme="minorAscii" w:cstheme="minorAscii"/>
-        </w:rPr>
-        <w:t xml:space="preserve">Write a function that will </w:t>
-      </w:r>
-      <w:r>
-        <w:rPr>
-          <w:rFonts w:ascii="Calibri" w:hAnsi="Calibri" w:eastAsia="Calibri" w:cs="Calibri" w:asciiTheme="minorAscii" w:hAnsiTheme="minorAscii" w:eastAsiaTheme="minorAscii" w:cstheme="minorAscii"/>
-        </w:rPr>
-        <w:t>determine</w:t>
-      </w:r>
-      <w:r>
-        <w:rPr>
-          <w:rFonts w:ascii="Calibri" w:hAnsi="Calibri" w:eastAsia="Calibri" w:cs="Calibri" w:asciiTheme="minorAscii" w:hAnsiTheme="minorAscii" w:eastAsiaTheme="minorAscii" w:cstheme="minorAscii"/>
-        </w:rPr>
-        <w:t xml:space="preserve"> and output the highest poker hand based on the given five cards</w:t>
-      </w:r>
-      <w:r>
-        <w:rPr>
-          <w:rFonts w:ascii="Calibri" w:hAnsi="Calibri" w:eastAsia="Calibri" w:cs="Calibri" w:asciiTheme="minorAscii" w:hAnsiTheme="minorAscii" w:eastAsiaTheme="minorAscii" w:cstheme="minorAscii"/>
+          <w:rFonts w:asciiTheme="minorHAnsi" w:eastAsiaTheme="minorEastAsia" w:hAnsiTheme="minorHAnsi" w:cstheme="minorBidi"/>
+        </w:rPr>
+      </w:pPr>
+      <w:r>
+        <w:rPr>
+          <w:rFonts w:asciiTheme="minorHAnsi" w:eastAsiaTheme="minorEastAsia" w:hAnsiTheme="minorHAnsi" w:cstheme="minorBidi"/>
+        </w:rPr>
+        <w:t>Write a function that will determine and output the highest poker hand based on the given five cards</w:t>
+      </w:r>
+      <w:r>
+        <w:rPr>
+          <w:rFonts w:asciiTheme="minorHAnsi" w:eastAsiaTheme="minorEastAsia" w:hAnsiTheme="minorHAnsi" w:cstheme="minorBidi"/>
         </w:rPr>
         <w:t>.</w:t>
       </w:r>
@@ -769,27 +730,27 @@
     <w:p>
       <w:pPr>
         <w:rPr>
-          <w:rFonts w:ascii="Calibri" w:hAnsi="Calibri" w:eastAsia="Calibri" w:cs="Calibri" w:asciiTheme="minorAscii" w:hAnsiTheme="minorAscii" w:eastAsiaTheme="minorAscii" w:cstheme="minorAscii"/>
+          <w:rFonts w:asciiTheme="minorHAnsi" w:eastAsiaTheme="minorEastAsia" w:hAnsiTheme="minorHAnsi" w:cstheme="minorBidi"/>
         </w:rPr>
       </w:pPr>
     </w:p>
     <w:p>
       <w:pPr>
         <w:rPr>
-          <w:rFonts w:ascii="Calibri" w:hAnsi="Calibri" w:eastAsia="Calibri" w:cs="Calibri" w:asciiTheme="minorAscii" w:hAnsiTheme="minorAscii" w:eastAsiaTheme="minorAscii" w:cstheme="minorAscii"/>
-        </w:rPr>
-      </w:pPr>
-      <w:r>
-        <w:rPr>
-          <w:rFonts w:ascii="Calibri" w:hAnsi="Calibri" w:eastAsia="Calibri" w:cs="Calibri" w:asciiTheme="minorAscii" w:hAnsiTheme="minorAscii" w:eastAsiaTheme="minorAscii" w:cstheme="minorAscii"/>
+          <w:rFonts w:asciiTheme="minorHAnsi" w:eastAsiaTheme="minorEastAsia" w:hAnsiTheme="minorHAnsi" w:cstheme="minorBidi"/>
+        </w:rPr>
+      </w:pPr>
+      <w:r>
+        <w:rPr>
+          <w:rFonts w:asciiTheme="minorHAnsi" w:eastAsiaTheme="minorEastAsia" w:hAnsiTheme="minorHAnsi" w:cstheme="minorBidi"/>
         </w:rPr>
         <w:t xml:space="preserve">Hand rankings can be found here: </w:t>
       </w:r>
-      <w:hyperlink r:id="Rd631390b0bc040c2">
+      <w:hyperlink r:id="rId13">
         <w:r>
           <w:rPr>
             <w:rStyle w:val="Hyperlink"/>
-            <w:rFonts w:ascii="Calibri" w:hAnsi="Calibri" w:eastAsia="Calibri" w:cs="Calibri" w:asciiTheme="minorAscii" w:hAnsiTheme="minorAscii" w:eastAsiaTheme="minorAscii" w:cstheme="minorAscii"/>
+            <w:rFonts w:asciiTheme="minorHAnsi" w:eastAsiaTheme="minorEastAsia" w:hAnsiTheme="minorHAnsi" w:cstheme="minorBidi"/>
           </w:rPr>
           <w:t>https://www.cardplayer.com/rules-of-poker/hand-rankings</w:t>
         </w:r>
@@ -799,20 +760,20 @@
       <w:pPr>
         <w:rPr>
           <w:rStyle w:val="Hyperlink"/>
-          <w:rFonts w:ascii="Calibri" w:hAnsi="Calibri" w:eastAsia="Calibri" w:cs="Calibri" w:asciiTheme="minorAscii" w:hAnsiTheme="minorAscii" w:eastAsiaTheme="minorAscii" w:cstheme="minorAscii"/>
-        </w:rPr>
-      </w:pPr>
-      <w:r>
-        <w:rPr>
-          <w:rFonts w:ascii="Calibri" w:hAnsi="Calibri" w:eastAsia="Calibri" w:cs="Calibri" w:asciiTheme="minorAscii" w:hAnsiTheme="minorAscii" w:eastAsiaTheme="minorAscii" w:cstheme="minorAscii"/>
+          <w:rFonts w:asciiTheme="minorHAnsi" w:eastAsiaTheme="minorEastAsia" w:hAnsiTheme="minorHAnsi" w:cstheme="minorBidi"/>
+        </w:rPr>
+      </w:pPr>
+      <w:r>
+        <w:rPr>
+          <w:rFonts w:asciiTheme="minorHAnsi" w:eastAsiaTheme="minorEastAsia" w:hAnsiTheme="minorHAnsi" w:cstheme="minorBidi"/>
         </w:rPr>
         <w:t xml:space="preserve">or here: </w:t>
       </w:r>
-      <w:hyperlink r:id="Rc52a5595074149f8">
+      <w:hyperlink r:id="rId14">
         <w:r>
           <w:rPr>
             <w:rStyle w:val="Hyperlink"/>
-            <w:rFonts w:ascii="Calibri" w:hAnsi="Calibri" w:eastAsia="Calibri" w:cs="Calibri" w:asciiTheme="minorAscii" w:hAnsiTheme="minorAscii" w:eastAsiaTheme="minorAscii" w:cstheme="minorAscii"/>
+            <w:rFonts w:asciiTheme="minorHAnsi" w:eastAsiaTheme="minorEastAsia" w:hAnsiTheme="minorHAnsi" w:cstheme="minorBidi"/>
           </w:rPr>
           <w:t>https://www.unibet.com/poker/guides/poker-hand-rankings-with-cheat-sheet-1.784253</w:t>
         </w:r>
@@ -821,9 +782,9 @@
     <w:p>
       <w:pPr>
         <w:rPr>
-          <w:rFonts w:ascii="Calibri" w:hAnsi="Calibri" w:eastAsia="Calibri" w:cs="Calibri" w:asciiTheme="minorAscii" w:hAnsiTheme="minorAscii" w:eastAsiaTheme="minorAscii" w:cstheme="minorAscii"/>
-          <w:b w:val="1"/>
-          <w:bCs w:val="1"/>
+          <w:rFonts w:asciiTheme="minorHAnsi" w:eastAsiaTheme="minorEastAsia" w:hAnsiTheme="minorHAnsi" w:cstheme="minorBidi"/>
+          <w:b/>
+          <w:bCs/>
         </w:rPr>
       </w:pPr>
     </w:p>
@@ -831,112 +792,113 @@
       <w:pPr>
         <w:pStyle w:val="Heading1"/>
         <w:rPr>
-          <w:rFonts w:ascii="Calibri" w:hAnsi="Calibri" w:eastAsia="Calibri" w:cs="Calibri" w:asciiTheme="minorAscii" w:hAnsiTheme="minorAscii" w:eastAsiaTheme="minorAscii" w:cstheme="minorAscii"/>
-        </w:rPr>
-      </w:pPr>
-      <w:r>
-        <w:rPr>
-          <w:rFonts w:ascii="Calibri" w:hAnsi="Calibri" w:eastAsia="Calibri" w:cs="Calibri" w:asciiTheme="minorAscii" w:hAnsiTheme="minorAscii" w:eastAsiaTheme="minorAscii" w:cstheme="minorAscii"/>
+          <w:rFonts w:asciiTheme="minorHAnsi" w:eastAsiaTheme="minorEastAsia" w:hAnsiTheme="minorHAnsi" w:cstheme="minorBidi"/>
+        </w:rPr>
+      </w:pPr>
+      <w:r>
+        <w:rPr>
+          <w:rFonts w:asciiTheme="minorHAnsi" w:eastAsiaTheme="minorEastAsia" w:hAnsiTheme="minorHAnsi" w:cstheme="minorBidi"/>
         </w:rPr>
         <w:t xml:space="preserve">Your </w:t>
       </w:r>
       <w:r>
         <w:rPr>
-          <w:rFonts w:ascii="Calibri" w:hAnsi="Calibri" w:eastAsia="Calibri" w:cs="Calibri" w:asciiTheme="minorAscii" w:hAnsiTheme="minorAscii" w:eastAsiaTheme="minorAscii" w:cstheme="minorAscii"/>
+          <w:rFonts w:asciiTheme="minorHAnsi" w:eastAsiaTheme="minorEastAsia" w:hAnsiTheme="minorHAnsi" w:cstheme="minorBidi"/>
         </w:rPr>
         <w:t>Strategy</w:t>
       </w:r>
     </w:p>
     <w:p>
       <w:pPr>
-        <w:pStyle w:val="Normal"/>
-        <w:suppressLineNumbers w:val="0"/>
-        <w:bidi w:val="0"/>
-        <w:spacing w:before="0" w:beforeAutospacing="off" w:after="0" w:afterAutospacing="off" w:line="259" w:lineRule="auto"/>
-        <w:ind w:left="0" w:right="0"/>
-        <w:jc w:val="left"/>
-        <w:rPr>
-          <w:rFonts w:ascii="Calibri" w:hAnsi="Calibri" w:eastAsia="Calibri" w:cs="Calibri" w:asciiTheme="minorAscii" w:hAnsiTheme="minorAscii" w:eastAsiaTheme="minorAscii" w:cstheme="minorAscii"/>
-        </w:rPr>
-      </w:pPr>
-      <w:r>
-        <w:rPr>
-          <w:rFonts w:ascii="Calibri" w:hAnsi="Calibri" w:eastAsia="Calibri" w:cs="Calibri" w:asciiTheme="minorAscii" w:hAnsiTheme="minorAscii" w:eastAsiaTheme="minorAscii" w:cstheme="minorAscii"/>
+        <w:spacing w:line="259" w:lineRule="auto"/>
+        <w:rPr>
+          <w:rFonts w:asciiTheme="minorHAnsi" w:eastAsiaTheme="minorEastAsia" w:hAnsiTheme="minorHAnsi" w:cstheme="minorBidi"/>
+        </w:rPr>
+      </w:pPr>
+      <w:r>
+        <w:rPr>
+          <w:rFonts w:asciiTheme="minorHAnsi" w:eastAsiaTheme="minorEastAsia" w:hAnsiTheme="minorHAnsi" w:cstheme="minorBidi"/>
         </w:rPr>
         <w:t xml:space="preserve">As you see, the rubric makes it possible to pass the assignment without doing </w:t>
       </w:r>
       <w:r>
         <w:rPr>
-          <w:rFonts w:ascii="Calibri" w:hAnsi="Calibri" w:eastAsia="Calibri" w:cs="Calibri" w:asciiTheme="minorAscii" w:hAnsiTheme="minorAscii" w:eastAsiaTheme="minorAscii" w:cstheme="minorAscii"/>
+          <w:rFonts w:asciiTheme="minorHAnsi" w:eastAsiaTheme="minorEastAsia" w:hAnsiTheme="minorHAnsi" w:cstheme="minorBidi"/>
         </w:rPr>
         <w:t xml:space="preserve">Part Four, </w:t>
       </w:r>
       <w:r>
         <w:rPr>
-          <w:rFonts w:ascii="Calibri" w:hAnsi="Calibri" w:eastAsia="Calibri" w:cs="Calibri" w:asciiTheme="minorAscii" w:hAnsiTheme="minorAscii" w:eastAsiaTheme="minorAscii" w:cstheme="minorAscii"/>
-        </w:rPr>
-        <w:t xml:space="preserve">the complicated logic bit for </w:t>
-      </w:r>
-      <w:r>
-        <w:rPr>
-          <w:rFonts w:ascii="Calibri" w:hAnsi="Calibri" w:eastAsia="Calibri" w:cs="Calibri" w:asciiTheme="minorAscii" w:hAnsiTheme="minorAscii" w:eastAsiaTheme="minorAscii" w:cstheme="minorAscii"/>
-        </w:rPr>
-        <w:t>determining</w:t>
-      </w:r>
-      <w:r>
-        <w:rPr>
-          <w:rFonts w:ascii="Calibri" w:hAnsi="Calibri" w:eastAsia="Calibri" w:cs="Calibri" w:asciiTheme="minorAscii" w:hAnsiTheme="minorAscii" w:eastAsiaTheme="minorAscii" w:cstheme="minorAscii"/>
-        </w:rPr>
-        <w:t xml:space="preserve"> the value of the hand. If you wanted to just do the bare minimum, you </w:t>
-      </w:r>
-      <w:r>
-        <w:rPr>
-          <w:rFonts w:ascii="Calibri" w:hAnsi="Calibri" w:eastAsia="Calibri" w:cs="Calibri" w:asciiTheme="minorAscii" w:hAnsiTheme="minorAscii" w:eastAsiaTheme="minorAscii" w:cstheme="minorAscii"/>
+          <w:rFonts w:asciiTheme="minorHAnsi" w:eastAsiaTheme="minorEastAsia" w:hAnsiTheme="minorHAnsi" w:cstheme="minorBidi"/>
+        </w:rPr>
+        <w:t xml:space="preserve">the complicated logic bit for determining the value of the hand. If you wanted to just do the bare minimum, you </w:t>
+      </w:r>
+      <w:proofErr w:type="gramStart"/>
+      <w:r>
+        <w:rPr>
+          <w:rFonts w:asciiTheme="minorHAnsi" w:eastAsiaTheme="minorEastAsia" w:hAnsiTheme="minorHAnsi" w:cstheme="minorBidi"/>
         </w:rPr>
         <w:t>can</w:t>
       </w:r>
-      <w:r>
-        <w:rPr>
-          <w:rFonts w:ascii="Calibri" w:hAnsi="Calibri" w:eastAsia="Calibri" w:cs="Calibri" w:asciiTheme="minorAscii" w:hAnsiTheme="minorAscii" w:eastAsiaTheme="minorAscii" w:cstheme="minorAscii"/>
+      <w:proofErr w:type="gramEnd"/>
+      <w:r>
+        <w:rPr>
+          <w:rFonts w:asciiTheme="minorHAnsi" w:eastAsiaTheme="minorEastAsia" w:hAnsiTheme="minorHAnsi" w:cstheme="minorBidi"/>
         </w:rPr>
         <w:t xml:space="preserve"> skip Part Four, but you must score perfectly on the remaining pieces of the assignment </w:t>
       </w:r>
-      <w:r>
-        <w:rPr>
-          <w:rFonts w:ascii="Calibri" w:hAnsi="Calibri" w:eastAsia="Calibri" w:cs="Calibri" w:asciiTheme="minorAscii" w:hAnsiTheme="minorAscii" w:eastAsiaTheme="minorAscii" w:cstheme="minorAscii"/>
+      <w:proofErr w:type="gramStart"/>
+      <w:r>
+        <w:rPr>
+          <w:rFonts w:asciiTheme="minorHAnsi" w:eastAsiaTheme="minorEastAsia" w:hAnsiTheme="minorHAnsi" w:cstheme="minorBidi"/>
         </w:rPr>
         <w:t>in order to</w:t>
       </w:r>
-      <w:r>
-        <w:rPr>
-          <w:rFonts w:ascii="Calibri" w:hAnsi="Calibri" w:eastAsia="Calibri" w:cs="Calibri" w:asciiTheme="minorAscii" w:hAnsiTheme="minorAscii" w:eastAsiaTheme="minorAscii" w:cstheme="minorAscii"/>
+      <w:proofErr w:type="gramEnd"/>
+      <w:r>
+        <w:rPr>
+          <w:rFonts w:asciiTheme="minorHAnsi" w:eastAsiaTheme="minorEastAsia" w:hAnsiTheme="minorHAnsi" w:cstheme="minorBidi"/>
         </w:rPr>
         <w:t xml:space="preserve"> get a 60, wh</w:t>
       </w:r>
       <w:r>
         <w:rPr>
-          <w:rFonts w:ascii="Calibri" w:hAnsi="Calibri" w:eastAsia="Calibri" w:cs="Calibri" w:asciiTheme="minorAscii" w:hAnsiTheme="minorAscii" w:eastAsiaTheme="minorAscii" w:cstheme="minorAscii"/>
+          <w:rFonts w:asciiTheme="minorHAnsi" w:eastAsiaTheme="minorEastAsia" w:hAnsiTheme="minorHAnsi" w:cstheme="minorBidi"/>
         </w:rPr>
         <w:t xml:space="preserve">ich is the lowest passing grade. Therefore, it is advisable to do as much of Part Four as you can, since you </w:t>
       </w:r>
       <w:r>
         <w:rPr>
-          <w:rFonts w:ascii="Calibri" w:hAnsi="Calibri" w:eastAsia="Calibri" w:cs="Calibri" w:asciiTheme="minorAscii" w:hAnsiTheme="minorAscii" w:eastAsiaTheme="minorAscii" w:cstheme="minorAscii"/>
+          <w:rFonts w:asciiTheme="minorHAnsi" w:eastAsiaTheme="minorEastAsia" w:hAnsiTheme="minorHAnsi" w:cstheme="minorBidi"/>
         </w:rPr>
         <w:t>may</w:t>
       </w:r>
       <w:r>
         <w:rPr>
-          <w:rFonts w:ascii="Calibri" w:hAnsi="Calibri" w:eastAsia="Calibri" w:cs="Calibri" w:asciiTheme="minorAscii" w:hAnsiTheme="minorAscii" w:eastAsiaTheme="minorAscii" w:cstheme="minorAscii"/>
-        </w:rPr>
-        <w:t xml:space="preserve"> receive partial credit depending on how far you got with it.</w:t>
+          <w:rFonts w:asciiTheme="minorHAnsi" w:eastAsiaTheme="minorEastAsia" w:hAnsiTheme="minorHAnsi" w:cstheme="minorBidi"/>
+        </w:rPr>
+        <w:t xml:space="preserve"> receive partial credit depending on how far you </w:t>
+      </w:r>
+      <w:proofErr w:type="gramStart"/>
+      <w:r>
+        <w:rPr>
+          <w:rFonts w:asciiTheme="minorHAnsi" w:eastAsiaTheme="minorEastAsia" w:hAnsiTheme="minorHAnsi" w:cstheme="minorBidi"/>
+        </w:rPr>
+        <w:t>got</w:t>
+      </w:r>
+      <w:proofErr w:type="gramEnd"/>
+      <w:r>
+        <w:rPr>
+          <w:rFonts w:asciiTheme="minorHAnsi" w:eastAsiaTheme="minorEastAsia" w:hAnsiTheme="minorHAnsi" w:cstheme="minorBidi"/>
+        </w:rPr>
+        <w:t xml:space="preserve"> with it.</w:t>
       </w:r>
     </w:p>
     <w:p>
       <w:pPr>
         <w:pStyle w:val="Heading1"/>
         <w:rPr>
-          <w:rFonts w:ascii="Calibri" w:hAnsi="Calibri" w:eastAsia="Calibri" w:cs="Calibri" w:asciiTheme="minorAscii" w:hAnsiTheme="minorAscii" w:eastAsiaTheme="minorAscii" w:cstheme="minorAscii"/>
+          <w:rFonts w:asciiTheme="minorHAnsi" w:eastAsiaTheme="minorEastAsia" w:hAnsiTheme="minorHAnsi" w:cstheme="minorBidi"/>
         </w:rPr>
       </w:pPr>
     </w:p>
@@ -944,12 +906,12 @@
       <w:pPr>
         <w:pStyle w:val="Heading1"/>
         <w:rPr>
-          <w:rFonts w:ascii="Calibri" w:hAnsi="Calibri" w:eastAsia="Calibri" w:cs="Calibri" w:asciiTheme="minorAscii" w:hAnsiTheme="minorAscii" w:eastAsiaTheme="minorAscii" w:cstheme="minorAscii"/>
-        </w:rPr>
-      </w:pPr>
-      <w:r>
-        <w:rPr>
-          <w:rFonts w:ascii="Calibri" w:hAnsi="Calibri" w:eastAsia="Calibri" w:cs="Calibri" w:asciiTheme="minorAscii" w:hAnsiTheme="minorAscii" w:eastAsiaTheme="minorAscii" w:cstheme="minorAscii"/>
+          <w:rFonts w:asciiTheme="minorHAnsi" w:eastAsiaTheme="minorEastAsia" w:hAnsiTheme="minorHAnsi" w:cstheme="minorBidi"/>
+        </w:rPr>
+      </w:pPr>
+      <w:r>
+        <w:rPr>
+          <w:rFonts w:asciiTheme="minorHAnsi" w:eastAsiaTheme="minorEastAsia" w:hAnsiTheme="minorHAnsi" w:cstheme="minorBidi"/>
         </w:rPr>
         <w:t>Academic Integrity and Plagiarism</w:t>
       </w:r>
@@ -957,35 +919,27 @@
     <w:p>
       <w:pPr>
         <w:rPr>
-          <w:rFonts w:ascii="Calibri" w:hAnsi="Calibri" w:eastAsia="Calibri" w:cs="Calibri" w:asciiTheme="minorAscii" w:hAnsiTheme="minorAscii" w:eastAsiaTheme="minorAscii" w:cstheme="minorAscii"/>
-          <w:b w:val="1"/>
-          <w:bCs w:val="1"/>
+          <w:rFonts w:asciiTheme="minorHAnsi" w:eastAsiaTheme="minorEastAsia" w:hAnsiTheme="minorHAnsi" w:cstheme="minorBidi"/>
+          <w:b/>
+          <w:bCs/>
         </w:rPr>
       </w:pPr>
     </w:p>
     <w:p>
       <w:pPr>
         <w:rPr>
-          <w:rFonts w:ascii="Calibri" w:hAnsi="Calibri" w:eastAsia="Calibri" w:cs="Calibri" w:asciiTheme="minorAscii" w:hAnsiTheme="minorAscii" w:eastAsiaTheme="minorAscii" w:cstheme="minorAscii"/>
-          <w:b w:val="1"/>
-          <w:bCs w:val="1"/>
-        </w:rPr>
-      </w:pPr>
-      <w:r>
-        <w:rPr>
-          <w:rFonts w:ascii="Calibri" w:hAnsi="Calibri" w:eastAsia="Calibri" w:cs="Calibri" w:asciiTheme="minorAscii" w:hAnsiTheme="minorAscii" w:eastAsiaTheme="minorAscii" w:cstheme="minorAscii"/>
-          <w:b w:val="1"/>
-          <w:bCs w:val="1"/>
-        </w:rPr>
-        <w:t>Code sharing by any means is considered plagiarism and is strictly forbidden under the NSCC Academic Integrity policy.</w:t>
-      </w:r>
-      <w:r>
-        <w:rPr>
-          <w:rFonts w:ascii="Calibri" w:hAnsi="Calibri" w:eastAsia="Calibri" w:cs="Calibri" w:asciiTheme="minorAscii" w:hAnsiTheme="minorAscii" w:eastAsiaTheme="minorAscii" w:cstheme="minorAscii"/>
-          <w:b w:val="1"/>
-          <w:bCs w:val="1"/>
-        </w:rPr>
-        <w:t xml:space="preserve"> </w:t>
+          <w:rFonts w:asciiTheme="minorHAnsi" w:eastAsiaTheme="minorEastAsia" w:hAnsiTheme="minorHAnsi" w:cstheme="minorBidi"/>
+          <w:b/>
+          <w:bCs/>
+        </w:rPr>
+      </w:pPr>
+      <w:r>
+        <w:rPr>
+          <w:rFonts w:asciiTheme="minorHAnsi" w:eastAsiaTheme="minorEastAsia" w:hAnsiTheme="minorHAnsi" w:cstheme="minorBidi"/>
+          <w:b/>
+          <w:bCs/>
+        </w:rPr>
+        <w:t xml:space="preserve">Code sharing by any means is considered plagiarism and is strictly forbidden under the NSCC Academic Integrity policy. </w:t>
       </w:r>
       <w:r>
         <w:br/>
@@ -994,14 +948,14 @@
     <w:p>
       <w:pPr>
         <w:rPr>
-          <w:rFonts w:ascii="Calibri" w:hAnsi="Calibri" w:eastAsia="Calibri" w:cs="Calibri" w:asciiTheme="minorAscii" w:hAnsiTheme="minorAscii" w:eastAsiaTheme="minorAscii" w:cstheme="minorAscii"/>
-        </w:rPr>
-      </w:pPr>
-      <w:hyperlink r:id="R1529c87cb65044e7">
+          <w:rFonts w:asciiTheme="minorHAnsi" w:eastAsiaTheme="minorEastAsia" w:hAnsiTheme="minorHAnsi" w:cstheme="minorBidi"/>
+        </w:rPr>
+      </w:pPr>
+      <w:hyperlink r:id="rId15">
         <w:r>
           <w:rPr>
             <w:rStyle w:val="Hyperlink"/>
-            <w:rFonts w:ascii="Calibri" w:hAnsi="Calibri" w:eastAsia="Calibri" w:cs="Calibri" w:asciiTheme="minorAscii" w:hAnsiTheme="minorAscii" w:eastAsiaTheme="minorAscii" w:cstheme="minorAscii"/>
+            <w:rFonts w:asciiTheme="minorHAnsi" w:eastAsiaTheme="minorEastAsia" w:hAnsiTheme="minorHAnsi" w:cstheme="minorBidi"/>
           </w:rPr>
           <w:t>NSCC ACADEMIC INTEGRITY GUIDELINES</w:t>
         </w:r>
@@ -1011,38 +965,38 @@
       <w:pPr>
         <w:outlineLvl w:val="0"/>
         <w:rPr>
-          <w:rFonts w:ascii="Calibri" w:hAnsi="Calibri" w:eastAsia="Calibri" w:cs="Calibri" w:asciiTheme="minorAscii" w:hAnsiTheme="minorAscii" w:eastAsiaTheme="minorAscii" w:cstheme="minorAscii"/>
-          <w:b w:val="1"/>
-          <w:bCs w:val="1"/>
+          <w:rFonts w:asciiTheme="minorHAnsi" w:eastAsiaTheme="minorEastAsia" w:hAnsiTheme="minorHAnsi" w:cstheme="minorBidi"/>
+          <w:b/>
+          <w:bCs/>
           <w:color w:val="FF0000"/>
           <w:sz w:val="20"/>
           <w:szCs w:val="20"/>
         </w:rPr>
       </w:pPr>
-      <w:hyperlink r:id="R5d1eb816d70544bc">
+      <w:hyperlink r:id="rId16">
         <w:r>
           <w:rPr>
             <w:rStyle w:val="Hyperlink"/>
-            <w:rFonts w:ascii="Calibri" w:hAnsi="Calibri" w:eastAsia="Calibri" w:cs="Calibri" w:asciiTheme="minorAscii" w:hAnsiTheme="minorAscii" w:eastAsiaTheme="minorAscii" w:cstheme="minorAscii"/>
+            <w:rFonts w:asciiTheme="minorHAnsi" w:eastAsiaTheme="minorEastAsia" w:hAnsiTheme="minorHAnsi" w:cstheme="minorBidi"/>
           </w:rPr>
           <w:t>NSCC ACADEMIC INTEGRITY REPORTING POLICY</w:t>
         </w:r>
       </w:hyperlink>
     </w:p>
+    <w:bookmarkEnd w:id="0"/>
     <w:bookmarkEnd w:id="1"/>
-    <w:bookmarkEnd w:id="2"/>
     <w:p>
       <w:pPr>
-        <w:widowControl w:val="1"/>
+        <w:widowControl/>
         <w:jc w:val="center"/>
         <w:rPr>
-          <w:rFonts w:ascii="Calibri" w:hAnsi="Calibri" w:eastAsia="Calibri" w:cs="Calibri" w:asciiTheme="minorAscii" w:hAnsiTheme="minorAscii" w:eastAsiaTheme="minorAscii" w:cstheme="minorAscii"/>
+          <w:rFonts w:asciiTheme="minorHAnsi" w:eastAsiaTheme="minorEastAsia" w:hAnsiTheme="minorHAnsi" w:cstheme="minorBidi"/>
           <w:color w:val="FF0000"/>
         </w:rPr>
         <w:sectPr>
-          <w:headerReference w:type="default" r:id="rId19"/>
-          <w:footerReference w:type="default" r:id="rId20"/>
-          <w:pgSz w:w="12240" w:h="15840" w:orient="portrait"/>
+          <w:headerReference w:type="default" r:id="rId17"/>
+          <w:footerReference w:type="default" r:id="rId18"/>
+          <w:pgSz w:w="12240" w:h="15840"/>
           <w:pgMar w:top="720" w:right="1440" w:bottom="720" w:left="1440" w:header="708" w:footer="708" w:gutter="0"/>
           <w:cols w:space="708"/>
           <w:docGrid w:linePitch="360"/>
@@ -1055,6 +1009,7 @@
         <w:jc w:val="center"/>
       </w:pPr>
       <w:r>
+        <w:lastRenderedPageBreak/>
         <w:t>PROG</w:t>
       </w:r>
       <w:r>
@@ -1123,6 +1078,7 @@
                 <w:szCs w:val="28"/>
               </w:rPr>
             </w:pPr>
+            <w:proofErr w:type="spellStart"/>
             <w:r>
               <w:rPr>
                 <w:rFonts w:ascii="Arial" w:hAnsi="Arial" w:cs="Arial"/>
@@ -1131,6 +1087,7 @@
               </w:rPr>
               <w:t>FreeCodeCamp</w:t>
             </w:r>
+            <w:proofErr w:type="spellEnd"/>
           </w:p>
         </w:tc>
         <w:tc>
@@ -1199,7 +1156,7 @@
             <w:sdt>
               <w:sdtPr>
                 <w:rPr>
-                  <w:rFonts w:ascii="Arial" w:hAnsi="Arial" w:eastAsia="Arial" w:cs="Arial"/>
+                  <w:rFonts w:ascii="Arial" w:eastAsia="Arial" w:hAnsi="Arial" w:cs="Arial"/>
                   <w:snapToGrid/>
                 </w:rPr>
                 <w:id w:val="-272403579"/>
@@ -1212,7 +1169,7 @@
               <w:sdtContent>
                 <w:r>
                   <w:rPr>
-                    <w:rFonts w:hint="eastAsia" w:ascii="MS Gothic" w:hAnsi="MS Gothic" w:eastAsia="MS Gothic" w:cs="Arial"/>
+                    <w:rFonts w:ascii="MS Gothic" w:eastAsia="MS Gothic" w:hAnsi="MS Gothic" w:cs="Arial" w:hint="eastAsia"/>
                     <w:snapToGrid/>
                   </w:rPr>
                   <w:t>☐</w:t>
@@ -1221,14 +1178,14 @@
             </w:sdt>
             <w:r>
               <w:rPr>
-                <w:rFonts w:ascii="Arial" w:hAnsi="Arial" w:eastAsia="Arial" w:cs="Arial"/>
+                <w:rFonts w:ascii="Arial" w:eastAsia="Arial" w:hAnsi="Arial" w:cs="Arial"/>
                 <w:snapToGrid/>
               </w:rPr>
               <w:t xml:space="preserve"> </w:t>
             </w:r>
             <w:r>
               <w:rPr>
-                <w:rFonts w:ascii="Arial" w:hAnsi="Arial" w:eastAsia="Arial" w:cs="Arial"/>
+                <w:rFonts w:ascii="Arial" w:eastAsia="Arial" w:hAnsi="Arial" w:cs="Arial"/>
                 <w:snapToGrid/>
                 <w:color w:val="000000" w:themeColor="text1"/>
               </w:rPr>
@@ -1236,7 +1193,7 @@
             </w:r>
             <w:r>
               <w:rPr>
-                <w:rFonts w:ascii="Arial" w:hAnsi="Arial" w:eastAsia="Arial" w:cs="Arial"/>
+                <w:rFonts w:ascii="Arial" w:eastAsia="Arial" w:hAnsi="Arial" w:cs="Arial"/>
                 <w:snapToGrid/>
                 <w:color w:val="000000" w:themeColor="text1"/>
               </w:rPr>
@@ -1244,7 +1201,7 @@
             </w:r>
             <w:r>
               <w:rPr>
-                <w:rFonts w:ascii="Arial" w:hAnsi="Arial" w:eastAsia="Arial" w:cs="Arial"/>
+                <w:rFonts w:ascii="Arial" w:eastAsia="Arial" w:hAnsi="Arial" w:cs="Arial"/>
                 <w:snapToGrid/>
                 <w:color w:val="000000" w:themeColor="text1"/>
               </w:rPr>
@@ -1252,7 +1209,7 @@
             </w:r>
             <w:r>
               <w:rPr>
-                <w:rFonts w:ascii="Arial" w:hAnsi="Arial" w:eastAsia="Arial" w:cs="Arial"/>
+                <w:rFonts w:ascii="Arial" w:eastAsia="Arial" w:hAnsi="Arial" w:cs="Arial"/>
                 <w:snapToGrid/>
                 <w:color w:val="000000" w:themeColor="text1"/>
               </w:rPr>
@@ -1260,7 +1217,7 @@
             </w:r>
             <w:r>
               <w:rPr>
-                <w:rFonts w:ascii="Arial" w:hAnsi="Arial" w:eastAsia="Arial" w:cs="Arial"/>
+                <w:rFonts w:ascii="Arial" w:eastAsia="Arial" w:hAnsi="Arial" w:cs="Arial"/>
                 <w:snapToGrid/>
                 <w:color w:val="000000" w:themeColor="text1"/>
               </w:rPr>
@@ -1268,7 +1225,7 @@
             </w:r>
             <w:r>
               <w:rPr>
-                <w:rFonts w:ascii="Arial" w:hAnsi="Arial" w:eastAsia="Arial" w:cs="Arial"/>
+                <w:rFonts w:ascii="Arial" w:eastAsia="Arial" w:hAnsi="Arial" w:cs="Arial"/>
                 <w:snapToGrid/>
                 <w:color w:val="000000" w:themeColor="text1"/>
               </w:rPr>
@@ -1355,7 +1312,7 @@
             </w:pPr>
             <w:r>
               <w:rPr>
-                <w:rFonts w:ascii="Arial" w:hAnsi="Arial" w:eastAsia="Arial" w:cs="Arial"/>
+                <w:rFonts w:ascii="Arial" w:eastAsia="Arial" w:hAnsi="Arial" w:cs="Arial"/>
                 <w:snapToGrid/>
               </w:rPr>
               <w:t xml:space="preserve">     </w:t>
@@ -1363,7 +1320,7 @@
             <w:sdt>
               <w:sdtPr>
                 <w:rPr>
-                  <w:rFonts w:ascii="Arial" w:hAnsi="Arial" w:eastAsia="Arial" w:cs="Arial"/>
+                  <w:rFonts w:ascii="Arial" w:eastAsia="Arial" w:hAnsi="Arial" w:cs="Arial"/>
                   <w:snapToGrid/>
                 </w:rPr>
                 <w:id w:val="1835102300"/>
@@ -1376,7 +1333,7 @@
               <w:sdtContent>
                 <w:r>
                   <w:rPr>
-                    <w:rFonts w:hint="eastAsia" w:ascii="MS Gothic" w:hAnsi="MS Gothic" w:eastAsia="MS Gothic" w:cs="Arial"/>
+                    <w:rFonts w:ascii="MS Gothic" w:eastAsia="MS Gothic" w:hAnsi="MS Gothic" w:cs="Arial" w:hint="eastAsia"/>
                     <w:snapToGrid/>
                   </w:rPr>
                   <w:t>☐</w:t>
@@ -1385,28 +1342,28 @@
             </w:sdt>
             <w:r>
               <w:rPr>
-                <w:rFonts w:ascii="Arial" w:hAnsi="Arial" w:eastAsia="Arial" w:cs="Arial"/>
+                <w:rFonts w:ascii="Arial" w:eastAsia="Arial" w:hAnsi="Arial" w:cs="Arial"/>
                 <w:snapToGrid/>
               </w:rPr>
               <w:t xml:space="preserve"> </w:t>
             </w:r>
             <w:r>
               <w:rPr>
-                <w:rFonts w:ascii="Arial" w:hAnsi="Arial" w:eastAsia="Arial" w:cs="Arial"/>
+                <w:rFonts w:ascii="Arial" w:eastAsia="Arial" w:hAnsi="Arial" w:cs="Arial"/>
                 <w:snapToGrid/>
               </w:rPr>
               <w:t xml:space="preserve">the program </w:t>
             </w:r>
             <w:r>
               <w:rPr>
-                <w:rFonts w:ascii="Arial" w:hAnsi="Arial" w:eastAsia="Arial" w:cs="Arial"/>
+                <w:rFonts w:ascii="Arial" w:eastAsia="Arial" w:hAnsi="Arial" w:cs="Arial"/>
                 <w:snapToGrid/>
               </w:rPr>
               <w:t xml:space="preserve">running </w:t>
             </w:r>
             <w:r>
               <w:rPr>
-                <w:rFonts w:ascii="Arial" w:hAnsi="Arial" w:eastAsia="Arial" w:cs="Arial"/>
+                <w:rFonts w:ascii="Arial" w:eastAsia="Arial" w:hAnsi="Arial" w:cs="Arial"/>
                 <w:snapToGrid/>
               </w:rPr>
               <w:t>and displaying data retrieved from the API</w:t>
@@ -1416,14 +1373,14 @@
             <w:pPr>
               <w:spacing w:line="360" w:lineRule="auto"/>
               <w:rPr>
-                <w:rFonts w:ascii="Arial" w:hAnsi="Arial" w:eastAsia="Arial" w:cs="Arial"/>
+                <w:rFonts w:ascii="Arial" w:eastAsia="Arial" w:hAnsi="Arial" w:cs="Arial"/>
                 <w:snapToGrid/>
               </w:rPr>
             </w:pPr>
             <w:sdt>
               <w:sdtPr>
                 <w:rPr>
-                  <w:rFonts w:ascii="Arial" w:hAnsi="Arial" w:eastAsia="Arial" w:cs="Arial"/>
+                  <w:rFonts w:ascii="Arial" w:eastAsia="Arial" w:hAnsi="Arial" w:cs="Arial"/>
                   <w:snapToGrid/>
                 </w:rPr>
                 <w:id w:val="-105355269"/>
@@ -1436,7 +1393,7 @@
               <w:sdtContent>
                 <w:r>
                   <w:rPr>
-                    <w:rFonts w:hint="eastAsia" w:ascii="MS Gothic" w:hAnsi="MS Gothic" w:eastAsia="MS Gothic" w:cs="Arial"/>
+                    <w:rFonts w:ascii="MS Gothic" w:eastAsia="MS Gothic" w:hAnsi="MS Gothic" w:cs="Arial" w:hint="eastAsia"/>
                     <w:snapToGrid/>
                   </w:rPr>
                   <w:t>☐</w:t>
@@ -1445,21 +1402,21 @@
             </w:sdt>
             <w:r>
               <w:rPr>
-                <w:rFonts w:ascii="Arial" w:hAnsi="Arial" w:eastAsia="Arial" w:cs="Arial"/>
+                <w:rFonts w:ascii="Arial" w:eastAsia="Arial" w:hAnsi="Arial" w:cs="Arial"/>
                 <w:snapToGrid/>
               </w:rPr>
               <w:t xml:space="preserve"> </w:t>
             </w:r>
             <w:r>
               <w:rPr>
-                <w:rFonts w:ascii="Arial" w:hAnsi="Arial" w:eastAsia="Arial" w:cs="Arial"/>
+                <w:rFonts w:ascii="Arial" w:eastAsia="Arial" w:hAnsi="Arial" w:cs="Arial"/>
                 <w:snapToGrid/>
               </w:rPr>
               <w:t>show the code</w:t>
             </w:r>
             <w:r>
               <w:rPr>
-                <w:rFonts w:ascii="Arial" w:hAnsi="Arial" w:eastAsia="Arial" w:cs="Arial"/>
+                <w:rFonts w:ascii="Arial" w:eastAsia="Arial" w:hAnsi="Arial" w:cs="Arial"/>
                 <w:snapToGrid/>
               </w:rPr>
               <w:t xml:space="preserve"> to retrieve data from your chosen API</w:t>
@@ -1537,7 +1494,7 @@
             </w:pPr>
             <w:r>
               <w:rPr>
-                <w:rFonts w:ascii="Arial" w:hAnsi="Arial" w:eastAsia="Arial" w:cs="Arial"/>
+                <w:rFonts w:ascii="Arial" w:eastAsia="Arial" w:hAnsi="Arial" w:cs="Arial"/>
                 <w:snapToGrid/>
               </w:rPr>
               <w:t xml:space="preserve">     </w:t>
@@ -1545,7 +1502,7 @@
             <w:sdt>
               <w:sdtPr>
                 <w:rPr>
-                  <w:rFonts w:ascii="Arial" w:hAnsi="Arial" w:eastAsia="Arial" w:cs="Arial"/>
+                  <w:rFonts w:ascii="Arial" w:eastAsia="Arial" w:hAnsi="Arial" w:cs="Arial"/>
                   <w:snapToGrid/>
                 </w:rPr>
                 <w:id w:val="-1626531192"/>
@@ -1558,7 +1515,7 @@
               <w:sdtContent>
                 <w:r>
                   <w:rPr>
-                    <w:rFonts w:hint="eastAsia" w:ascii="MS Gothic" w:hAnsi="MS Gothic" w:eastAsia="MS Gothic" w:cs="Arial"/>
+                    <w:rFonts w:ascii="MS Gothic" w:eastAsia="MS Gothic" w:hAnsi="MS Gothic" w:cs="Arial" w:hint="eastAsia"/>
                     <w:snapToGrid/>
                   </w:rPr>
                   <w:t>☐</w:t>
@@ -1567,28 +1524,28 @@
             </w:sdt>
             <w:r>
               <w:rPr>
-                <w:rFonts w:ascii="Arial" w:hAnsi="Arial" w:eastAsia="Arial" w:cs="Arial"/>
+                <w:rFonts w:ascii="Arial" w:eastAsia="Arial" w:hAnsi="Arial" w:cs="Arial"/>
                 <w:snapToGrid/>
               </w:rPr>
               <w:t xml:space="preserve"> the program running and working </w:t>
             </w:r>
             <w:r>
               <w:rPr>
-                <w:rFonts w:ascii="Arial" w:hAnsi="Arial" w:eastAsia="Arial" w:cs="Arial"/>
+                <w:rFonts w:ascii="Arial" w:eastAsia="Arial" w:hAnsi="Arial" w:cs="Arial"/>
                 <w:snapToGrid/>
               </w:rPr>
               <w:t>with</w:t>
             </w:r>
             <w:r>
               <w:rPr>
-                <w:rFonts w:ascii="Arial" w:hAnsi="Arial" w:eastAsia="Arial" w:cs="Arial"/>
+                <w:rFonts w:ascii="Arial" w:eastAsia="Arial" w:hAnsi="Arial" w:cs="Arial"/>
                 <w:snapToGrid/>
               </w:rPr>
               <w:t xml:space="preserve"> the </w:t>
             </w:r>
             <w:r>
               <w:rPr>
-                <w:rFonts w:ascii="Arial" w:hAnsi="Arial" w:eastAsia="Arial" w:cs="Arial"/>
+                <w:rFonts w:ascii="Arial" w:eastAsia="Arial" w:hAnsi="Arial" w:cs="Arial"/>
                 <w:b/>
                 <w:bCs/>
                 <w:snapToGrid/>
@@ -1597,7 +1554,7 @@
             </w:r>
             <w:r>
               <w:rPr>
-                <w:rFonts w:ascii="Arial" w:hAnsi="Arial" w:eastAsia="Arial" w:cs="Arial"/>
+                <w:rFonts w:ascii="Arial" w:eastAsia="Arial" w:hAnsi="Arial" w:cs="Arial"/>
                 <w:snapToGrid/>
               </w:rPr>
               <w:t xml:space="preserve"> testing link</w:t>
@@ -1610,7 +1567,7 @@
             <w:sdt>
               <w:sdtPr>
                 <w:rPr>
-                  <w:rFonts w:ascii="Arial" w:hAnsi="Arial" w:eastAsia="Arial" w:cs="Arial"/>
+                  <w:rFonts w:ascii="Arial" w:eastAsia="Arial" w:hAnsi="Arial" w:cs="Arial"/>
                   <w:snapToGrid/>
                 </w:rPr>
                 <w:id w:val="661131262"/>
@@ -1623,7 +1580,7 @@
               <w:sdtContent>
                 <w:r>
                   <w:rPr>
-                    <w:rFonts w:hint="eastAsia" w:ascii="MS Gothic" w:hAnsi="MS Gothic" w:eastAsia="MS Gothic" w:cs="Arial"/>
+                    <w:rFonts w:ascii="MS Gothic" w:eastAsia="MS Gothic" w:hAnsi="MS Gothic" w:cs="Arial" w:hint="eastAsia"/>
                     <w:snapToGrid/>
                   </w:rPr>
                   <w:t>☐</w:t>
@@ -1632,21 +1589,21 @@
             </w:sdt>
             <w:r>
               <w:rPr>
-                <w:rFonts w:ascii="Arial" w:hAnsi="Arial" w:eastAsia="Arial" w:cs="Arial"/>
+                <w:rFonts w:ascii="Arial" w:eastAsia="Arial" w:hAnsi="Arial" w:cs="Arial"/>
                 <w:snapToGrid/>
               </w:rPr>
               <w:t xml:space="preserve"> </w:t>
             </w:r>
             <w:r>
               <w:rPr>
-                <w:rFonts w:ascii="Arial" w:hAnsi="Arial" w:eastAsia="Arial" w:cs="Arial"/>
+                <w:rFonts w:ascii="Arial" w:eastAsia="Arial" w:hAnsi="Arial" w:cs="Arial"/>
                 <w:snapToGrid/>
               </w:rPr>
               <w:t xml:space="preserve">the program running and working with the </w:t>
             </w:r>
             <w:r>
               <w:rPr>
-                <w:rFonts w:ascii="Arial" w:hAnsi="Arial" w:eastAsia="Arial" w:cs="Arial"/>
+                <w:rFonts w:ascii="Arial" w:eastAsia="Arial" w:hAnsi="Arial" w:cs="Arial"/>
                 <w:b/>
                 <w:bCs/>
                 <w:snapToGrid/>
@@ -1655,7 +1612,7 @@
             </w:r>
             <w:r>
               <w:rPr>
-                <w:rFonts w:ascii="Arial" w:hAnsi="Arial" w:eastAsia="Arial" w:cs="Arial"/>
+                <w:rFonts w:ascii="Arial" w:eastAsia="Arial" w:hAnsi="Arial" w:cs="Arial"/>
                 <w:b/>
                 <w:bCs/>
                 <w:snapToGrid/>
@@ -1664,7 +1621,7 @@
             </w:r>
             <w:r>
               <w:rPr>
-                <w:rFonts w:ascii="Arial" w:hAnsi="Arial" w:eastAsia="Arial" w:cs="Arial"/>
+                <w:rFonts w:ascii="Arial" w:eastAsia="Arial" w:hAnsi="Arial" w:cs="Arial"/>
                 <w:snapToGrid/>
               </w:rPr>
               <w:t xml:space="preserve"> testing link</w:t>
@@ -1674,14 +1631,14 @@
             <w:pPr>
               <w:spacing w:line="360" w:lineRule="auto"/>
               <w:rPr>
-                <w:rFonts w:ascii="Arial" w:hAnsi="Arial" w:eastAsia="Arial" w:cs="Arial"/>
+                <w:rFonts w:ascii="Arial" w:eastAsia="Arial" w:hAnsi="Arial" w:cs="Arial"/>
                 <w:snapToGrid/>
               </w:rPr>
             </w:pPr>
             <w:sdt>
               <w:sdtPr>
                 <w:rPr>
-                  <w:rFonts w:ascii="Arial" w:hAnsi="Arial" w:eastAsia="Arial" w:cs="Arial"/>
+                  <w:rFonts w:ascii="Arial" w:eastAsia="Arial" w:hAnsi="Arial" w:cs="Arial"/>
                   <w:snapToGrid/>
                 </w:rPr>
                 <w:id w:val="-1134788359"/>
@@ -1694,7 +1651,7 @@
               <w:sdtContent>
                 <w:r>
                   <w:rPr>
-                    <w:rFonts w:hint="eastAsia" w:ascii="MS Gothic" w:hAnsi="MS Gothic" w:eastAsia="MS Gothic" w:cs="Arial"/>
+                    <w:rFonts w:ascii="MS Gothic" w:eastAsia="MS Gothic" w:hAnsi="MS Gothic" w:cs="Arial" w:hint="eastAsia"/>
                     <w:snapToGrid/>
                   </w:rPr>
                   <w:t>☐</w:t>
@@ -1703,34 +1660,95 @@
             </w:sdt>
             <w:r>
               <w:rPr>
-                <w:rFonts w:ascii="Arial" w:hAnsi="Arial" w:eastAsia="Arial" w:cs="Arial"/>
+                <w:rFonts w:ascii="Arial" w:eastAsia="Arial" w:hAnsi="Arial" w:cs="Arial"/>
                 <w:snapToGrid/>
               </w:rPr>
               <w:t xml:space="preserve"> </w:t>
             </w:r>
-            <w:r>
-              <w:rPr>
-                <w:rFonts w:ascii="Arial" w:hAnsi="Arial" w:eastAsia="Arial" w:cs="Arial"/>
-                <w:snapToGrid/>
-              </w:rPr>
-              <w:t xml:space="preserve">the program running and working with the </w:t>
-            </w:r>
-            <w:r>
-              <w:rPr>
-                <w:rFonts w:ascii="Arial" w:hAnsi="Arial" w:eastAsia="Arial" w:cs="Arial"/>
+            <w:proofErr w:type="gramStart"/>
+            <w:r>
+              <w:rPr>
+                <w:rFonts w:ascii="Arial" w:eastAsia="Arial" w:hAnsi="Arial" w:cs="Arial"/>
+                <w:snapToGrid/>
+              </w:rPr>
+              <w:t>the</w:t>
+            </w:r>
+            <w:proofErr w:type="gramEnd"/>
+            <w:r>
+              <w:rPr>
+                <w:rFonts w:ascii="Arial" w:eastAsia="Arial" w:hAnsi="Arial" w:cs="Arial"/>
+                <w:snapToGrid/>
+              </w:rPr>
+              <w:t xml:space="preserve"> program </w:t>
+            </w:r>
+            <w:proofErr w:type="gramStart"/>
+            <w:r>
+              <w:rPr>
+                <w:rFonts w:ascii="Arial" w:eastAsia="Arial" w:hAnsi="Arial" w:cs="Arial"/>
+                <w:snapToGrid/>
+              </w:rPr>
+              <w:t>running</w:t>
+            </w:r>
+            <w:proofErr w:type="gramEnd"/>
+            <w:r>
+              <w:rPr>
+                <w:rFonts w:ascii="Arial" w:eastAsia="Arial" w:hAnsi="Arial" w:cs="Arial"/>
+                <w:snapToGrid/>
+              </w:rPr>
+              <w:t xml:space="preserve"> and </w:t>
+            </w:r>
+            <w:proofErr w:type="gramStart"/>
+            <w:r>
+              <w:rPr>
+                <w:rFonts w:ascii="Arial" w:eastAsia="Arial" w:hAnsi="Arial" w:cs="Arial"/>
+                <w:snapToGrid/>
+              </w:rPr>
+              <w:t>working</w:t>
+            </w:r>
+            <w:proofErr w:type="gramEnd"/>
+            <w:r>
+              <w:rPr>
+                <w:rFonts w:ascii="Arial" w:eastAsia="Arial" w:hAnsi="Arial" w:cs="Arial"/>
+                <w:snapToGrid/>
+              </w:rPr>
+              <w:t xml:space="preserve"> with the </w:t>
+            </w:r>
+            <w:r>
+              <w:rPr>
+                <w:rFonts w:ascii="Arial" w:eastAsia="Arial" w:hAnsi="Arial" w:cs="Arial"/>
                 <w:b/>
                 <w:bCs/>
                 <w:snapToGrid/>
               </w:rPr>
-              <w:t>four of a kind</w:t>
-            </w:r>
-            <w:r>
-              <w:rPr>
-                <w:rFonts w:ascii="Arial" w:hAnsi="Arial" w:eastAsia="Arial" w:cs="Arial"/>
-                <w:snapToGrid/>
-              </w:rPr>
-              <w:t xml:space="preserve"> testing link</w:t>
-            </w:r>
+              <w:t xml:space="preserve">four </w:t>
+            </w:r>
+            <w:proofErr w:type="gramStart"/>
+            <w:r>
+              <w:rPr>
+                <w:rFonts w:ascii="Arial" w:eastAsia="Arial" w:hAnsi="Arial" w:cs="Arial"/>
+                <w:b/>
+                <w:bCs/>
+                <w:snapToGrid/>
+              </w:rPr>
+              <w:t>of a kind</w:t>
+            </w:r>
+            <w:proofErr w:type="gramEnd"/>
+            <w:r>
+              <w:rPr>
+                <w:rFonts w:ascii="Arial" w:eastAsia="Arial" w:hAnsi="Arial" w:cs="Arial"/>
+                <w:snapToGrid/>
+              </w:rPr>
+              <w:t xml:space="preserve"> testing </w:t>
+            </w:r>
+            <w:proofErr w:type="gramStart"/>
+            <w:r>
+              <w:rPr>
+                <w:rFonts w:ascii="Arial" w:eastAsia="Arial" w:hAnsi="Arial" w:cs="Arial"/>
+                <w:snapToGrid/>
+              </w:rPr>
+              <w:t>link</w:t>
+            </w:r>
+            <w:proofErr w:type="gramEnd"/>
           </w:p>
           <w:p>
             <w:pPr>
@@ -1739,7 +1757,7 @@
             <w:sdt>
               <w:sdtPr>
                 <w:rPr>
-                  <w:rFonts w:ascii="Arial" w:hAnsi="Arial" w:eastAsia="Arial" w:cs="Arial"/>
+                  <w:rFonts w:ascii="Arial" w:eastAsia="Arial" w:hAnsi="Arial" w:cs="Arial"/>
                   <w:snapToGrid/>
                 </w:rPr>
                 <w:id w:val="2053956404"/>
@@ -1752,7 +1770,7 @@
               <w:sdtContent>
                 <w:r>
                   <w:rPr>
-                    <w:rFonts w:hint="eastAsia" w:ascii="MS Gothic" w:hAnsi="MS Gothic" w:eastAsia="MS Gothic" w:cs="Arial"/>
+                    <w:rFonts w:ascii="MS Gothic" w:eastAsia="MS Gothic" w:hAnsi="MS Gothic" w:cs="Arial" w:hint="eastAsia"/>
                     <w:snapToGrid/>
                   </w:rPr>
                   <w:t>☐</w:t>
@@ -1761,14 +1779,14 @@
             </w:sdt>
             <w:r>
               <w:rPr>
-                <w:rFonts w:ascii="Arial" w:hAnsi="Arial" w:eastAsia="Arial" w:cs="Arial"/>
+                <w:rFonts w:ascii="Arial" w:eastAsia="Arial" w:hAnsi="Arial" w:cs="Arial"/>
                 <w:snapToGrid/>
               </w:rPr>
               <w:t xml:space="preserve"> the program running and working with the </w:t>
             </w:r>
             <w:r>
               <w:rPr>
-                <w:rFonts w:ascii="Arial" w:hAnsi="Arial" w:eastAsia="Arial" w:cs="Arial"/>
+                <w:rFonts w:ascii="Arial" w:eastAsia="Arial" w:hAnsi="Arial" w:cs="Arial"/>
                 <w:b/>
                 <w:bCs/>
                 <w:snapToGrid/>
@@ -1777,7 +1795,7 @@
             </w:r>
             <w:r>
               <w:rPr>
-                <w:rFonts w:ascii="Arial" w:hAnsi="Arial" w:eastAsia="Arial" w:cs="Arial"/>
+                <w:rFonts w:ascii="Arial" w:eastAsia="Arial" w:hAnsi="Arial" w:cs="Arial"/>
                 <w:snapToGrid/>
               </w:rPr>
               <w:t xml:space="preserve"> testing link</w:t>
@@ -1787,14 +1805,14 @@
             <w:pPr>
               <w:spacing w:line="360" w:lineRule="auto"/>
               <w:rPr>
-                <w:rFonts w:ascii="Arial" w:hAnsi="Arial" w:eastAsia="Arial" w:cs="Arial"/>
+                <w:rFonts w:ascii="Arial" w:eastAsia="Arial" w:hAnsi="Arial" w:cs="Arial"/>
                 <w:snapToGrid/>
               </w:rPr>
             </w:pPr>
             <w:sdt>
               <w:sdtPr>
                 <w:rPr>
-                  <w:rFonts w:ascii="Arial" w:hAnsi="Arial" w:eastAsia="Arial" w:cs="Arial"/>
+                  <w:rFonts w:ascii="Arial" w:eastAsia="Arial" w:hAnsi="Arial" w:cs="Arial"/>
                   <w:snapToGrid/>
                 </w:rPr>
                 <w:id w:val="-1392104587"/>
@@ -1807,7 +1825,7 @@
               <w:sdtContent>
                 <w:r>
                   <w:rPr>
-                    <w:rFonts w:hint="eastAsia" w:ascii="MS Gothic" w:hAnsi="MS Gothic" w:eastAsia="MS Gothic" w:cs="Arial"/>
+                    <w:rFonts w:ascii="MS Gothic" w:eastAsia="MS Gothic" w:hAnsi="MS Gothic" w:cs="Arial" w:hint="eastAsia"/>
                     <w:snapToGrid/>
                   </w:rPr>
                   <w:t>☐</w:t>
@@ -1816,14 +1834,14 @@
             </w:sdt>
             <w:r>
               <w:rPr>
-                <w:rFonts w:ascii="Arial" w:hAnsi="Arial" w:eastAsia="Arial" w:cs="Arial"/>
+                <w:rFonts w:ascii="Arial" w:eastAsia="Arial" w:hAnsi="Arial" w:cs="Arial"/>
                 <w:snapToGrid/>
               </w:rPr>
               <w:t xml:space="preserve"> the program running and working with the </w:t>
             </w:r>
             <w:r>
               <w:rPr>
-                <w:rFonts w:ascii="Arial" w:hAnsi="Arial" w:eastAsia="Arial" w:cs="Arial"/>
+                <w:rFonts w:ascii="Arial" w:eastAsia="Arial" w:hAnsi="Arial" w:cs="Arial"/>
                 <w:b/>
                 <w:bCs/>
                 <w:snapToGrid/>
@@ -1832,7 +1850,7 @@
             </w:r>
             <w:r>
               <w:rPr>
-                <w:rFonts w:ascii="Arial" w:hAnsi="Arial" w:eastAsia="Arial" w:cs="Arial"/>
+                <w:rFonts w:ascii="Arial" w:eastAsia="Arial" w:hAnsi="Arial" w:cs="Arial"/>
                 <w:snapToGrid/>
               </w:rPr>
               <w:t xml:space="preserve"> testing link</w:t>
@@ -1845,7 +1863,7 @@
             <w:sdt>
               <w:sdtPr>
                 <w:rPr>
-                  <w:rFonts w:ascii="Arial" w:hAnsi="Arial" w:eastAsia="Arial" w:cs="Arial"/>
+                  <w:rFonts w:ascii="Arial" w:eastAsia="Arial" w:hAnsi="Arial" w:cs="Arial"/>
                   <w:snapToGrid/>
                 </w:rPr>
                 <w:id w:val="515889534"/>
@@ -1858,7 +1876,7 @@
               <w:sdtContent>
                 <w:r>
                   <w:rPr>
-                    <w:rFonts w:hint="eastAsia" w:ascii="MS Gothic" w:hAnsi="MS Gothic" w:eastAsia="MS Gothic" w:cs="Arial"/>
+                    <w:rFonts w:ascii="MS Gothic" w:eastAsia="MS Gothic" w:hAnsi="MS Gothic" w:cs="Arial" w:hint="eastAsia"/>
                     <w:snapToGrid/>
                   </w:rPr>
                   <w:t>☐</w:t>
@@ -1867,14 +1885,14 @@
             </w:sdt>
             <w:r>
               <w:rPr>
-                <w:rFonts w:ascii="Arial" w:hAnsi="Arial" w:eastAsia="Arial" w:cs="Arial"/>
+                <w:rFonts w:ascii="Arial" w:eastAsia="Arial" w:hAnsi="Arial" w:cs="Arial"/>
                 <w:snapToGrid/>
               </w:rPr>
               <w:t xml:space="preserve"> the program running and working with the </w:t>
             </w:r>
             <w:r>
               <w:rPr>
-                <w:rFonts w:ascii="Arial" w:hAnsi="Arial" w:eastAsia="Arial" w:cs="Arial"/>
+                <w:rFonts w:ascii="Arial" w:eastAsia="Arial" w:hAnsi="Arial" w:cs="Arial"/>
                 <w:b/>
                 <w:bCs/>
                 <w:snapToGrid/>
@@ -1883,7 +1901,7 @@
             </w:r>
             <w:r>
               <w:rPr>
-                <w:rFonts w:ascii="Arial" w:hAnsi="Arial" w:eastAsia="Arial" w:cs="Arial"/>
+                <w:rFonts w:ascii="Arial" w:eastAsia="Arial" w:hAnsi="Arial" w:cs="Arial"/>
                 <w:snapToGrid/>
               </w:rPr>
               <w:t>testing link</w:t>
@@ -1893,14 +1911,14 @@
             <w:pPr>
               <w:spacing w:line="360" w:lineRule="auto"/>
               <w:rPr>
-                <w:rFonts w:ascii="Arial" w:hAnsi="Arial" w:eastAsia="Arial" w:cs="Arial"/>
+                <w:rFonts w:ascii="Arial" w:eastAsia="Arial" w:hAnsi="Arial" w:cs="Arial"/>
                 <w:snapToGrid/>
               </w:rPr>
             </w:pPr>
             <w:sdt>
               <w:sdtPr>
                 <w:rPr>
-                  <w:rFonts w:ascii="Arial" w:hAnsi="Arial" w:eastAsia="Arial" w:cs="Arial"/>
+                  <w:rFonts w:ascii="Arial" w:eastAsia="Arial" w:hAnsi="Arial" w:cs="Arial"/>
                   <w:snapToGrid/>
                 </w:rPr>
                 <w:id w:val="369734624"/>
@@ -1913,7 +1931,7 @@
               <w:sdtContent>
                 <w:r>
                   <w:rPr>
-                    <w:rFonts w:hint="eastAsia" w:ascii="MS Gothic" w:hAnsi="MS Gothic" w:eastAsia="MS Gothic" w:cs="Arial"/>
+                    <w:rFonts w:ascii="MS Gothic" w:eastAsia="MS Gothic" w:hAnsi="MS Gothic" w:cs="Arial" w:hint="eastAsia"/>
                     <w:snapToGrid/>
                   </w:rPr>
                   <w:t>☐</w:t>
@@ -1922,14 +1940,14 @@
             </w:sdt>
             <w:r>
               <w:rPr>
-                <w:rFonts w:ascii="Arial" w:hAnsi="Arial" w:eastAsia="Arial" w:cs="Arial"/>
+                <w:rFonts w:ascii="Arial" w:eastAsia="Arial" w:hAnsi="Arial" w:cs="Arial"/>
                 <w:snapToGrid/>
               </w:rPr>
               <w:t xml:space="preserve"> the program running and working with the </w:t>
             </w:r>
             <w:r>
               <w:rPr>
-                <w:rFonts w:ascii="Arial" w:hAnsi="Arial" w:eastAsia="Arial" w:cs="Arial"/>
+                <w:rFonts w:ascii="Arial" w:eastAsia="Arial" w:hAnsi="Arial" w:cs="Arial"/>
                 <w:b/>
                 <w:bCs/>
                 <w:snapToGrid/>
@@ -1938,7 +1956,7 @@
             </w:r>
             <w:r>
               <w:rPr>
-                <w:rFonts w:ascii="Arial" w:hAnsi="Arial" w:eastAsia="Arial" w:cs="Arial"/>
+                <w:rFonts w:ascii="Arial" w:eastAsia="Arial" w:hAnsi="Arial" w:cs="Arial"/>
                 <w:snapToGrid/>
               </w:rPr>
               <w:t xml:space="preserve"> testing link</w:t>
@@ -1951,7 +1969,7 @@
             <w:sdt>
               <w:sdtPr>
                 <w:rPr>
-                  <w:rFonts w:ascii="Arial" w:hAnsi="Arial" w:eastAsia="Arial" w:cs="Arial"/>
+                  <w:rFonts w:ascii="Arial" w:eastAsia="Arial" w:hAnsi="Arial" w:cs="Arial"/>
                   <w:snapToGrid/>
                 </w:rPr>
                 <w:id w:val="-231162552"/>
@@ -1964,7 +1982,7 @@
               <w:sdtContent>
                 <w:r>
                   <w:rPr>
-                    <w:rFonts w:hint="eastAsia" w:ascii="MS Gothic" w:hAnsi="MS Gothic" w:eastAsia="MS Gothic" w:cs="Arial"/>
+                    <w:rFonts w:ascii="MS Gothic" w:eastAsia="MS Gothic" w:hAnsi="MS Gothic" w:cs="Arial" w:hint="eastAsia"/>
                     <w:snapToGrid/>
                   </w:rPr>
                   <w:t>☐</w:t>
@@ -1973,14 +1991,14 @@
             </w:sdt>
             <w:r>
               <w:rPr>
-                <w:rFonts w:ascii="Arial" w:hAnsi="Arial" w:eastAsia="Arial" w:cs="Arial"/>
+                <w:rFonts w:ascii="Arial" w:eastAsia="Arial" w:hAnsi="Arial" w:cs="Arial"/>
                 <w:snapToGrid/>
               </w:rPr>
               <w:t xml:space="preserve"> the program running and working with the </w:t>
             </w:r>
             <w:r>
               <w:rPr>
-                <w:rFonts w:ascii="Arial" w:hAnsi="Arial" w:eastAsia="Arial" w:cs="Arial"/>
+                <w:rFonts w:ascii="Arial" w:eastAsia="Arial" w:hAnsi="Arial" w:cs="Arial"/>
                 <w:b/>
                 <w:bCs/>
                 <w:snapToGrid/>
@@ -1989,7 +2007,7 @@
             </w:r>
             <w:r>
               <w:rPr>
-                <w:rFonts w:ascii="Arial" w:hAnsi="Arial" w:eastAsia="Arial" w:cs="Arial"/>
+                <w:rFonts w:ascii="Arial" w:eastAsia="Arial" w:hAnsi="Arial" w:cs="Arial"/>
                 <w:snapToGrid/>
               </w:rPr>
               <w:t xml:space="preserve"> testing link</w:t>
@@ -1999,14 +2017,14 @@
             <w:pPr>
               <w:spacing w:line="360" w:lineRule="auto"/>
               <w:rPr>
-                <w:rFonts w:ascii="Arial" w:hAnsi="Arial" w:eastAsia="Arial" w:cs="Arial"/>
+                <w:rFonts w:ascii="Arial" w:eastAsia="Arial" w:hAnsi="Arial" w:cs="Arial"/>
                 <w:snapToGrid/>
               </w:rPr>
             </w:pPr>
             <w:sdt>
               <w:sdtPr>
                 <w:rPr>
-                  <w:rFonts w:ascii="Arial" w:hAnsi="Arial" w:eastAsia="Arial" w:cs="Arial"/>
+                  <w:rFonts w:ascii="Arial" w:eastAsia="Arial" w:hAnsi="Arial" w:cs="Arial"/>
                   <w:snapToGrid/>
                 </w:rPr>
                 <w:id w:val="-772240135"/>
@@ -2019,7 +2037,7 @@
               <w:sdtContent>
                 <w:r>
                   <w:rPr>
-                    <w:rFonts w:hint="eastAsia" w:ascii="MS Gothic" w:hAnsi="MS Gothic" w:eastAsia="MS Gothic" w:cs="Arial"/>
+                    <w:rFonts w:ascii="MS Gothic" w:eastAsia="MS Gothic" w:hAnsi="MS Gothic" w:cs="Arial" w:hint="eastAsia"/>
                     <w:snapToGrid/>
                   </w:rPr>
                   <w:t>☐</w:t>
@@ -2028,14 +2046,14 @@
             </w:sdt>
             <w:r>
               <w:rPr>
-                <w:rFonts w:ascii="Arial" w:hAnsi="Arial" w:eastAsia="Arial" w:cs="Arial"/>
+                <w:rFonts w:ascii="Arial" w:eastAsia="Arial" w:hAnsi="Arial" w:cs="Arial"/>
                 <w:snapToGrid/>
               </w:rPr>
               <w:t xml:space="preserve"> the program running and working with the </w:t>
             </w:r>
             <w:r>
               <w:rPr>
-                <w:rFonts w:ascii="Arial" w:hAnsi="Arial" w:eastAsia="Arial" w:cs="Arial"/>
+                <w:rFonts w:ascii="Arial" w:eastAsia="Arial" w:hAnsi="Arial" w:cs="Arial"/>
                 <w:b/>
                 <w:bCs/>
                 <w:snapToGrid/>
@@ -2044,7 +2062,7 @@
             </w:r>
             <w:r>
               <w:rPr>
-                <w:rFonts w:ascii="Arial" w:hAnsi="Arial" w:eastAsia="Arial" w:cs="Arial"/>
+                <w:rFonts w:ascii="Arial" w:eastAsia="Arial" w:hAnsi="Arial" w:cs="Arial"/>
                 <w:snapToGrid/>
               </w:rPr>
               <w:t xml:space="preserve"> testing link</w:t>
@@ -2057,7 +2075,7 @@
             <w:sdt>
               <w:sdtPr>
                 <w:rPr>
-                  <w:rFonts w:ascii="Arial" w:hAnsi="Arial" w:eastAsia="Arial" w:cs="Arial"/>
+                  <w:rFonts w:ascii="Arial" w:eastAsia="Arial" w:hAnsi="Arial" w:cs="Arial"/>
                   <w:snapToGrid/>
                 </w:rPr>
                 <w:id w:val="1608540149"/>
@@ -2070,7 +2088,7 @@
               <w:sdtContent>
                 <w:r>
                   <w:rPr>
-                    <w:rFonts w:hint="eastAsia" w:ascii="MS Gothic" w:hAnsi="MS Gothic" w:eastAsia="MS Gothic" w:cs="Arial"/>
+                    <w:rFonts w:ascii="MS Gothic" w:eastAsia="MS Gothic" w:hAnsi="MS Gothic" w:cs="Arial" w:hint="eastAsia"/>
                     <w:snapToGrid/>
                   </w:rPr>
                   <w:t>☐</w:t>
@@ -2079,14 +2097,14 @@
             </w:sdt>
             <w:r>
               <w:rPr>
-                <w:rFonts w:ascii="Arial" w:hAnsi="Arial" w:eastAsia="Arial" w:cs="Arial"/>
+                <w:rFonts w:ascii="Arial" w:eastAsia="Arial" w:hAnsi="Arial" w:cs="Arial"/>
                 <w:snapToGrid/>
               </w:rPr>
               <w:t xml:space="preserve"> the program running and working with the </w:t>
             </w:r>
             <w:r>
               <w:rPr>
-                <w:rFonts w:ascii="Arial" w:hAnsi="Arial" w:eastAsia="Arial" w:cs="Arial"/>
+                <w:rFonts w:ascii="Arial" w:eastAsia="Arial" w:hAnsi="Arial" w:cs="Arial"/>
                 <w:b/>
                 <w:bCs/>
                 <w:snapToGrid/>
@@ -2095,7 +2113,7 @@
             </w:r>
             <w:r>
               <w:rPr>
-                <w:rFonts w:ascii="Arial" w:hAnsi="Arial" w:eastAsia="Arial" w:cs="Arial"/>
+                <w:rFonts w:ascii="Arial" w:eastAsia="Arial" w:hAnsi="Arial" w:cs="Arial"/>
                 <w:snapToGrid/>
               </w:rPr>
               <w:t xml:space="preserve"> testing link</w:t>
@@ -2105,14 +2123,14 @@
             <w:pPr>
               <w:spacing w:line="360" w:lineRule="auto"/>
               <w:rPr>
-                <w:rFonts w:ascii="Arial" w:hAnsi="Arial" w:eastAsia="Arial" w:cs="Arial"/>
+                <w:rFonts w:ascii="Arial" w:eastAsia="Arial" w:hAnsi="Arial" w:cs="Arial"/>
                 <w:snapToGrid/>
               </w:rPr>
             </w:pPr>
             <w:sdt>
               <w:sdtPr>
                 <w:rPr>
-                  <w:rFonts w:ascii="Arial" w:hAnsi="Arial" w:eastAsia="Arial" w:cs="Arial"/>
+                  <w:rFonts w:ascii="Arial" w:eastAsia="Arial" w:hAnsi="Arial" w:cs="Arial"/>
                   <w:snapToGrid/>
                 </w:rPr>
                 <w:id w:val="-1541972341"/>
@@ -2125,7 +2143,7 @@
               <w:sdtContent>
                 <w:r>
                   <w:rPr>
-                    <w:rFonts w:hint="eastAsia" w:ascii="MS Gothic" w:hAnsi="MS Gothic" w:eastAsia="MS Gothic" w:cs="Arial"/>
+                    <w:rFonts w:ascii="MS Gothic" w:eastAsia="MS Gothic" w:hAnsi="MS Gothic" w:cs="Arial" w:hint="eastAsia"/>
                     <w:snapToGrid/>
                   </w:rPr>
                   <w:t>☐</w:t>
@@ -2134,7 +2152,7 @@
             </w:sdt>
             <w:r>
               <w:rPr>
-                <w:rFonts w:ascii="Arial" w:hAnsi="Arial" w:eastAsia="Arial" w:cs="Arial"/>
+                <w:rFonts w:ascii="Arial" w:eastAsia="Arial" w:hAnsi="Arial" w:cs="Arial"/>
                 <w:snapToGrid/>
               </w:rPr>
               <w:t xml:space="preserve"> the program running and working with a random hand from the API at least three times</w:t>
@@ -2144,14 +2162,14 @@
             <w:pPr>
               <w:spacing w:line="360" w:lineRule="auto"/>
               <w:rPr>
-                <w:rFonts w:ascii="Arial" w:hAnsi="Arial" w:eastAsia="Arial" w:cs="Arial"/>
+                <w:rFonts w:ascii="Arial" w:eastAsia="Arial" w:hAnsi="Arial" w:cs="Arial"/>
                 <w:snapToGrid/>
               </w:rPr>
             </w:pPr>
             <w:sdt>
               <w:sdtPr>
                 <w:rPr>
-                  <w:rFonts w:ascii="Arial" w:hAnsi="Arial" w:eastAsia="Arial" w:cs="Arial"/>
+                  <w:rFonts w:ascii="Arial" w:eastAsia="Arial" w:hAnsi="Arial" w:cs="Arial"/>
                   <w:snapToGrid/>
                 </w:rPr>
                 <w:id w:val="-117768527"/>
@@ -2164,7 +2182,7 @@
               <w:sdtContent>
                 <w:r>
                   <w:rPr>
-                    <w:rFonts w:hint="eastAsia" w:ascii="MS Gothic" w:hAnsi="MS Gothic" w:eastAsia="MS Gothic" w:cs="Arial"/>
+                    <w:rFonts w:ascii="MS Gothic" w:eastAsia="MS Gothic" w:hAnsi="MS Gothic" w:cs="Arial" w:hint="eastAsia"/>
                     <w:snapToGrid/>
                   </w:rPr>
                   <w:t>☐</w:t>
@@ -2173,7 +2191,7 @@
             </w:sdt>
             <w:r>
               <w:rPr>
-                <w:rFonts w:ascii="Arial" w:hAnsi="Arial" w:eastAsia="Arial" w:cs="Arial"/>
+                <w:rFonts w:ascii="Arial" w:eastAsia="Arial" w:hAnsi="Arial" w:cs="Arial"/>
                 <w:snapToGrid/>
               </w:rPr>
               <w:t xml:space="preserve"> show that the code is not in global scope (e.g. IIFE usage)</w:t>
@@ -2183,14 +2201,14 @@
             <w:pPr>
               <w:spacing w:line="360" w:lineRule="auto"/>
               <w:rPr>
-                <w:rFonts w:ascii="Arial" w:hAnsi="Arial" w:eastAsia="Arial" w:cs="Arial"/>
+                <w:rFonts w:ascii="Arial" w:eastAsia="Arial" w:hAnsi="Arial" w:cs="Arial"/>
                 <w:snapToGrid/>
               </w:rPr>
             </w:pPr>
             <w:sdt>
               <w:sdtPr>
                 <w:rPr>
-                  <w:rFonts w:ascii="Arial" w:hAnsi="Arial" w:eastAsia="Arial" w:cs="Arial"/>
+                  <w:rFonts w:ascii="Arial" w:eastAsia="Arial" w:hAnsi="Arial" w:cs="Arial"/>
                   <w:snapToGrid/>
                 </w:rPr>
                 <w:id w:val="-1702933136"/>
@@ -2203,7 +2221,7 @@
               <w:sdtContent>
                 <w:r>
                   <w:rPr>
-                    <w:rFonts w:hint="eastAsia" w:ascii="MS Gothic" w:hAnsi="MS Gothic" w:eastAsia="MS Gothic" w:cs="Arial"/>
+                    <w:rFonts w:ascii="MS Gothic" w:eastAsia="MS Gothic" w:hAnsi="MS Gothic" w:cs="Arial" w:hint="eastAsia"/>
                     <w:snapToGrid/>
                   </w:rPr>
                   <w:t>☐</w:t>
@@ -2212,7 +2230,7 @@
             </w:sdt>
             <w:r>
               <w:rPr>
-                <w:rFonts w:ascii="Arial" w:hAnsi="Arial" w:eastAsia="Arial" w:cs="Arial"/>
+                <w:rFonts w:ascii="Arial" w:eastAsia="Arial" w:hAnsi="Arial" w:cs="Arial"/>
                 <w:snapToGrid/>
               </w:rPr>
               <w:t xml:space="preserve"> show the code to retrieve data from the Deck of Cards API</w:t>
@@ -2222,14 +2240,14 @@
             <w:pPr>
               <w:spacing w:line="360" w:lineRule="auto"/>
               <w:rPr>
-                <w:rFonts w:ascii="Arial" w:hAnsi="Arial" w:eastAsia="Arial" w:cs="Arial"/>
+                <w:rFonts w:ascii="Arial" w:eastAsia="Arial" w:hAnsi="Arial" w:cs="Arial"/>
                 <w:snapToGrid/>
               </w:rPr>
             </w:pPr>
             <w:sdt>
               <w:sdtPr>
                 <w:rPr>
-                  <w:rFonts w:ascii="Arial" w:hAnsi="Arial" w:eastAsia="Arial" w:cs="Arial"/>
+                  <w:rFonts w:ascii="Arial" w:eastAsia="Arial" w:hAnsi="Arial" w:cs="Arial"/>
                   <w:snapToGrid/>
                 </w:rPr>
                 <w:id w:val="1864251202"/>
@@ -2242,7 +2260,7 @@
               <w:sdtContent>
                 <w:r>
                   <w:rPr>
-                    <w:rFonts w:hint="eastAsia" w:ascii="MS Gothic" w:hAnsi="MS Gothic" w:eastAsia="MS Gothic" w:cs="Arial"/>
+                    <w:rFonts w:ascii="MS Gothic" w:eastAsia="MS Gothic" w:hAnsi="MS Gothic" w:cs="Arial" w:hint="eastAsia"/>
                     <w:snapToGrid/>
                   </w:rPr>
                   <w:t>☐</w:t>
@@ -2251,21 +2269,21 @@
             </w:sdt>
             <w:r>
               <w:rPr>
-                <w:rFonts w:ascii="Arial" w:hAnsi="Arial" w:eastAsia="Arial" w:cs="Arial"/>
+                <w:rFonts w:ascii="Arial" w:eastAsia="Arial" w:hAnsi="Arial" w:cs="Arial"/>
                 <w:snapToGrid/>
               </w:rPr>
               <w:t xml:space="preserve"> </w:t>
             </w:r>
             <w:r>
               <w:rPr>
-                <w:rFonts w:ascii="Arial" w:hAnsi="Arial" w:eastAsia="Arial" w:cs="Arial"/>
+                <w:rFonts w:ascii="Arial" w:eastAsia="Arial" w:hAnsi="Arial" w:cs="Arial"/>
                 <w:snapToGrid/>
               </w:rPr>
               <w:t xml:space="preserve">citations </w:t>
             </w:r>
             <w:r>
               <w:rPr>
-                <w:rFonts w:ascii="Arial" w:hAnsi="Arial" w:eastAsia="Arial" w:cs="Arial"/>
+                <w:rFonts w:ascii="Arial" w:eastAsia="Arial" w:hAnsi="Arial" w:cs="Arial"/>
                 <w:snapToGrid/>
               </w:rPr>
               <w:t>for any code samples used</w:t>
@@ -2350,7 +2368,7 @@
             <w:pPr>
               <w:spacing w:line="360" w:lineRule="auto"/>
               <w:rPr>
-                <w:rFonts w:ascii="Arial" w:hAnsi="Arial" w:eastAsia="Arial" w:cs="Arial"/>
+                <w:rFonts w:ascii="Arial" w:eastAsia="Arial" w:hAnsi="Arial" w:cs="Arial"/>
                 <w:b/>
                 <w:bCs/>
                 <w:snapToGrid/>
@@ -2360,7 +2378,7 @@
             <w:sdt>
               <w:sdtPr>
                 <w:rPr>
-                  <w:rFonts w:ascii="Arial" w:hAnsi="Arial" w:eastAsia="Arial" w:cs="Arial"/>
+                  <w:rFonts w:ascii="Arial" w:eastAsia="Arial" w:hAnsi="Arial" w:cs="Arial"/>
                   <w:b/>
                   <w:bCs/>
                   <w:snapToGrid/>
@@ -2376,7 +2394,7 @@
               <w:sdtContent>
                 <w:r>
                   <w:rPr>
-                    <w:rFonts w:hint="eastAsia" w:ascii="MS Gothic" w:hAnsi="MS Gothic" w:eastAsia="MS Gothic" w:cs="Arial"/>
+                    <w:rFonts w:ascii="MS Gothic" w:eastAsia="MS Gothic" w:hAnsi="MS Gothic" w:cs="Arial" w:hint="eastAsia"/>
                     <w:b/>
                     <w:bCs/>
                     <w:snapToGrid/>
@@ -2388,7 +2406,7 @@
             </w:sdt>
             <w:r>
               <w:rPr>
-                <w:rFonts w:ascii="Arial" w:hAnsi="Arial" w:eastAsia="Arial" w:cs="Arial"/>
+                <w:rFonts w:ascii="Arial" w:eastAsia="Arial" w:hAnsi="Arial" w:cs="Arial"/>
                 <w:b/>
                 <w:bCs/>
                 <w:snapToGrid/>
@@ -2398,7 +2416,7 @@
             </w:r>
             <w:r>
               <w:rPr>
-                <w:rFonts w:ascii="Arial" w:hAnsi="Arial" w:eastAsia="Arial" w:cs="Arial"/>
+                <w:rFonts w:ascii="Arial" w:eastAsia="Arial" w:hAnsi="Arial" w:cs="Arial"/>
                 <w:b/>
                 <w:bCs/>
                 <w:snapToGrid/>
@@ -2408,7 +2426,7 @@
             </w:r>
             <w:r>
               <w:rPr>
-                <w:rFonts w:ascii="Arial" w:hAnsi="Arial" w:eastAsia="Arial" w:cs="Arial"/>
+                <w:rFonts w:ascii="Arial" w:eastAsia="Arial" w:hAnsi="Arial" w:cs="Arial"/>
                 <w:b/>
                 <w:bCs/>
                 <w:snapToGrid/>
@@ -2418,7 +2436,7 @@
             </w:r>
             <w:r>
               <w:rPr>
-                <w:rFonts w:ascii="Arial" w:hAnsi="Arial" w:eastAsia="Arial" w:cs="Arial"/>
+                <w:rFonts w:ascii="Arial" w:eastAsia="Arial" w:hAnsi="Arial" w:cs="Arial"/>
                 <w:b/>
                 <w:bCs/>
                 <w:snapToGrid/>
@@ -2428,7 +2446,7 @@
             </w:r>
             <w:r>
               <w:rPr>
-                <w:rFonts w:ascii="Arial" w:hAnsi="Arial" w:eastAsia="Arial" w:cs="Arial"/>
+                <w:rFonts w:ascii="Arial" w:eastAsia="Arial" w:hAnsi="Arial" w:cs="Arial"/>
                 <w:b/>
                 <w:bCs/>
                 <w:snapToGrid/>
@@ -2438,7 +2456,7 @@
             </w:r>
             <w:r>
               <w:rPr>
-                <w:rFonts w:ascii="Arial" w:hAnsi="Arial" w:eastAsia="Arial" w:cs="Arial"/>
+                <w:rFonts w:ascii="Arial" w:eastAsia="Arial" w:hAnsi="Arial" w:cs="Arial"/>
                 <w:b/>
                 <w:bCs/>
                 <w:snapToGrid/>
@@ -2449,7 +2467,7 @@
             </w:r>
             <w:r>
               <w:rPr>
-                <w:rFonts w:ascii="Arial" w:hAnsi="Arial" w:eastAsia="Arial" w:cs="Arial"/>
+                <w:rFonts w:ascii="Arial" w:eastAsia="Arial" w:hAnsi="Arial" w:cs="Arial"/>
                 <w:b/>
                 <w:bCs/>
                 <w:snapToGrid/>
@@ -2459,7 +2477,7 @@
             </w:r>
             <w:r>
               <w:rPr>
-                <w:rFonts w:ascii="Arial" w:hAnsi="Arial" w:eastAsia="Arial" w:cs="Arial"/>
+                <w:rFonts w:ascii="Arial" w:eastAsia="Arial" w:hAnsi="Arial" w:cs="Arial"/>
                 <w:b/>
                 <w:bCs/>
                 <w:snapToGrid/>
@@ -2469,7 +2487,7 @@
             </w:r>
             <w:r>
               <w:rPr>
-                <w:rFonts w:ascii="Arial" w:hAnsi="Arial" w:eastAsia="Arial" w:cs="Arial"/>
+                <w:rFonts w:ascii="Arial" w:eastAsia="Arial" w:hAnsi="Arial" w:cs="Arial"/>
                 <w:b/>
                 <w:bCs/>
                 <w:snapToGrid/>
@@ -2480,7 +2498,7 @@
             </w:r>
             <w:r>
               <w:rPr>
-                <w:rFonts w:ascii="Arial" w:hAnsi="Arial" w:eastAsia="Arial" w:cs="Arial"/>
+                <w:rFonts w:ascii="Arial" w:eastAsia="Arial" w:hAnsi="Arial" w:cs="Arial"/>
                 <w:b/>
                 <w:bCs/>
                 <w:snapToGrid/>
@@ -2490,7 +2508,7 @@
             </w:r>
             <w:r>
               <w:rPr>
-                <w:rFonts w:ascii="Arial" w:hAnsi="Arial" w:eastAsia="Arial" w:cs="Arial"/>
+                <w:rFonts w:ascii="Arial" w:eastAsia="Arial" w:hAnsi="Arial" w:cs="Arial"/>
                 <w:b/>
                 <w:bCs/>
                 <w:snapToGrid/>
@@ -2501,7 +2519,7 @@
             </w:r>
             <w:r>
               <w:rPr>
-                <w:rFonts w:ascii="Arial" w:hAnsi="Arial" w:eastAsia="Arial" w:cs="Arial"/>
+                <w:rFonts w:ascii="Arial" w:eastAsia="Arial" w:hAnsi="Arial" w:cs="Arial"/>
                 <w:b/>
                 <w:bCs/>
                 <w:snapToGrid/>
@@ -2511,7 +2529,7 @@
             </w:r>
             <w:r>
               <w:rPr>
-                <w:rFonts w:ascii="Arial" w:hAnsi="Arial" w:eastAsia="Arial" w:cs="Arial"/>
+                <w:rFonts w:ascii="Arial" w:eastAsia="Arial" w:hAnsi="Arial" w:cs="Arial"/>
                 <w:b/>
                 <w:bCs/>
                 <w:snapToGrid/>
@@ -2522,7 +2540,7 @@
             </w:r>
             <w:r>
               <w:rPr>
-                <w:rFonts w:ascii="Arial" w:hAnsi="Arial" w:eastAsia="Arial" w:cs="Arial"/>
+                <w:rFonts w:ascii="Arial" w:eastAsia="Arial" w:hAnsi="Arial" w:cs="Arial"/>
                 <w:b/>
                 <w:bCs/>
                 <w:snapToGrid/>
@@ -2532,7 +2550,7 @@
             </w:r>
             <w:r>
               <w:rPr>
-                <w:rFonts w:ascii="Arial" w:hAnsi="Arial" w:eastAsia="Arial" w:cs="Arial"/>
+                <w:rFonts w:ascii="Arial" w:eastAsia="Arial" w:hAnsi="Arial" w:cs="Arial"/>
                 <w:b/>
                 <w:bCs/>
                 <w:snapToGrid/>
@@ -2543,7 +2561,7 @@
             </w:r>
             <w:r>
               <w:rPr>
-                <w:rFonts w:ascii="Arial" w:hAnsi="Arial" w:eastAsia="Arial" w:cs="Arial"/>
+                <w:rFonts w:ascii="Arial" w:eastAsia="Arial" w:hAnsi="Arial" w:cs="Arial"/>
                 <w:b/>
                 <w:bCs/>
                 <w:snapToGrid/>
@@ -2553,7 +2571,7 @@
             </w:r>
             <w:r>
               <w:rPr>
-                <w:rFonts w:ascii="Arial" w:hAnsi="Arial" w:eastAsia="Arial" w:cs="Arial"/>
+                <w:rFonts w:ascii="Arial" w:eastAsia="Arial" w:hAnsi="Arial" w:cs="Arial"/>
                 <w:b/>
                 <w:bCs/>
                 <w:snapToGrid/>
@@ -2564,7 +2582,7 @@
             </w:r>
             <w:r>
               <w:rPr>
-                <w:rFonts w:ascii="Arial" w:hAnsi="Arial" w:eastAsia="Arial" w:cs="Arial"/>
+                <w:rFonts w:ascii="Arial" w:eastAsia="Arial" w:hAnsi="Arial" w:cs="Arial"/>
                 <w:b/>
                 <w:bCs/>
                 <w:snapToGrid/>
@@ -2574,7 +2592,7 @@
             </w:r>
             <w:r>
               <w:rPr>
-                <w:rFonts w:ascii="Arial" w:hAnsi="Arial" w:eastAsia="Arial" w:cs="Arial"/>
+                <w:rFonts w:ascii="Arial" w:eastAsia="Arial" w:hAnsi="Arial" w:cs="Arial"/>
                 <w:b/>
                 <w:bCs/>
                 <w:snapToGrid/>
@@ -2585,7 +2603,7 @@
             </w:r>
             <w:r>
               <w:rPr>
-                <w:rFonts w:ascii="Arial" w:hAnsi="Arial" w:eastAsia="Arial" w:cs="Arial"/>
+                <w:rFonts w:ascii="Arial" w:eastAsia="Arial" w:hAnsi="Arial" w:cs="Arial"/>
                 <w:b/>
                 <w:bCs/>
                 <w:snapToGrid/>
@@ -2595,7 +2613,7 @@
             </w:r>
             <w:r>
               <w:rPr>
-                <w:rFonts w:ascii="Arial" w:hAnsi="Arial" w:eastAsia="Arial" w:cs="Arial"/>
+                <w:rFonts w:ascii="Arial" w:eastAsia="Arial" w:hAnsi="Arial" w:cs="Arial"/>
                 <w:b/>
                 <w:bCs/>
                 <w:snapToGrid/>
@@ -2609,7 +2627,7 @@
     </w:tbl>
     <w:p/>
     <w:sectPr>
-      <w:pgSz w:w="12240" w:h="15840" w:orient="portrait"/>
+      <w:pgSz w:w="12240" w:h="15840"/>
       <w:pgMar w:top="1280" w:right="880" w:bottom="280" w:left="960" w:header="720" w:footer="720" w:gutter="0"/>
       <w:cols w:space="720"/>
     </w:sectPr>
@@ -2618,7 +2636,7 @@
 </file>
 
 <file path=word/endnotes.xml><?xml version="1.0" encoding="utf-8"?>
-<w:endnotes xmlns:wpc="http://schemas.microsoft.com/office/word/2010/wordprocessingCanvas" xmlns:cx="http://schemas.microsoft.com/office/drawing/2014/chartex" xmlns:cx1="http://schemas.microsoft.com/office/drawing/2015/9/8/chartex" xmlns:cx2="http://schemas.microsoft.com/office/drawing/2015/10/21/chartex" xmlns:cx3="http://schemas.microsoft.com/office/drawing/2016/5/9/chartex" xmlns:cx4="http://schemas.microsoft.com/office/drawing/2016/5/10/chartex" xmlns:cx5="http://schemas.microsoft.com/office/drawing/2016/5/11/chartex" xmlns:cx6="http://schemas.microsoft.com/office/drawing/2016/5/12/chartex" xmlns:cx7="http://schemas.microsoft.com/office/drawing/2016/5/13/chartex" xmlns:cx8="http://schemas.microsoft.com/office/drawing/2016/5/14/chartex" xmlns:mc="http://schemas.openxmlformats.org/markup-compatibility/2006" xmlns:aink="http://schemas.microsoft.com/office/drawing/2016/ink" xmlns:am3d="http://schemas.microsoft.com/office/drawing/2017/model3d" xmlns:o="urn:schemas-microsoft-com:office:office" xmlns:oel="http://schemas.microsoft.com/office/2019/extlst" xmlns:r="http://schemas.openxmlformats.org/officeDocument/2006/relationships" xmlns:m="http://schemas.openxmlformats.org/officeDocument/2006/math" xmlns:v="urn:schemas-microsoft-com:vml" xmlns:wp14="http://schemas.microsoft.com/office/word/2010/wordprocessingDrawing" xmlns:wp="http://schemas.openxmlformats.org/drawingml/2006/wordprocessingDrawing" xmlns:w10="urn:schemas-microsoft-com:office:word" xmlns:w="http://schemas.openxmlformats.org/wordprocessingml/2006/main" xmlns:w14="http://schemas.microsoft.com/office/word/2010/wordml" xmlns:w15="http://schemas.microsoft.com/office/word/2012/wordml" xmlns:w16cex="http://schemas.microsoft.com/office/word/2018/wordml/cex" xmlns:w16cid="http://schemas.microsoft.com/office/word/2016/wordml/cid" xmlns:w16="http://schemas.microsoft.com/office/word/2018/wordml" xmlns:w16du="http://schemas.microsoft.com/office/word/2023/wordml/word16du" xmlns:w16sdtdh="http://schemas.microsoft.com/office/word/2020/wordml/sdtdatahash" xmlns:w16se="http://schemas.microsoft.com/office/word/2015/wordml/symex" xmlns:wpg="http://schemas.microsoft.com/office/word/2010/wordprocessingGroup" xmlns:wpi="http://schemas.microsoft.com/office/word/2010/wordprocessingInk" xmlns:wne="http://schemas.microsoft.com/office/word/2006/wordml" xmlns:wps="http://schemas.microsoft.com/office/word/2010/wordprocessingShape" mc:Ignorable="w14 w15 w16se w16cid w16 w16cex w16sdtdh w16du wp14">
+<w:endnotes xmlns:wpc="http://schemas.microsoft.com/office/word/2010/wordprocessingCanvas" xmlns:cx="http://schemas.microsoft.com/office/drawing/2014/chartex" xmlns:cx1="http://schemas.microsoft.com/office/drawing/2015/9/8/chartex" xmlns:cx2="http://schemas.microsoft.com/office/drawing/2015/10/21/chartex" xmlns:cx3="http://schemas.microsoft.com/office/drawing/2016/5/9/chartex" xmlns:cx4="http://schemas.microsoft.com/office/drawing/2016/5/10/chartex" xmlns:cx5="http://schemas.microsoft.com/office/drawing/2016/5/11/chartex" xmlns:cx6="http://schemas.microsoft.com/office/drawing/2016/5/12/chartex" xmlns:cx7="http://schemas.microsoft.com/office/drawing/2016/5/13/chartex" xmlns:cx8="http://schemas.microsoft.com/office/drawing/2016/5/14/chartex" xmlns:mc="http://schemas.openxmlformats.org/markup-compatibility/2006" xmlns:aink="http://schemas.microsoft.com/office/drawing/2016/ink" xmlns:am3d="http://schemas.microsoft.com/office/drawing/2017/model3d" xmlns:o="urn:schemas-microsoft-com:office:office" xmlns:oel="http://schemas.microsoft.com/office/2019/extlst" xmlns:r="http://schemas.openxmlformats.org/officeDocument/2006/relationships" xmlns:m="http://schemas.openxmlformats.org/officeDocument/2006/math" xmlns:v="urn:schemas-microsoft-com:vml" xmlns:wp14="http://schemas.microsoft.com/office/word/2010/wordprocessingDrawing" xmlns:wp="http://schemas.openxmlformats.org/drawingml/2006/wordprocessingDrawing" xmlns:w10="urn:schemas-microsoft-com:office:word" xmlns:w="http://schemas.openxmlformats.org/wordprocessingml/2006/main" xmlns:w14="http://schemas.microsoft.com/office/word/2010/wordml" xmlns:w15="http://schemas.microsoft.com/office/word/2012/wordml" xmlns:w16cex="http://schemas.microsoft.com/office/word/2018/wordml/cex" xmlns:w16cid="http://schemas.microsoft.com/office/word/2016/wordml/cid" xmlns:w16="http://schemas.microsoft.com/office/word/2018/wordml" xmlns:w16du="http://schemas.microsoft.com/office/word/2023/wordml/word16du" xmlns:w16sdtdh="http://schemas.microsoft.com/office/word/2020/wordml/sdtdatahash" xmlns:w16sdtfl="http://schemas.microsoft.com/office/word/2024/wordml/sdtformatlock" xmlns:w16se="http://schemas.microsoft.com/office/word/2015/wordml/symex" xmlns:wpg="http://schemas.microsoft.com/office/word/2010/wordprocessingGroup" xmlns:wpi="http://schemas.microsoft.com/office/word/2010/wordprocessingInk" xmlns:wne="http://schemas.microsoft.com/office/word/2006/wordml" xmlns:wps="http://schemas.microsoft.com/office/word/2010/wordprocessingShape" mc:Ignorable="w14 w15 w16se w16cid w16 w16cex w16sdtdh w16sdtfl w16du wp14">
   <w:endnote w:type="separator" w:id="-1">
     <w:p>
       <w:r>
@@ -2637,7 +2655,7 @@
 </file>
 
 <file path=word/footer1.xml><?xml version="1.0" encoding="utf-8"?>
-<w:ftr xmlns:wpc="http://schemas.microsoft.com/office/word/2010/wordprocessingCanvas" xmlns:cx="http://schemas.microsoft.com/office/drawing/2014/chartex" xmlns:cx1="http://schemas.microsoft.com/office/drawing/2015/9/8/chartex" xmlns:cx2="http://schemas.microsoft.com/office/drawing/2015/10/21/chartex" xmlns:cx3="http://schemas.microsoft.com/office/drawing/2016/5/9/chartex" xmlns:cx4="http://schemas.microsoft.com/office/drawing/2016/5/10/chartex" xmlns:cx5="http://schemas.microsoft.com/office/drawing/2016/5/11/chartex" xmlns:cx6="http://schemas.microsoft.com/office/drawing/2016/5/12/chartex" xmlns:cx7="http://schemas.microsoft.com/office/drawing/2016/5/13/chartex" xmlns:cx8="http://schemas.microsoft.com/office/drawing/2016/5/14/chartex" xmlns:mc="http://schemas.openxmlformats.org/markup-compatibility/2006" xmlns:aink="http://schemas.microsoft.com/office/drawing/2016/ink" xmlns:am3d="http://schemas.microsoft.com/office/drawing/2017/model3d" xmlns:o="urn:schemas-microsoft-com:office:office" xmlns:oel="http://schemas.microsoft.com/office/2019/extlst" xmlns:r="http://schemas.openxmlformats.org/officeDocument/2006/relationships" xmlns:m="http://schemas.openxmlformats.org/officeDocument/2006/math" xmlns:v="urn:schemas-microsoft-com:vml" xmlns:wp14="http://schemas.microsoft.com/office/word/2010/wordprocessingDrawing" xmlns:wp="http://schemas.openxmlformats.org/drawingml/2006/wordprocessingDrawing" xmlns:w10="urn:schemas-microsoft-com:office:word" xmlns:w="http://schemas.openxmlformats.org/wordprocessingml/2006/main" xmlns:w14="http://schemas.microsoft.com/office/word/2010/wordml" xmlns:w15="http://schemas.microsoft.com/office/word/2012/wordml" xmlns:w16cex="http://schemas.microsoft.com/office/word/2018/wordml/cex" xmlns:w16cid="http://schemas.microsoft.com/office/word/2016/wordml/cid" xmlns:w16="http://schemas.microsoft.com/office/word/2018/wordml" xmlns:w16du="http://schemas.microsoft.com/office/word/2023/wordml/word16du" xmlns:w16sdtdh="http://schemas.microsoft.com/office/word/2020/wordml/sdtdatahash" xmlns:w16se="http://schemas.microsoft.com/office/word/2015/wordml/symex" xmlns:wpg="http://schemas.microsoft.com/office/word/2010/wordprocessingGroup" xmlns:wpi="http://schemas.microsoft.com/office/word/2010/wordprocessingInk" xmlns:wne="http://schemas.microsoft.com/office/word/2006/wordml" xmlns:wps="http://schemas.microsoft.com/office/word/2010/wordprocessingShape" xmlns:a="http://schemas.openxmlformats.org/drawingml/2006/main" xmlns:a14="http://schemas.microsoft.com/office/drawing/2010/main" mc:Ignorable="w14 w15 w16se w16cid w16 w16cex w16sdtdh w16du wp14">
+<w:ftr xmlns:wpc="http://schemas.microsoft.com/office/word/2010/wordprocessingCanvas" xmlns:cx="http://schemas.microsoft.com/office/drawing/2014/chartex" xmlns:cx1="http://schemas.microsoft.com/office/drawing/2015/9/8/chartex" xmlns:cx2="http://schemas.microsoft.com/office/drawing/2015/10/21/chartex" xmlns:cx3="http://schemas.microsoft.com/office/drawing/2016/5/9/chartex" xmlns:cx4="http://schemas.microsoft.com/office/drawing/2016/5/10/chartex" xmlns:cx5="http://schemas.microsoft.com/office/drawing/2016/5/11/chartex" xmlns:cx6="http://schemas.microsoft.com/office/drawing/2016/5/12/chartex" xmlns:cx7="http://schemas.microsoft.com/office/drawing/2016/5/13/chartex" xmlns:cx8="http://schemas.microsoft.com/office/drawing/2016/5/14/chartex" xmlns:mc="http://schemas.openxmlformats.org/markup-compatibility/2006" xmlns:aink="http://schemas.microsoft.com/office/drawing/2016/ink" xmlns:am3d="http://schemas.microsoft.com/office/drawing/2017/model3d" xmlns:o="urn:schemas-microsoft-com:office:office" xmlns:oel="http://schemas.microsoft.com/office/2019/extlst" xmlns:r="http://schemas.openxmlformats.org/officeDocument/2006/relationships" xmlns:m="http://schemas.openxmlformats.org/officeDocument/2006/math" xmlns:v="urn:schemas-microsoft-com:vml" xmlns:wp14="http://schemas.microsoft.com/office/word/2010/wordprocessingDrawing" xmlns:wp="http://schemas.openxmlformats.org/drawingml/2006/wordprocessingDrawing" xmlns:w10="urn:schemas-microsoft-com:office:word" xmlns:w="http://schemas.openxmlformats.org/wordprocessingml/2006/main" xmlns:w14="http://schemas.microsoft.com/office/word/2010/wordml" xmlns:w15="http://schemas.microsoft.com/office/word/2012/wordml" xmlns:w16cex="http://schemas.microsoft.com/office/word/2018/wordml/cex" xmlns:w16cid="http://schemas.microsoft.com/office/word/2016/wordml/cid" xmlns:w16="http://schemas.microsoft.com/office/word/2018/wordml" xmlns:w16du="http://schemas.microsoft.com/office/word/2023/wordml/word16du" xmlns:w16sdtdh="http://schemas.microsoft.com/office/word/2020/wordml/sdtdatahash" xmlns:w16sdtfl="http://schemas.microsoft.com/office/word/2024/wordml/sdtformatlock" xmlns:w16se="http://schemas.microsoft.com/office/word/2015/wordml/symex" xmlns:wpg="http://schemas.microsoft.com/office/word/2010/wordprocessingGroup" xmlns:wpi="http://schemas.microsoft.com/office/word/2010/wordprocessingInk" xmlns:wne="http://schemas.microsoft.com/office/word/2006/wordml" xmlns:wps="http://schemas.microsoft.com/office/word/2010/wordprocessingShape" mc:Ignorable="w14 w15 w16se w16cid w16 w16cex w16sdtdh w16sdtfl w16du wp14">
   <w:p>
     <w:pPr>
       <w:pStyle w:val="Footer"/>
@@ -2922,7 +2940,7 @@
             </wp:anchor>
           </w:drawing>
         </mc:Choice>
-        <mc:Fallback>
+        <mc:Fallback xmlns:a14="http://schemas.microsoft.com/office/drawing/2010/main" xmlns:a="http://schemas.openxmlformats.org/drawingml/2006/main">
           <w:pict w14:anchorId="4F72D3AF">
             <v:line id="Line 1" style="position:absolute;z-index:251658752;visibility:visible;mso-wrap-style:square;mso-width-percent:0;mso-height-percent:0;mso-wrap-distance-left:9pt;mso-wrap-distance-top:0;mso-wrap-distance-right:9pt;mso-wrap-distance-bottom:0;mso-position-horizontal:absolute;mso-position-horizontal-relative:text;mso-position-vertical:absolute;mso-position-vertical-relative:text;mso-width-percent:0;mso-height-percent:0;mso-width-relative:page;mso-height-relative:page" o:spid="_x0000_s1026" strokeweight="1.5pt" from="0,-13.2pt" to="468pt,-13.2pt" w14:anchorId="0A9FC451" o:gfxdata="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"/>
           </w:pict>
@@ -2954,7 +2972,7 @@
 </file>
 
 <file path=word/footnotes.xml><?xml version="1.0" encoding="utf-8"?>
-<w:footnotes xmlns:wpc="http://schemas.microsoft.com/office/word/2010/wordprocessingCanvas" xmlns:cx="http://schemas.microsoft.com/office/drawing/2014/chartex" xmlns:cx1="http://schemas.microsoft.com/office/drawing/2015/9/8/chartex" xmlns:cx2="http://schemas.microsoft.com/office/drawing/2015/10/21/chartex" xmlns:cx3="http://schemas.microsoft.com/office/drawing/2016/5/9/chartex" xmlns:cx4="http://schemas.microsoft.com/office/drawing/2016/5/10/chartex" xmlns:cx5="http://schemas.microsoft.com/office/drawing/2016/5/11/chartex" xmlns:cx6="http://schemas.microsoft.com/office/drawing/2016/5/12/chartex" xmlns:cx7="http://schemas.microsoft.com/office/drawing/2016/5/13/chartex" xmlns:cx8="http://schemas.microsoft.com/office/drawing/2016/5/14/chartex" xmlns:mc="http://schemas.openxmlformats.org/markup-compatibility/2006" xmlns:aink="http://schemas.microsoft.com/office/drawing/2016/ink" xmlns:am3d="http://schemas.microsoft.com/office/drawing/2017/model3d" xmlns:o="urn:schemas-microsoft-com:office:office" xmlns:oel="http://schemas.microsoft.com/office/2019/extlst" xmlns:r="http://schemas.openxmlformats.org/officeDocument/2006/relationships" xmlns:m="http://schemas.openxmlformats.org/officeDocument/2006/math" xmlns:v="urn:schemas-microsoft-com:vml" xmlns:wp14="http://schemas.microsoft.com/office/word/2010/wordprocessingDrawing" xmlns:wp="http://schemas.openxmlformats.org/drawingml/2006/wordprocessingDrawing" xmlns:w10="urn:schemas-microsoft-com:office:word" xmlns:w="http://schemas.openxmlformats.org/wordprocessingml/2006/main" xmlns:w14="http://schemas.microsoft.com/office/word/2010/wordml" xmlns:w15="http://schemas.microsoft.com/office/word/2012/wordml" xmlns:w16cex="http://schemas.microsoft.com/office/word/2018/wordml/cex" xmlns:w16cid="http://schemas.microsoft.com/office/word/2016/wordml/cid" xmlns:w16="http://schemas.microsoft.com/office/word/2018/wordml" xmlns:w16du="http://schemas.microsoft.com/office/word/2023/wordml/word16du" xmlns:w16sdtdh="http://schemas.microsoft.com/office/word/2020/wordml/sdtdatahash" xmlns:w16se="http://schemas.microsoft.com/office/word/2015/wordml/symex" xmlns:wpg="http://schemas.microsoft.com/office/word/2010/wordprocessingGroup" xmlns:wpi="http://schemas.microsoft.com/office/word/2010/wordprocessingInk" xmlns:wne="http://schemas.microsoft.com/office/word/2006/wordml" xmlns:wps="http://schemas.microsoft.com/office/word/2010/wordprocessingShape" mc:Ignorable="w14 w15 w16se w16cid w16 w16cex w16sdtdh w16du wp14">
+<w:footnotes xmlns:wpc="http://schemas.microsoft.com/office/word/2010/wordprocessingCanvas" xmlns:cx="http://schemas.microsoft.com/office/drawing/2014/chartex" xmlns:cx1="http://schemas.microsoft.com/office/drawing/2015/9/8/chartex" xmlns:cx2="http://schemas.microsoft.com/office/drawing/2015/10/21/chartex" xmlns:cx3="http://schemas.microsoft.com/office/drawing/2016/5/9/chartex" xmlns:cx4="http://schemas.microsoft.com/office/drawing/2016/5/10/chartex" xmlns:cx5="http://schemas.microsoft.com/office/drawing/2016/5/11/chartex" xmlns:cx6="http://schemas.microsoft.com/office/drawing/2016/5/12/chartex" xmlns:cx7="http://schemas.microsoft.com/office/drawing/2016/5/13/chartex" xmlns:cx8="http://schemas.microsoft.com/office/drawing/2016/5/14/chartex" xmlns:mc="http://schemas.openxmlformats.org/markup-compatibility/2006" xmlns:aink="http://schemas.microsoft.com/office/drawing/2016/ink" xmlns:am3d="http://schemas.microsoft.com/office/drawing/2017/model3d" xmlns:o="urn:schemas-microsoft-com:office:office" xmlns:oel="http://schemas.microsoft.com/office/2019/extlst" xmlns:r="http://schemas.openxmlformats.org/officeDocument/2006/relationships" xmlns:m="http://schemas.openxmlformats.org/officeDocument/2006/math" xmlns:v="urn:schemas-microsoft-com:vml" xmlns:wp14="http://schemas.microsoft.com/office/word/2010/wordprocessingDrawing" xmlns:wp="http://schemas.openxmlformats.org/drawingml/2006/wordprocessingDrawing" xmlns:w10="urn:schemas-microsoft-com:office:word" xmlns:w="http://schemas.openxmlformats.org/wordprocessingml/2006/main" xmlns:w14="http://schemas.microsoft.com/office/word/2010/wordml" xmlns:w15="http://schemas.microsoft.com/office/word/2012/wordml" xmlns:w16cex="http://schemas.microsoft.com/office/word/2018/wordml/cex" xmlns:w16cid="http://schemas.microsoft.com/office/word/2016/wordml/cid" xmlns:w16="http://schemas.microsoft.com/office/word/2018/wordml" xmlns:w16du="http://schemas.microsoft.com/office/word/2023/wordml/word16du" xmlns:w16sdtdh="http://schemas.microsoft.com/office/word/2020/wordml/sdtdatahash" xmlns:w16sdtfl="http://schemas.microsoft.com/office/word/2024/wordml/sdtformatlock" xmlns:w16se="http://schemas.microsoft.com/office/word/2015/wordml/symex" xmlns:wpg="http://schemas.microsoft.com/office/word/2010/wordprocessingGroup" xmlns:wpi="http://schemas.microsoft.com/office/word/2010/wordprocessingInk" xmlns:wne="http://schemas.microsoft.com/office/word/2006/wordml" xmlns:wps="http://schemas.microsoft.com/office/word/2010/wordprocessingShape" mc:Ignorable="w14 w15 w16se w16cid w16 w16cex w16sdtdh w16sdtfl w16du wp14">
   <w:footnote w:type="separator" w:id="-1">
     <w:p>
       <w:r>
@@ -2973,7 +2991,7 @@
 </file>
 
 <file path=word/header1.xml><?xml version="1.0" encoding="utf-8"?>
-<w:hdr xmlns:wpc="http://schemas.microsoft.com/office/word/2010/wordprocessingCanvas" xmlns:cx="http://schemas.microsoft.com/office/drawing/2014/chartex" xmlns:cx1="http://schemas.microsoft.com/office/drawing/2015/9/8/chartex" xmlns:cx2="http://schemas.microsoft.com/office/drawing/2015/10/21/chartex" xmlns:cx3="http://schemas.microsoft.com/office/drawing/2016/5/9/chartex" xmlns:cx4="http://schemas.microsoft.com/office/drawing/2016/5/10/chartex" xmlns:cx5="http://schemas.microsoft.com/office/drawing/2016/5/11/chartex" xmlns:cx6="http://schemas.microsoft.com/office/drawing/2016/5/12/chartex" xmlns:cx7="http://schemas.microsoft.com/office/drawing/2016/5/13/chartex" xmlns:cx8="http://schemas.microsoft.com/office/drawing/2016/5/14/chartex" xmlns:mc="http://schemas.openxmlformats.org/markup-compatibility/2006" xmlns:aink="http://schemas.microsoft.com/office/drawing/2016/ink" xmlns:am3d="http://schemas.microsoft.com/office/drawing/2017/model3d" xmlns:o="urn:schemas-microsoft-com:office:office" xmlns:oel="http://schemas.microsoft.com/office/2019/extlst" xmlns:r="http://schemas.openxmlformats.org/officeDocument/2006/relationships" xmlns:m="http://schemas.openxmlformats.org/officeDocument/2006/math" xmlns:v="urn:schemas-microsoft-com:vml" xmlns:wp14="http://schemas.microsoft.com/office/word/2010/wordprocessingDrawing" xmlns:wp="http://schemas.openxmlformats.org/drawingml/2006/wordprocessingDrawing" xmlns:w10="urn:schemas-microsoft-com:office:word" xmlns:w="http://schemas.openxmlformats.org/wordprocessingml/2006/main" xmlns:w14="http://schemas.microsoft.com/office/word/2010/wordml" xmlns:w15="http://schemas.microsoft.com/office/word/2012/wordml" xmlns:w16cex="http://schemas.microsoft.com/office/word/2018/wordml/cex" xmlns:w16cid="http://schemas.microsoft.com/office/word/2016/wordml/cid" xmlns:w16="http://schemas.microsoft.com/office/word/2018/wordml" xmlns:w16du="http://schemas.microsoft.com/office/word/2023/wordml/word16du" xmlns:w16sdtdh="http://schemas.microsoft.com/office/word/2020/wordml/sdtdatahash" xmlns:w16se="http://schemas.microsoft.com/office/word/2015/wordml/symex" xmlns:wpg="http://schemas.microsoft.com/office/word/2010/wordprocessingGroup" xmlns:wpi="http://schemas.microsoft.com/office/word/2010/wordprocessingInk" xmlns:wne="http://schemas.microsoft.com/office/word/2006/wordml" xmlns:wps="http://schemas.microsoft.com/office/word/2010/wordprocessingShape" xmlns:a="http://schemas.openxmlformats.org/drawingml/2006/main" xmlns:pic="http://schemas.openxmlformats.org/drawingml/2006/picture" xmlns:a14="http://schemas.microsoft.com/office/drawing/2010/main" mc:Ignorable="w14 w15 w16se w16cid w16 w16cex w16sdtdh w16du wp14">
+<w:hdr xmlns:wpc="http://schemas.microsoft.com/office/word/2010/wordprocessingCanvas" xmlns:cx="http://schemas.microsoft.com/office/drawing/2014/chartex" xmlns:cx1="http://schemas.microsoft.com/office/drawing/2015/9/8/chartex" xmlns:cx2="http://schemas.microsoft.com/office/drawing/2015/10/21/chartex" xmlns:cx3="http://schemas.microsoft.com/office/drawing/2016/5/9/chartex" xmlns:cx4="http://schemas.microsoft.com/office/drawing/2016/5/10/chartex" xmlns:cx5="http://schemas.microsoft.com/office/drawing/2016/5/11/chartex" xmlns:cx6="http://schemas.microsoft.com/office/drawing/2016/5/12/chartex" xmlns:cx7="http://schemas.microsoft.com/office/drawing/2016/5/13/chartex" xmlns:cx8="http://schemas.microsoft.com/office/drawing/2016/5/14/chartex" xmlns:mc="http://schemas.openxmlformats.org/markup-compatibility/2006" xmlns:aink="http://schemas.microsoft.com/office/drawing/2016/ink" xmlns:am3d="http://schemas.microsoft.com/office/drawing/2017/model3d" xmlns:o="urn:schemas-microsoft-com:office:office" xmlns:oel="http://schemas.microsoft.com/office/2019/extlst" xmlns:r="http://schemas.openxmlformats.org/officeDocument/2006/relationships" xmlns:m="http://schemas.openxmlformats.org/officeDocument/2006/math" xmlns:v="urn:schemas-microsoft-com:vml" xmlns:wp14="http://schemas.microsoft.com/office/word/2010/wordprocessingDrawing" xmlns:wp="http://schemas.openxmlformats.org/drawingml/2006/wordprocessingDrawing" xmlns:w10="urn:schemas-microsoft-com:office:word" xmlns:w="http://schemas.openxmlformats.org/wordprocessingml/2006/main" xmlns:w14="http://schemas.microsoft.com/office/word/2010/wordml" xmlns:w15="http://schemas.microsoft.com/office/word/2012/wordml" xmlns:w16cex="http://schemas.microsoft.com/office/word/2018/wordml/cex" xmlns:w16cid="http://schemas.microsoft.com/office/word/2016/wordml/cid" xmlns:w16="http://schemas.microsoft.com/office/word/2018/wordml" xmlns:w16du="http://schemas.microsoft.com/office/word/2023/wordml/word16du" xmlns:w16sdtdh="http://schemas.microsoft.com/office/word/2020/wordml/sdtdatahash" xmlns:w16sdtfl="http://schemas.microsoft.com/office/word/2024/wordml/sdtformatlock" xmlns:w16se="http://schemas.microsoft.com/office/word/2015/wordml/symex" xmlns:wpg="http://schemas.microsoft.com/office/word/2010/wordprocessingGroup" xmlns:wpi="http://schemas.microsoft.com/office/word/2010/wordprocessingInk" xmlns:wne="http://schemas.microsoft.com/office/word/2006/wordml" xmlns:wps="http://schemas.microsoft.com/office/word/2010/wordprocessingShape" mc:Ignorable="w14 w15 w16se w16cid w16 w16cex w16sdtdh w16sdtfl w16du wp14">
   <w:p>
     <w:pPr>
       <w:pStyle w:val="Header"/>
@@ -3065,42 +3083,12 @@
     <w:r>
       <w:rPr>
         <w:rFonts w:ascii="Arial" w:hAnsi="Arial" w:cs="Arial"/>
-        <w:b w:val="1"/>
-        <w:bCs w:val="1"/>
+        <w:b/>
+        <w:bCs/>
         <w:sz w:val="28"/>
         <w:szCs w:val="28"/>
       </w:rPr>
-      <w:t xml:space="preserve">PROG 2700 </w:t>
-    </w:r>
-    <w:r>
-      <w:rPr>
-        <w:rFonts w:ascii="Arial" w:hAnsi="Arial" w:cs="Arial"/>
-        <w:b w:val="1"/>
-        <w:bCs w:val="1"/>
-        <w:sz w:val="28"/>
-        <w:szCs w:val="28"/>
-      </w:rPr>
-      <w:t xml:space="preserve">Assignment </w:t>
-    </w:r>
-    <w:r>
-      <w:rPr>
-        <w:rFonts w:ascii="Arial" w:hAnsi="Arial" w:cs="Arial"/>
-        <w:b w:val="1"/>
-        <w:bCs w:val="1"/>
-        <w:sz w:val="28"/>
-        <w:szCs w:val="28"/>
-      </w:rPr>
-      <w:t>2</w:t>
-    </w:r>
-    <w:r>
-      <w:rPr>
-        <w:rFonts w:ascii="Arial" w:hAnsi="Arial" w:cs="Arial"/>
-        <w:b w:val="1"/>
-        <w:bCs w:val="1"/>
-        <w:sz w:val="28"/>
-        <w:szCs w:val="28"/>
-      </w:rPr>
-      <w:t>C</w:t>
+      <w:t>PROG 2700 Assignment 2C</w:t>
     </w:r>
   </w:p>
   <w:p>
@@ -3180,7 +3168,7 @@
             </wp:anchor>
           </w:drawing>
         </mc:Choice>
-        <mc:Fallback>
+        <mc:Fallback xmlns:a14="http://schemas.microsoft.com/office/drawing/2010/main" xmlns:pic="http://schemas.openxmlformats.org/drawingml/2006/picture" xmlns:a="http://schemas.openxmlformats.org/drawingml/2006/main">
           <w:pict w14:anchorId="26E9733F">
             <v:line id="Line 2" style="position:absolute;z-index:251656704;visibility:visible;mso-wrap-style:square;mso-width-percent:0;mso-height-percent:0;mso-wrap-distance-left:9pt;mso-wrap-distance-top:0;mso-wrap-distance-right:9pt;mso-wrap-distance-bottom:0;mso-position-horizontal:absolute;mso-position-horizontal-relative:text;mso-position-vertical:absolute;mso-position-vertical-relative:text;mso-width-percent:0;mso-height-percent:0;mso-width-relative:page;mso-height-relative:page" o:spid="_x0000_s1026" strokeweight="1.5pt" from="0,6.1pt" to="468pt,6.1pt" w14:anchorId="79371420" o:gfxdata="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"/>
           </w:pict>
@@ -3192,119 +3180,7 @@
 </file>
 
 <file path=word/numbering.xml><?xml version="1.0" encoding="utf-8"?>
-<w:numbering xmlns:wpc="http://schemas.microsoft.com/office/word/2010/wordprocessingCanvas" xmlns:cx="http://schemas.microsoft.com/office/drawing/2014/chartex" xmlns:cx1="http://schemas.microsoft.com/office/drawing/2015/9/8/chartex" xmlns:cx2="http://schemas.microsoft.com/office/drawing/2015/10/21/chartex" xmlns:cx3="http://schemas.microsoft.com/office/drawing/2016/5/9/chartex" xmlns:cx4="http://schemas.microsoft.com/office/drawing/2016/5/10/chartex" xmlns:cx5="http://schemas.microsoft.com/office/drawing/2016/5/11/chartex" xmlns:cx6="http://schemas.microsoft.com/office/drawing/2016/5/12/chartex" xmlns:cx7="http://schemas.microsoft.com/office/drawing/2016/5/13/chartex" xmlns:cx8="http://schemas.microsoft.com/office/drawing/2016/5/14/chartex" xmlns:mc="http://schemas.openxmlformats.org/markup-compatibility/2006" xmlns:aink="http://schemas.microsoft.com/office/drawing/2016/ink" xmlns:am3d="http://schemas.microsoft.com/office/drawing/2017/model3d" xmlns:o="urn:schemas-microsoft-com:office:office" xmlns:oel="http://schemas.microsoft.com/office/2019/extlst" xmlns:r="http://schemas.openxmlformats.org/officeDocument/2006/relationships" xmlns:m="http://schemas.openxmlformats.org/officeDocument/2006/math" xmlns:v="urn:schemas-microsoft-com:vml" xmlns:wp14="http://schemas.microsoft.com/office/word/2010/wordprocessingDrawing" xmlns:wp="http://schemas.openxmlformats.org/drawingml/2006/wordprocessingDrawing" xmlns:w10="urn:schemas-microsoft-com:office:word" xmlns:w="http://schemas.openxmlformats.org/wordprocessingml/2006/main" xmlns:w14="http://schemas.microsoft.com/office/word/2010/wordml" xmlns:w15="http://schemas.microsoft.com/office/word/2012/wordml" xmlns:w16cex="http://schemas.microsoft.com/office/word/2018/wordml/cex" xmlns:w16cid="http://schemas.microsoft.com/office/word/2016/wordml/cid" xmlns:w16="http://schemas.microsoft.com/office/word/2018/wordml" xmlns:w16du="http://schemas.microsoft.com/office/word/2023/wordml/word16du" xmlns:w16sdtdh="http://schemas.microsoft.com/office/word/2020/wordml/sdtdatahash" xmlns:w16se="http://schemas.microsoft.com/office/word/2015/wordml/symex" xmlns:wpg="http://schemas.microsoft.com/office/word/2010/wordprocessingGroup" xmlns:wpi="http://schemas.microsoft.com/office/word/2010/wordprocessingInk" xmlns:wne="http://schemas.microsoft.com/office/word/2006/wordml" xmlns:wps="http://schemas.microsoft.com/office/word/2010/wordprocessingShape" mc:Ignorable="w14 w15 w16se w16cid w16 w16cex w16sdtdh w16du wp14">
-  <w:abstractNum xmlns:w="http://schemas.openxmlformats.org/wordprocessingml/2006/main" w:abstractNumId="31">
-    <w:nsid w:val="156bd366"/>
-    <w:multiLevelType xmlns:w="http://schemas.openxmlformats.org/wordprocessingml/2006/main" w:val="hybridMultilevel"/>
-    <w:lvl xmlns:w="http://schemas.openxmlformats.org/wordprocessingml/2006/main" w:ilvl="0">
-      <w:start w:val="1"/>
-      <w:numFmt w:val="bullet"/>
-      <w:lvlText w:val=""/>
-      <w:lvlJc w:val="left"/>
-      <w:pPr>
-        <w:ind w:left="720" w:hanging="360"/>
-      </w:pPr>
-      <w:rPr>
-        <w:rFonts w:hint="default" w:ascii="Symbol" w:hAnsi="Symbol"/>
-      </w:rPr>
-    </w:lvl>
-    <w:lvl xmlns:w="http://schemas.openxmlformats.org/wordprocessingml/2006/main" w:ilvl="1">
-      <w:start w:val="1"/>
-      <w:numFmt w:val="bullet"/>
-      <w:lvlText w:val="o"/>
-      <w:lvlJc w:val="left"/>
-      <w:pPr>
-        <w:ind w:left="1440" w:hanging="360"/>
-      </w:pPr>
-      <w:rPr>
-        <w:rFonts w:hint="default" w:ascii="Courier New" w:hAnsi="Courier New"/>
-      </w:rPr>
-    </w:lvl>
-    <w:lvl xmlns:w="http://schemas.openxmlformats.org/wordprocessingml/2006/main" w:ilvl="2">
-      <w:start w:val="1"/>
-      <w:numFmt w:val="bullet"/>
-      <w:lvlText w:val=""/>
-      <w:lvlJc w:val="left"/>
-      <w:pPr>
-        <w:ind w:left="2160" w:hanging="360"/>
-      </w:pPr>
-      <w:rPr>
-        <w:rFonts w:hint="default" w:ascii="Wingdings" w:hAnsi="Wingdings"/>
-      </w:rPr>
-    </w:lvl>
-    <w:lvl xmlns:w="http://schemas.openxmlformats.org/wordprocessingml/2006/main" w:ilvl="3">
-      <w:start w:val="1"/>
-      <w:numFmt w:val="bullet"/>
-      <w:lvlText w:val=""/>
-      <w:lvlJc w:val="left"/>
-      <w:pPr>
-        <w:ind w:left="2880" w:hanging="360"/>
-      </w:pPr>
-      <w:rPr>
-        <w:rFonts w:hint="default" w:ascii="Symbol" w:hAnsi="Symbol"/>
-      </w:rPr>
-    </w:lvl>
-    <w:lvl xmlns:w="http://schemas.openxmlformats.org/wordprocessingml/2006/main" w:ilvl="4">
-      <w:start w:val="1"/>
-      <w:numFmt w:val="bullet"/>
-      <w:lvlText w:val="o"/>
-      <w:lvlJc w:val="left"/>
-      <w:pPr>
-        <w:ind w:left="3600" w:hanging="360"/>
-      </w:pPr>
-      <w:rPr>
-        <w:rFonts w:hint="default" w:ascii="Courier New" w:hAnsi="Courier New"/>
-      </w:rPr>
-    </w:lvl>
-    <w:lvl xmlns:w="http://schemas.openxmlformats.org/wordprocessingml/2006/main" w:ilvl="5">
-      <w:start w:val="1"/>
-      <w:numFmt w:val="bullet"/>
-      <w:lvlText w:val=""/>
-      <w:lvlJc w:val="left"/>
-      <w:pPr>
-        <w:ind w:left="4320" w:hanging="360"/>
-      </w:pPr>
-      <w:rPr>
-        <w:rFonts w:hint="default" w:ascii="Wingdings" w:hAnsi="Wingdings"/>
-      </w:rPr>
-    </w:lvl>
-    <w:lvl xmlns:w="http://schemas.openxmlformats.org/wordprocessingml/2006/main" w:ilvl="6">
-      <w:start w:val="1"/>
-      <w:numFmt w:val="bullet"/>
-      <w:lvlText w:val=""/>
-      <w:lvlJc w:val="left"/>
-      <w:pPr>
-        <w:ind w:left="5040" w:hanging="360"/>
-      </w:pPr>
-      <w:rPr>
-        <w:rFonts w:hint="default" w:ascii="Symbol" w:hAnsi="Symbol"/>
-      </w:rPr>
-    </w:lvl>
-    <w:lvl xmlns:w="http://schemas.openxmlformats.org/wordprocessingml/2006/main" w:ilvl="7">
-      <w:start w:val="1"/>
-      <w:numFmt w:val="bullet"/>
-      <w:lvlText w:val="o"/>
-      <w:lvlJc w:val="left"/>
-      <w:pPr>
-        <w:ind w:left="5760" w:hanging="360"/>
-      </w:pPr>
-      <w:rPr>
-        <w:rFonts w:hint="default" w:ascii="Courier New" w:hAnsi="Courier New"/>
-      </w:rPr>
-    </w:lvl>
-    <w:lvl xmlns:w="http://schemas.openxmlformats.org/wordprocessingml/2006/main" w:ilvl="8">
-      <w:start w:val="1"/>
-      <w:numFmt w:val="bullet"/>
-      <w:lvlText w:val=""/>
-      <w:lvlJc w:val="left"/>
-      <w:pPr>
-        <w:ind w:left="6480" w:hanging="360"/>
-      </w:pPr>
-      <w:rPr>
-        <w:rFonts w:hint="default" w:ascii="Wingdings" w:hAnsi="Wingdings"/>
-      </w:rPr>
-    </w:lvl>
-  </w:abstractNum>
+<w:numbering xmlns:wpc="http://schemas.microsoft.com/office/word/2010/wordprocessingCanvas" xmlns:cx="http://schemas.microsoft.com/office/drawing/2014/chartex" xmlns:cx1="http://schemas.microsoft.com/office/drawing/2015/9/8/chartex" xmlns:cx2="http://schemas.microsoft.com/office/drawing/2015/10/21/chartex" xmlns:cx3="http://schemas.microsoft.com/office/drawing/2016/5/9/chartex" xmlns:cx4="http://schemas.microsoft.com/office/drawing/2016/5/10/chartex" xmlns:cx5="http://schemas.microsoft.com/office/drawing/2016/5/11/chartex" xmlns:cx6="http://schemas.microsoft.com/office/drawing/2016/5/12/chartex" xmlns:cx7="http://schemas.microsoft.com/office/drawing/2016/5/13/chartex" xmlns:cx8="http://schemas.microsoft.com/office/drawing/2016/5/14/chartex" xmlns:mc="http://schemas.openxmlformats.org/markup-compatibility/2006" xmlns:aink="http://schemas.microsoft.com/office/drawing/2016/ink" xmlns:am3d="http://schemas.microsoft.com/office/drawing/2017/model3d" xmlns:o="urn:schemas-microsoft-com:office:office" xmlns:oel="http://schemas.microsoft.com/office/2019/extlst" xmlns:r="http://schemas.openxmlformats.org/officeDocument/2006/relationships" xmlns:m="http://schemas.openxmlformats.org/officeDocument/2006/math" xmlns:v="urn:schemas-microsoft-com:vml" xmlns:wp14="http://schemas.microsoft.com/office/word/2010/wordprocessingDrawing" xmlns:wp="http://schemas.openxmlformats.org/drawingml/2006/wordprocessingDrawing" xmlns:w10="urn:schemas-microsoft-com:office:word" xmlns:w="http://schemas.openxmlformats.org/wordprocessingml/2006/main" xmlns:w14="http://schemas.microsoft.com/office/word/2010/wordml" xmlns:w15="http://schemas.microsoft.com/office/word/2012/wordml" xmlns:w16cex="http://schemas.microsoft.com/office/word/2018/wordml/cex" xmlns:w16cid="http://schemas.microsoft.com/office/word/2016/wordml/cid" xmlns:w16="http://schemas.microsoft.com/office/word/2018/wordml" xmlns:w16du="http://schemas.microsoft.com/office/word/2023/wordml/word16du" xmlns:w16sdtdh="http://schemas.microsoft.com/office/word/2020/wordml/sdtdatahash" xmlns:w16sdtfl="http://schemas.microsoft.com/office/word/2024/wordml/sdtformatlock" xmlns:w16se="http://schemas.microsoft.com/office/word/2015/wordml/symex" xmlns:wpg="http://schemas.microsoft.com/office/word/2010/wordprocessingGroup" xmlns:wpi="http://schemas.microsoft.com/office/word/2010/wordprocessingInk" xmlns:wne="http://schemas.microsoft.com/office/word/2006/wordml" xmlns:wps="http://schemas.microsoft.com/office/word/2010/wordprocessingShape" mc:Ignorable="w14 w15 w16se w16cid w16 w16cex w16sdtdh w16sdtfl w16du wp14">
   <w:abstractNum w:abstractNumId="0" w15:restartNumberingAfterBreak="0">
     <w:nsid w:val="00F02090"/>
     <w:multiLevelType w:val="hybridMultilevel"/>
@@ -3318,7 +3194,7 @@
         <w:ind w:left="1080" w:hanging="360"/>
       </w:pPr>
       <w:rPr>
-        <w:rFonts w:hint="default" w:ascii="Symbol" w:hAnsi="Symbol"/>
+        <w:rFonts w:ascii="Symbol" w:hAnsi="Symbol" w:hint="default"/>
       </w:rPr>
     </w:lvl>
     <w:lvl w:ilvl="1" w:tplc="04090003">
@@ -3330,7 +3206,7 @@
         <w:ind w:left="1800" w:hanging="360"/>
       </w:pPr>
       <w:rPr>
-        <w:rFonts w:hint="default" w:ascii="Courier New" w:hAnsi="Courier New" w:cs="Courier New"/>
+        <w:rFonts w:ascii="Courier New" w:hAnsi="Courier New" w:cs="Courier New" w:hint="default"/>
       </w:rPr>
     </w:lvl>
     <w:lvl w:ilvl="2" w:tplc="04090005" w:tentative="1">
@@ -3342,7 +3218,7 @@
         <w:ind w:left="2520" w:hanging="360"/>
       </w:pPr>
       <w:rPr>
-        <w:rFonts w:hint="default" w:ascii="Wingdings" w:hAnsi="Wingdings"/>
+        <w:rFonts w:ascii="Wingdings" w:hAnsi="Wingdings" w:hint="default"/>
       </w:rPr>
     </w:lvl>
     <w:lvl w:ilvl="3" w:tplc="04090001" w:tentative="1">
@@ -3354,7 +3230,7 @@
         <w:ind w:left="3240" w:hanging="360"/>
       </w:pPr>
       <w:rPr>
-        <w:rFonts w:hint="default" w:ascii="Symbol" w:hAnsi="Symbol"/>
+        <w:rFonts w:ascii="Symbol" w:hAnsi="Symbol" w:hint="default"/>
       </w:rPr>
     </w:lvl>
     <w:lvl w:ilvl="4" w:tplc="04090003" w:tentative="1">
@@ -3366,7 +3242,7 @@
         <w:ind w:left="3960" w:hanging="360"/>
       </w:pPr>
       <w:rPr>
-        <w:rFonts w:hint="default" w:ascii="Courier New" w:hAnsi="Courier New" w:cs="Courier New"/>
+        <w:rFonts w:ascii="Courier New" w:hAnsi="Courier New" w:cs="Courier New" w:hint="default"/>
       </w:rPr>
     </w:lvl>
     <w:lvl w:ilvl="5" w:tplc="04090005" w:tentative="1">
@@ -3378,7 +3254,7 @@
         <w:ind w:left="4680" w:hanging="360"/>
       </w:pPr>
       <w:rPr>
-        <w:rFonts w:hint="default" w:ascii="Wingdings" w:hAnsi="Wingdings"/>
+        <w:rFonts w:ascii="Wingdings" w:hAnsi="Wingdings" w:hint="default"/>
       </w:rPr>
     </w:lvl>
     <w:lvl w:ilvl="6" w:tplc="04090001" w:tentative="1">
@@ -3390,7 +3266,7 @@
         <w:ind w:left="5400" w:hanging="360"/>
       </w:pPr>
       <w:rPr>
-        <w:rFonts w:hint="default" w:ascii="Symbol" w:hAnsi="Symbol"/>
+        <w:rFonts w:ascii="Symbol" w:hAnsi="Symbol" w:hint="default"/>
       </w:rPr>
     </w:lvl>
     <w:lvl w:ilvl="7" w:tplc="04090003" w:tentative="1">
@@ -3402,7 +3278,7 @@
         <w:ind w:left="6120" w:hanging="360"/>
       </w:pPr>
       <w:rPr>
-        <w:rFonts w:hint="default" w:ascii="Courier New" w:hAnsi="Courier New" w:cs="Courier New"/>
+        <w:rFonts w:ascii="Courier New" w:hAnsi="Courier New" w:cs="Courier New" w:hint="default"/>
       </w:rPr>
     </w:lvl>
     <w:lvl w:ilvl="8" w:tplc="04090005" w:tentative="1">
@@ -3414,7 +3290,7 @@
         <w:ind w:left="6840" w:hanging="360"/>
       </w:pPr>
       <w:rPr>
-        <w:rFonts w:hint="default" w:ascii="Wingdings" w:hAnsi="Wingdings"/>
+        <w:rFonts w:ascii="Wingdings" w:hAnsi="Wingdings" w:hint="default"/>
       </w:rPr>
     </w:lvl>
   </w:abstractNum>
@@ -3431,7 +3307,7 @@
         <w:ind w:left="1080" w:hanging="360"/>
       </w:pPr>
       <w:rPr>
-        <w:rFonts w:hint="default" w:ascii="Symbol" w:hAnsi="Symbol"/>
+        <w:rFonts w:ascii="Symbol" w:hAnsi="Symbol" w:hint="default"/>
       </w:rPr>
     </w:lvl>
     <w:lvl w:ilvl="1" w:tplc="10090003" w:tentative="1">
@@ -3443,7 +3319,7 @@
         <w:ind w:left="1800" w:hanging="360"/>
       </w:pPr>
       <w:rPr>
-        <w:rFonts w:hint="default" w:ascii="Courier New" w:hAnsi="Courier New" w:cs="Courier New"/>
+        <w:rFonts w:ascii="Courier New" w:hAnsi="Courier New" w:cs="Courier New" w:hint="default"/>
       </w:rPr>
     </w:lvl>
     <w:lvl w:ilvl="2" w:tplc="10090005" w:tentative="1">
@@ -3455,7 +3331,7 @@
         <w:ind w:left="2520" w:hanging="360"/>
       </w:pPr>
       <w:rPr>
-        <w:rFonts w:hint="default" w:ascii="Wingdings" w:hAnsi="Wingdings"/>
+        <w:rFonts w:ascii="Wingdings" w:hAnsi="Wingdings" w:hint="default"/>
       </w:rPr>
     </w:lvl>
     <w:lvl w:ilvl="3" w:tplc="10090001" w:tentative="1">
@@ -3467,7 +3343,7 @@
         <w:ind w:left="3240" w:hanging="360"/>
       </w:pPr>
       <w:rPr>
-        <w:rFonts w:hint="default" w:ascii="Symbol" w:hAnsi="Symbol"/>
+        <w:rFonts w:ascii="Symbol" w:hAnsi="Symbol" w:hint="default"/>
       </w:rPr>
     </w:lvl>
     <w:lvl w:ilvl="4" w:tplc="10090003" w:tentative="1">
@@ -3479,7 +3355,7 @@
         <w:ind w:left="3960" w:hanging="360"/>
       </w:pPr>
       <w:rPr>
-        <w:rFonts w:hint="default" w:ascii="Courier New" w:hAnsi="Courier New" w:cs="Courier New"/>
+        <w:rFonts w:ascii="Courier New" w:hAnsi="Courier New" w:cs="Courier New" w:hint="default"/>
       </w:rPr>
     </w:lvl>
     <w:lvl w:ilvl="5" w:tplc="10090005" w:tentative="1">
@@ -3491,7 +3367,7 @@
         <w:ind w:left="4680" w:hanging="360"/>
       </w:pPr>
       <w:rPr>
-        <w:rFonts w:hint="default" w:ascii="Wingdings" w:hAnsi="Wingdings"/>
+        <w:rFonts w:ascii="Wingdings" w:hAnsi="Wingdings" w:hint="default"/>
       </w:rPr>
     </w:lvl>
     <w:lvl w:ilvl="6" w:tplc="10090001" w:tentative="1">
@@ -3503,7 +3379,7 @@
         <w:ind w:left="5400" w:hanging="360"/>
       </w:pPr>
       <w:rPr>
-        <w:rFonts w:hint="default" w:ascii="Symbol" w:hAnsi="Symbol"/>
+        <w:rFonts w:ascii="Symbol" w:hAnsi="Symbol" w:hint="default"/>
       </w:rPr>
     </w:lvl>
     <w:lvl w:ilvl="7" w:tplc="10090003" w:tentative="1">
@@ -3515,7 +3391,7 @@
         <w:ind w:left="6120" w:hanging="360"/>
       </w:pPr>
       <w:rPr>
-        <w:rFonts w:hint="default" w:ascii="Courier New" w:hAnsi="Courier New" w:cs="Courier New"/>
+        <w:rFonts w:ascii="Courier New" w:hAnsi="Courier New" w:cs="Courier New" w:hint="default"/>
       </w:rPr>
     </w:lvl>
     <w:lvl w:ilvl="8" w:tplc="10090005" w:tentative="1">
@@ -3527,7 +3403,7 @@
         <w:ind w:left="6840" w:hanging="360"/>
       </w:pPr>
       <w:rPr>
-        <w:rFonts w:hint="default" w:ascii="Wingdings" w:hAnsi="Wingdings"/>
+        <w:rFonts w:ascii="Wingdings" w:hAnsi="Wingdings" w:hint="default"/>
       </w:rPr>
     </w:lvl>
   </w:abstractNum>
@@ -3547,7 +3423,7 @@
         <w:ind w:left="720" w:hanging="360"/>
       </w:pPr>
       <w:rPr>
-        <w:rFonts w:hint="default" w:ascii="Symbol" w:hAnsi="Symbol"/>
+        <w:rFonts w:ascii="Symbol" w:hAnsi="Symbol" w:hint="default"/>
         <w:sz w:val="20"/>
       </w:rPr>
     </w:lvl>
@@ -3563,7 +3439,7 @@
         <w:ind w:left="1440" w:hanging="360"/>
       </w:pPr>
       <w:rPr>
-        <w:rFonts w:hint="default" w:ascii="Courier New" w:hAnsi="Courier New"/>
+        <w:rFonts w:ascii="Courier New" w:hAnsi="Courier New" w:hint="default"/>
         <w:sz w:val="20"/>
       </w:rPr>
     </w:lvl>
@@ -3579,7 +3455,7 @@
         <w:ind w:left="2160" w:hanging="360"/>
       </w:pPr>
       <w:rPr>
-        <w:rFonts w:hint="default" w:ascii="Wingdings" w:hAnsi="Wingdings"/>
+        <w:rFonts w:ascii="Wingdings" w:hAnsi="Wingdings" w:hint="default"/>
         <w:sz w:val="20"/>
       </w:rPr>
     </w:lvl>
@@ -3595,7 +3471,7 @@
         <w:ind w:left="2880" w:hanging="360"/>
       </w:pPr>
       <w:rPr>
-        <w:rFonts w:hint="default" w:ascii="Wingdings" w:hAnsi="Wingdings"/>
+        <w:rFonts w:ascii="Wingdings" w:hAnsi="Wingdings" w:hint="default"/>
         <w:sz w:val="20"/>
       </w:rPr>
     </w:lvl>
@@ -3611,7 +3487,7 @@
         <w:ind w:left="3600" w:hanging="360"/>
       </w:pPr>
       <w:rPr>
-        <w:rFonts w:hint="default" w:ascii="Wingdings" w:hAnsi="Wingdings"/>
+        <w:rFonts w:ascii="Wingdings" w:hAnsi="Wingdings" w:hint="default"/>
         <w:sz w:val="20"/>
       </w:rPr>
     </w:lvl>
@@ -3627,7 +3503,7 @@
         <w:ind w:left="4320" w:hanging="360"/>
       </w:pPr>
       <w:rPr>
-        <w:rFonts w:hint="default" w:ascii="Wingdings" w:hAnsi="Wingdings"/>
+        <w:rFonts w:ascii="Wingdings" w:hAnsi="Wingdings" w:hint="default"/>
         <w:sz w:val="20"/>
       </w:rPr>
     </w:lvl>
@@ -3643,7 +3519,7 @@
         <w:ind w:left="5040" w:hanging="360"/>
       </w:pPr>
       <w:rPr>
-        <w:rFonts w:hint="default" w:ascii="Wingdings" w:hAnsi="Wingdings"/>
+        <w:rFonts w:ascii="Wingdings" w:hAnsi="Wingdings" w:hint="default"/>
         <w:sz w:val="20"/>
       </w:rPr>
     </w:lvl>
@@ -3659,7 +3535,7 @@
         <w:ind w:left="5760" w:hanging="360"/>
       </w:pPr>
       <w:rPr>
-        <w:rFonts w:hint="default" w:ascii="Wingdings" w:hAnsi="Wingdings"/>
+        <w:rFonts w:ascii="Wingdings" w:hAnsi="Wingdings" w:hint="default"/>
         <w:sz w:val="20"/>
       </w:rPr>
     </w:lvl>
@@ -3675,7 +3551,7 @@
         <w:ind w:left="6480" w:hanging="360"/>
       </w:pPr>
       <w:rPr>
-        <w:rFonts w:hint="default" w:ascii="Wingdings" w:hAnsi="Wingdings"/>
+        <w:rFonts w:ascii="Wingdings" w:hAnsi="Wingdings" w:hint="default"/>
         <w:sz w:val="20"/>
       </w:rPr>
     </w:lvl>
@@ -3693,7 +3569,7 @@
         <w:ind w:left="360" w:hanging="360"/>
       </w:pPr>
       <w:rPr>
-        <w:rFonts w:hint="default" w:ascii="Symbol" w:hAnsi="Symbol"/>
+        <w:rFonts w:ascii="Symbol" w:hAnsi="Symbol" w:hint="default"/>
       </w:rPr>
     </w:lvl>
     <w:lvl w:ilvl="1" w:tplc="04090003">
@@ -3705,7 +3581,7 @@
         <w:ind w:left="1080" w:hanging="360"/>
       </w:pPr>
       <w:rPr>
-        <w:rFonts w:hint="default" w:ascii="Courier New" w:hAnsi="Courier New"/>
+        <w:rFonts w:ascii="Courier New" w:hAnsi="Courier New" w:hint="default"/>
       </w:rPr>
     </w:lvl>
     <w:lvl w:ilvl="2" w:tplc="04090005" w:tentative="1">
@@ -3717,7 +3593,7 @@
         <w:ind w:left="1800" w:hanging="360"/>
       </w:pPr>
       <w:rPr>
-        <w:rFonts w:hint="default" w:ascii="Wingdings" w:hAnsi="Wingdings"/>
+        <w:rFonts w:ascii="Wingdings" w:hAnsi="Wingdings" w:hint="default"/>
       </w:rPr>
     </w:lvl>
     <w:lvl w:ilvl="3" w:tplc="04090001" w:tentative="1">
@@ -3729,7 +3605,7 @@
         <w:ind w:left="2520" w:hanging="360"/>
       </w:pPr>
       <w:rPr>
-        <w:rFonts w:hint="default" w:ascii="Symbol" w:hAnsi="Symbol"/>
+        <w:rFonts w:ascii="Symbol" w:hAnsi="Symbol" w:hint="default"/>
       </w:rPr>
     </w:lvl>
     <w:lvl w:ilvl="4" w:tplc="04090003" w:tentative="1">
@@ -3741,7 +3617,7 @@
         <w:ind w:left="3240" w:hanging="360"/>
       </w:pPr>
       <w:rPr>
-        <w:rFonts w:hint="default" w:ascii="Courier New" w:hAnsi="Courier New"/>
+        <w:rFonts w:ascii="Courier New" w:hAnsi="Courier New" w:hint="default"/>
       </w:rPr>
     </w:lvl>
     <w:lvl w:ilvl="5" w:tplc="04090005" w:tentative="1">
@@ -3753,7 +3629,7 @@
         <w:ind w:left="3960" w:hanging="360"/>
       </w:pPr>
       <w:rPr>
-        <w:rFonts w:hint="default" w:ascii="Wingdings" w:hAnsi="Wingdings"/>
+        <w:rFonts w:ascii="Wingdings" w:hAnsi="Wingdings" w:hint="default"/>
       </w:rPr>
     </w:lvl>
     <w:lvl w:ilvl="6" w:tplc="04090001" w:tentative="1">
@@ -3765,7 +3641,7 @@
         <w:ind w:left="4680" w:hanging="360"/>
       </w:pPr>
       <w:rPr>
-        <w:rFonts w:hint="default" w:ascii="Symbol" w:hAnsi="Symbol"/>
+        <w:rFonts w:ascii="Symbol" w:hAnsi="Symbol" w:hint="default"/>
       </w:rPr>
     </w:lvl>
     <w:lvl w:ilvl="7" w:tplc="04090003" w:tentative="1">
@@ -3777,7 +3653,7 @@
         <w:ind w:left="5400" w:hanging="360"/>
       </w:pPr>
       <w:rPr>
-        <w:rFonts w:hint="default" w:ascii="Courier New" w:hAnsi="Courier New"/>
+        <w:rFonts w:ascii="Courier New" w:hAnsi="Courier New" w:hint="default"/>
       </w:rPr>
     </w:lvl>
     <w:lvl w:ilvl="8" w:tplc="04090005" w:tentative="1">
@@ -3789,7 +3665,7 @@
         <w:ind w:left="6120" w:hanging="360"/>
       </w:pPr>
       <w:rPr>
-        <w:rFonts w:hint="default" w:ascii="Wingdings" w:hAnsi="Wingdings"/>
+        <w:rFonts w:ascii="Wingdings" w:hAnsi="Wingdings" w:hint="default"/>
       </w:rPr>
     </w:lvl>
   </w:abstractNum>
@@ -3809,7 +3685,7 @@
         <w:ind w:left="720" w:hanging="360"/>
       </w:pPr>
       <w:rPr>
-        <w:rFonts w:hint="default" w:ascii="Arial" w:hAnsi="Arial"/>
+        <w:rFonts w:ascii="Arial" w:hAnsi="Arial" w:hint="default"/>
       </w:rPr>
     </w:lvl>
     <w:lvl w:ilvl="1" w:tplc="3D766840">
@@ -3824,7 +3700,7 @@
         <w:ind w:left="1440" w:hanging="360"/>
       </w:pPr>
       <w:rPr>
-        <w:rFonts w:hint="default" w:ascii="Arial" w:hAnsi="Arial"/>
+        <w:rFonts w:ascii="Arial" w:hAnsi="Arial" w:hint="default"/>
       </w:rPr>
     </w:lvl>
     <w:lvl w:ilvl="2" w:tplc="EE4C5D32">
@@ -3839,7 +3715,7 @@
         <w:ind w:left="2160" w:hanging="360"/>
       </w:pPr>
       <w:rPr>
-        <w:rFonts w:hint="default" w:ascii="Times" w:hAnsi="Times"/>
+        <w:rFonts w:ascii="Times" w:hAnsi="Times" w:hint="default"/>
       </w:rPr>
     </w:lvl>
     <w:lvl w:ilvl="3" w:tplc="CCE621E4">
@@ -3854,7 +3730,7 @@
         <w:ind w:left="2880" w:hanging="360"/>
       </w:pPr>
       <w:rPr>
-        <w:rFonts w:hint="default" w:ascii="Times" w:hAnsi="Times"/>
+        <w:rFonts w:ascii="Times" w:hAnsi="Times" w:hint="default"/>
       </w:rPr>
     </w:lvl>
     <w:lvl w:ilvl="4" w:tplc="9BE4E5D8" w:tentative="1">
@@ -3869,7 +3745,7 @@
         <w:ind w:left="3600" w:hanging="360"/>
       </w:pPr>
       <w:rPr>
-        <w:rFonts w:hint="default" w:ascii="Arial" w:hAnsi="Arial"/>
+        <w:rFonts w:ascii="Arial" w:hAnsi="Arial" w:hint="default"/>
       </w:rPr>
     </w:lvl>
     <w:lvl w:ilvl="5" w:tplc="3B08FE80" w:tentative="1">
@@ -3884,7 +3760,7 @@
         <w:ind w:left="4320" w:hanging="360"/>
       </w:pPr>
       <w:rPr>
-        <w:rFonts w:hint="default" w:ascii="Arial" w:hAnsi="Arial"/>
+        <w:rFonts w:ascii="Arial" w:hAnsi="Arial" w:hint="default"/>
       </w:rPr>
     </w:lvl>
     <w:lvl w:ilvl="6" w:tplc="036826DE" w:tentative="1">
@@ -3899,7 +3775,7 @@
         <w:ind w:left="5040" w:hanging="360"/>
       </w:pPr>
       <w:rPr>
-        <w:rFonts w:hint="default" w:ascii="Arial" w:hAnsi="Arial"/>
+        <w:rFonts w:ascii="Arial" w:hAnsi="Arial" w:hint="default"/>
       </w:rPr>
     </w:lvl>
     <w:lvl w:ilvl="7" w:tplc="74740A60" w:tentative="1">
@@ -3914,7 +3790,7 @@
         <w:ind w:left="5760" w:hanging="360"/>
       </w:pPr>
       <w:rPr>
-        <w:rFonts w:hint="default" w:ascii="Arial" w:hAnsi="Arial"/>
+        <w:rFonts w:ascii="Arial" w:hAnsi="Arial" w:hint="default"/>
       </w:rPr>
     </w:lvl>
     <w:lvl w:ilvl="8" w:tplc="5600A9DC" w:tentative="1">
@@ -3929,7 +3805,7 @@
         <w:ind w:left="6480" w:hanging="360"/>
       </w:pPr>
       <w:rPr>
-        <w:rFonts w:hint="default" w:ascii="Arial" w:hAnsi="Arial"/>
+        <w:rFonts w:ascii="Arial" w:hAnsi="Arial" w:hint="default"/>
       </w:rPr>
     </w:lvl>
   </w:abstractNum>
@@ -3946,7 +3822,7 @@
         <w:ind w:left="720" w:hanging="360"/>
       </w:pPr>
       <w:rPr>
-        <w:rFonts w:hint="default" w:ascii="Symbol" w:hAnsi="Symbol"/>
+        <w:rFonts w:ascii="Symbol" w:hAnsi="Symbol" w:hint="default"/>
       </w:rPr>
     </w:lvl>
     <w:lvl w:ilvl="1" w:tplc="10090003" w:tentative="1">
@@ -3958,7 +3834,7 @@
         <w:ind w:left="1440" w:hanging="360"/>
       </w:pPr>
       <w:rPr>
-        <w:rFonts w:hint="default" w:ascii="Courier New" w:hAnsi="Courier New" w:cs="Courier New"/>
+        <w:rFonts w:ascii="Courier New" w:hAnsi="Courier New" w:cs="Courier New" w:hint="default"/>
       </w:rPr>
     </w:lvl>
     <w:lvl w:ilvl="2" w:tplc="10090005" w:tentative="1">
@@ -3970,7 +3846,7 @@
         <w:ind w:left="2160" w:hanging="360"/>
       </w:pPr>
       <w:rPr>
-        <w:rFonts w:hint="default" w:ascii="Wingdings" w:hAnsi="Wingdings"/>
+        <w:rFonts w:ascii="Wingdings" w:hAnsi="Wingdings" w:hint="default"/>
       </w:rPr>
     </w:lvl>
     <w:lvl w:ilvl="3" w:tplc="10090001" w:tentative="1">
@@ -3982,7 +3858,7 @@
         <w:ind w:left="2880" w:hanging="360"/>
       </w:pPr>
       <w:rPr>
-        <w:rFonts w:hint="default" w:ascii="Symbol" w:hAnsi="Symbol"/>
+        <w:rFonts w:ascii="Symbol" w:hAnsi="Symbol" w:hint="default"/>
       </w:rPr>
     </w:lvl>
     <w:lvl w:ilvl="4" w:tplc="10090003" w:tentative="1">
@@ -3994,7 +3870,7 @@
         <w:ind w:left="3600" w:hanging="360"/>
       </w:pPr>
       <w:rPr>
-        <w:rFonts w:hint="default" w:ascii="Courier New" w:hAnsi="Courier New" w:cs="Courier New"/>
+        <w:rFonts w:ascii="Courier New" w:hAnsi="Courier New" w:cs="Courier New" w:hint="default"/>
       </w:rPr>
     </w:lvl>
     <w:lvl w:ilvl="5" w:tplc="10090005" w:tentative="1">
@@ -4006,7 +3882,7 @@
         <w:ind w:left="4320" w:hanging="360"/>
       </w:pPr>
       <w:rPr>
-        <w:rFonts w:hint="default" w:ascii="Wingdings" w:hAnsi="Wingdings"/>
+        <w:rFonts w:ascii="Wingdings" w:hAnsi="Wingdings" w:hint="default"/>
       </w:rPr>
     </w:lvl>
     <w:lvl w:ilvl="6" w:tplc="10090001" w:tentative="1">
@@ -4018,7 +3894,7 @@
         <w:ind w:left="5040" w:hanging="360"/>
       </w:pPr>
       <w:rPr>
-        <w:rFonts w:hint="default" w:ascii="Symbol" w:hAnsi="Symbol"/>
+        <w:rFonts w:ascii="Symbol" w:hAnsi="Symbol" w:hint="default"/>
       </w:rPr>
     </w:lvl>
     <w:lvl w:ilvl="7" w:tplc="10090003" w:tentative="1">
@@ -4030,7 +3906,7 @@
         <w:ind w:left="5760" w:hanging="360"/>
       </w:pPr>
       <w:rPr>
-        <w:rFonts w:hint="default" w:ascii="Courier New" w:hAnsi="Courier New" w:cs="Courier New"/>
+        <w:rFonts w:ascii="Courier New" w:hAnsi="Courier New" w:cs="Courier New" w:hint="default"/>
       </w:rPr>
     </w:lvl>
     <w:lvl w:ilvl="8" w:tplc="10090005" w:tentative="1">
@@ -4042,7 +3918,7 @@
         <w:ind w:left="6480" w:hanging="360"/>
       </w:pPr>
       <w:rPr>
-        <w:rFonts w:hint="default" w:ascii="Wingdings" w:hAnsi="Wingdings"/>
+        <w:rFonts w:ascii="Wingdings" w:hAnsi="Wingdings" w:hint="default"/>
       </w:rPr>
     </w:lvl>
   </w:abstractNum>
@@ -4059,7 +3935,7 @@
         <w:ind w:left="720" w:hanging="360"/>
       </w:pPr>
       <w:rPr>
-        <w:rFonts w:hint="default" w:ascii="Symbol" w:hAnsi="Symbol"/>
+        <w:rFonts w:ascii="Symbol" w:hAnsi="Symbol" w:hint="default"/>
       </w:rPr>
     </w:lvl>
     <w:lvl w:ilvl="1" w:tplc="10090003" w:tentative="1">
@@ -4071,7 +3947,7 @@
         <w:ind w:left="1440" w:hanging="360"/>
       </w:pPr>
       <w:rPr>
-        <w:rFonts w:hint="default" w:ascii="Courier New" w:hAnsi="Courier New" w:cs="Courier New"/>
+        <w:rFonts w:ascii="Courier New" w:hAnsi="Courier New" w:cs="Courier New" w:hint="default"/>
       </w:rPr>
     </w:lvl>
     <w:lvl w:ilvl="2" w:tplc="10090005" w:tentative="1">
@@ -4083,7 +3959,7 @@
         <w:ind w:left="2160" w:hanging="360"/>
       </w:pPr>
       <w:rPr>
-        <w:rFonts w:hint="default" w:ascii="Wingdings" w:hAnsi="Wingdings"/>
+        <w:rFonts w:ascii="Wingdings" w:hAnsi="Wingdings" w:hint="default"/>
       </w:rPr>
     </w:lvl>
     <w:lvl w:ilvl="3" w:tplc="10090001" w:tentative="1">
@@ -4095,7 +3971,7 @@
         <w:ind w:left="2880" w:hanging="360"/>
       </w:pPr>
       <w:rPr>
-        <w:rFonts w:hint="default" w:ascii="Symbol" w:hAnsi="Symbol"/>
+        <w:rFonts w:ascii="Symbol" w:hAnsi="Symbol" w:hint="default"/>
       </w:rPr>
     </w:lvl>
     <w:lvl w:ilvl="4" w:tplc="10090003" w:tentative="1">
@@ -4107,7 +3983,7 @@
         <w:ind w:left="3600" w:hanging="360"/>
       </w:pPr>
       <w:rPr>
-        <w:rFonts w:hint="default" w:ascii="Courier New" w:hAnsi="Courier New" w:cs="Courier New"/>
+        <w:rFonts w:ascii="Courier New" w:hAnsi="Courier New" w:cs="Courier New" w:hint="default"/>
       </w:rPr>
     </w:lvl>
     <w:lvl w:ilvl="5" w:tplc="10090005" w:tentative="1">
@@ -4119,7 +3995,7 @@
         <w:ind w:left="4320" w:hanging="360"/>
       </w:pPr>
       <w:rPr>
-        <w:rFonts w:hint="default" w:ascii="Wingdings" w:hAnsi="Wingdings"/>
+        <w:rFonts w:ascii="Wingdings" w:hAnsi="Wingdings" w:hint="default"/>
       </w:rPr>
     </w:lvl>
     <w:lvl w:ilvl="6" w:tplc="10090001" w:tentative="1">
@@ -4131,7 +4007,7 @@
         <w:ind w:left="5040" w:hanging="360"/>
       </w:pPr>
       <w:rPr>
-        <w:rFonts w:hint="default" w:ascii="Symbol" w:hAnsi="Symbol"/>
+        <w:rFonts w:ascii="Symbol" w:hAnsi="Symbol" w:hint="default"/>
       </w:rPr>
     </w:lvl>
     <w:lvl w:ilvl="7" w:tplc="10090003" w:tentative="1">
@@ -4143,7 +4019,7 @@
         <w:ind w:left="5760" w:hanging="360"/>
       </w:pPr>
       <w:rPr>
-        <w:rFonts w:hint="default" w:ascii="Courier New" w:hAnsi="Courier New" w:cs="Courier New"/>
+        <w:rFonts w:ascii="Courier New" w:hAnsi="Courier New" w:cs="Courier New" w:hint="default"/>
       </w:rPr>
     </w:lvl>
     <w:lvl w:ilvl="8" w:tplc="10090005" w:tentative="1">
@@ -4155,11 +4031,124 @@
         <w:ind w:left="6480" w:hanging="360"/>
       </w:pPr>
       <w:rPr>
-        <w:rFonts w:hint="default" w:ascii="Wingdings" w:hAnsi="Wingdings"/>
+        <w:rFonts w:ascii="Wingdings" w:hAnsi="Wingdings" w:hint="default"/>
       </w:rPr>
     </w:lvl>
   </w:abstractNum>
   <w:abstractNum w:abstractNumId="7" w15:restartNumberingAfterBreak="0">
+    <w:nsid w:val="156BD366"/>
+    <w:multiLevelType w:val="hybridMultilevel"/>
+    <w:tmpl w:val="BF2C9B14"/>
+    <w:lvl w:ilvl="0" w:tplc="FE9C2C22">
+      <w:start w:val="1"/>
+      <w:numFmt w:val="bullet"/>
+      <w:lvlText w:val=""/>
+      <w:lvlJc w:val="left"/>
+      <w:pPr>
+        <w:ind w:left="720" w:hanging="360"/>
+      </w:pPr>
+      <w:rPr>
+        <w:rFonts w:ascii="Symbol" w:hAnsi="Symbol" w:hint="default"/>
+      </w:rPr>
+    </w:lvl>
+    <w:lvl w:ilvl="1" w:tplc="74F2C420">
+      <w:start w:val="1"/>
+      <w:numFmt w:val="bullet"/>
+      <w:lvlText w:val="o"/>
+      <w:lvlJc w:val="left"/>
+      <w:pPr>
+        <w:ind w:left="1440" w:hanging="360"/>
+      </w:pPr>
+      <w:rPr>
+        <w:rFonts w:ascii="Courier New" w:hAnsi="Courier New" w:hint="default"/>
+      </w:rPr>
+    </w:lvl>
+    <w:lvl w:ilvl="2" w:tplc="8794BAEA">
+      <w:start w:val="1"/>
+      <w:numFmt w:val="bullet"/>
+      <w:lvlText w:val=""/>
+      <w:lvlJc w:val="left"/>
+      <w:pPr>
+        <w:ind w:left="2160" w:hanging="360"/>
+      </w:pPr>
+      <w:rPr>
+        <w:rFonts w:ascii="Wingdings" w:hAnsi="Wingdings" w:hint="default"/>
+      </w:rPr>
+    </w:lvl>
+    <w:lvl w:ilvl="3" w:tplc="447237E4">
+      <w:start w:val="1"/>
+      <w:numFmt w:val="bullet"/>
+      <w:lvlText w:val=""/>
+      <w:lvlJc w:val="left"/>
+      <w:pPr>
+        <w:ind w:left="2880" w:hanging="360"/>
+      </w:pPr>
+      <w:rPr>
+        <w:rFonts w:ascii="Symbol" w:hAnsi="Symbol" w:hint="default"/>
+      </w:rPr>
+    </w:lvl>
+    <w:lvl w:ilvl="4" w:tplc="7A3A9AE8">
+      <w:start w:val="1"/>
+      <w:numFmt w:val="bullet"/>
+      <w:lvlText w:val="o"/>
+      <w:lvlJc w:val="left"/>
+      <w:pPr>
+        <w:ind w:left="3600" w:hanging="360"/>
+      </w:pPr>
+      <w:rPr>
+        <w:rFonts w:ascii="Courier New" w:hAnsi="Courier New" w:hint="default"/>
+      </w:rPr>
+    </w:lvl>
+    <w:lvl w:ilvl="5" w:tplc="4C9C88D4">
+      <w:start w:val="1"/>
+      <w:numFmt w:val="bullet"/>
+      <w:lvlText w:val=""/>
+      <w:lvlJc w:val="left"/>
+      <w:pPr>
+        <w:ind w:left="4320" w:hanging="360"/>
+      </w:pPr>
+      <w:rPr>
+        <w:rFonts w:ascii="Wingdings" w:hAnsi="Wingdings" w:hint="default"/>
+      </w:rPr>
+    </w:lvl>
+    <w:lvl w:ilvl="6" w:tplc="90941D7C">
+      <w:start w:val="1"/>
+      <w:numFmt w:val="bullet"/>
+      <w:lvlText w:val=""/>
+      <w:lvlJc w:val="left"/>
+      <w:pPr>
+        <w:ind w:left="5040" w:hanging="360"/>
+      </w:pPr>
+      <w:rPr>
+        <w:rFonts w:ascii="Symbol" w:hAnsi="Symbol" w:hint="default"/>
+      </w:rPr>
+    </w:lvl>
+    <w:lvl w:ilvl="7" w:tplc="74623284">
+      <w:start w:val="1"/>
+      <w:numFmt w:val="bullet"/>
+      <w:lvlText w:val="o"/>
+      <w:lvlJc w:val="left"/>
+      <w:pPr>
+        <w:ind w:left="5760" w:hanging="360"/>
+      </w:pPr>
+      <w:rPr>
+        <w:rFonts w:ascii="Courier New" w:hAnsi="Courier New" w:hint="default"/>
+      </w:rPr>
+    </w:lvl>
+    <w:lvl w:ilvl="8" w:tplc="60AC1EEA">
+      <w:start w:val="1"/>
+      <w:numFmt w:val="bullet"/>
+      <w:lvlText w:val=""/>
+      <w:lvlJc w:val="left"/>
+      <w:pPr>
+        <w:ind w:left="6480" w:hanging="360"/>
+      </w:pPr>
+      <w:rPr>
+        <w:rFonts w:ascii="Wingdings" w:hAnsi="Wingdings" w:hint="default"/>
+      </w:rPr>
+    </w:lvl>
+  </w:abstractNum>
+  <w:abstractNum w:abstractNumId="8" w15:restartNumberingAfterBreak="0">
     <w:nsid w:val="16881B04"/>
     <w:multiLevelType w:val="hybridMultilevel"/>
     <w:tmpl w:val="32181D14"/>
@@ -4172,7 +4161,7 @@
         <w:ind w:left="360" w:hanging="360"/>
       </w:pPr>
       <w:rPr>
-        <w:rFonts w:hint="default" w:ascii="Courier New" w:hAnsi="Courier New"/>
+        <w:rFonts w:ascii="Courier New" w:hAnsi="Courier New" w:hint="default"/>
       </w:rPr>
     </w:lvl>
     <w:lvl w:ilvl="1" w:tplc="04090003">
@@ -4184,7 +4173,7 @@
         <w:ind w:left="1080" w:hanging="360"/>
       </w:pPr>
       <w:rPr>
-        <w:rFonts w:hint="default" w:ascii="Courier New" w:hAnsi="Courier New"/>
+        <w:rFonts w:ascii="Courier New" w:hAnsi="Courier New" w:hint="default"/>
       </w:rPr>
     </w:lvl>
     <w:lvl w:ilvl="2" w:tplc="04090005" w:tentative="1">
@@ -4196,7 +4185,7 @@
         <w:ind w:left="1800" w:hanging="360"/>
       </w:pPr>
       <w:rPr>
-        <w:rFonts w:hint="default" w:ascii="Wingdings" w:hAnsi="Wingdings"/>
+        <w:rFonts w:ascii="Wingdings" w:hAnsi="Wingdings" w:hint="default"/>
       </w:rPr>
     </w:lvl>
     <w:lvl w:ilvl="3" w:tplc="04090001" w:tentative="1">
@@ -4208,7 +4197,7 @@
         <w:ind w:left="2520" w:hanging="360"/>
       </w:pPr>
       <w:rPr>
-        <w:rFonts w:hint="default" w:ascii="Symbol" w:hAnsi="Symbol"/>
+        <w:rFonts w:ascii="Symbol" w:hAnsi="Symbol" w:hint="default"/>
       </w:rPr>
     </w:lvl>
     <w:lvl w:ilvl="4" w:tplc="04090003" w:tentative="1">
@@ -4220,7 +4209,7 @@
         <w:ind w:left="3240" w:hanging="360"/>
       </w:pPr>
       <w:rPr>
-        <w:rFonts w:hint="default" w:ascii="Courier New" w:hAnsi="Courier New"/>
+        <w:rFonts w:ascii="Courier New" w:hAnsi="Courier New" w:hint="default"/>
       </w:rPr>
     </w:lvl>
     <w:lvl w:ilvl="5" w:tplc="04090005" w:tentative="1">
@@ -4232,7 +4221,7 @@
         <w:ind w:left="3960" w:hanging="360"/>
       </w:pPr>
       <w:rPr>
-        <w:rFonts w:hint="default" w:ascii="Wingdings" w:hAnsi="Wingdings"/>
+        <w:rFonts w:ascii="Wingdings" w:hAnsi="Wingdings" w:hint="default"/>
       </w:rPr>
     </w:lvl>
     <w:lvl w:ilvl="6" w:tplc="04090001" w:tentative="1">
@@ -4244,7 +4233,7 @@
         <w:ind w:left="4680" w:hanging="360"/>
       </w:pPr>
       <w:rPr>
-        <w:rFonts w:hint="default" w:ascii="Symbol" w:hAnsi="Symbol"/>
+        <w:rFonts w:ascii="Symbol" w:hAnsi="Symbol" w:hint="default"/>
       </w:rPr>
     </w:lvl>
     <w:lvl w:ilvl="7" w:tplc="04090003" w:tentative="1">
@@ -4256,7 +4245,7 @@
         <w:ind w:left="5400" w:hanging="360"/>
       </w:pPr>
       <w:rPr>
-        <w:rFonts w:hint="default" w:ascii="Courier New" w:hAnsi="Courier New"/>
+        <w:rFonts w:ascii="Courier New" w:hAnsi="Courier New" w:hint="default"/>
       </w:rPr>
     </w:lvl>
     <w:lvl w:ilvl="8" w:tplc="04090005" w:tentative="1">
@@ -4268,11 +4257,11 @@
         <w:ind w:left="6120" w:hanging="360"/>
       </w:pPr>
       <w:rPr>
-        <w:rFonts w:hint="default" w:ascii="Wingdings" w:hAnsi="Wingdings"/>
+        <w:rFonts w:ascii="Wingdings" w:hAnsi="Wingdings" w:hint="default"/>
       </w:rPr>
     </w:lvl>
   </w:abstractNum>
-  <w:abstractNum w:abstractNumId="8" w15:restartNumberingAfterBreak="0">
+  <w:abstractNum w:abstractNumId="9" w15:restartNumberingAfterBreak="0">
     <w:nsid w:val="173B75D6"/>
     <w:multiLevelType w:val="multilevel"/>
     <w:tmpl w:val="B4EAF3BA"/>
@@ -4288,7 +4277,7 @@
         <w:ind w:left="720" w:hanging="360"/>
       </w:pPr>
       <w:rPr>
-        <w:rFonts w:hint="default" w:ascii="Symbol" w:hAnsi="Symbol"/>
+        <w:rFonts w:ascii="Symbol" w:hAnsi="Symbol" w:hint="default"/>
         <w:sz w:val="20"/>
       </w:rPr>
     </w:lvl>
@@ -4304,7 +4293,7 @@
         <w:ind w:left="1440" w:hanging="360"/>
       </w:pPr>
       <w:rPr>
-        <w:rFonts w:hint="default" w:ascii="Courier New" w:hAnsi="Courier New"/>
+        <w:rFonts w:ascii="Courier New" w:hAnsi="Courier New" w:hint="default"/>
         <w:sz w:val="20"/>
       </w:rPr>
     </w:lvl>
@@ -4320,7 +4309,7 @@
         <w:ind w:left="2160" w:hanging="360"/>
       </w:pPr>
       <w:rPr>
-        <w:rFonts w:hint="default" w:ascii="Wingdings" w:hAnsi="Wingdings"/>
+        <w:rFonts w:ascii="Wingdings" w:hAnsi="Wingdings" w:hint="default"/>
         <w:sz w:val="20"/>
       </w:rPr>
     </w:lvl>
@@ -4336,7 +4325,7 @@
         <w:ind w:left="2880" w:hanging="360"/>
       </w:pPr>
       <w:rPr>
-        <w:rFonts w:hint="default" w:ascii="Wingdings" w:hAnsi="Wingdings"/>
+        <w:rFonts w:ascii="Wingdings" w:hAnsi="Wingdings" w:hint="default"/>
         <w:sz w:val="20"/>
       </w:rPr>
     </w:lvl>
@@ -4352,7 +4341,7 @@
         <w:ind w:left="3600" w:hanging="360"/>
       </w:pPr>
       <w:rPr>
-        <w:rFonts w:hint="default" w:ascii="Wingdings" w:hAnsi="Wingdings"/>
+        <w:rFonts w:ascii="Wingdings" w:hAnsi="Wingdings" w:hint="default"/>
         <w:sz w:val="20"/>
       </w:rPr>
     </w:lvl>
@@ -4368,7 +4357,7 @@
         <w:ind w:left="4320" w:hanging="360"/>
       </w:pPr>
       <w:rPr>
-        <w:rFonts w:hint="default" w:ascii="Wingdings" w:hAnsi="Wingdings"/>
+        <w:rFonts w:ascii="Wingdings" w:hAnsi="Wingdings" w:hint="default"/>
         <w:sz w:val="20"/>
       </w:rPr>
     </w:lvl>
@@ -4384,7 +4373,7 @@
         <w:ind w:left="5040" w:hanging="360"/>
       </w:pPr>
       <w:rPr>
-        <w:rFonts w:hint="default" w:ascii="Wingdings" w:hAnsi="Wingdings"/>
+        <w:rFonts w:ascii="Wingdings" w:hAnsi="Wingdings" w:hint="default"/>
         <w:sz w:val="20"/>
       </w:rPr>
     </w:lvl>
@@ -4400,7 +4389,7 @@
         <w:ind w:left="5760" w:hanging="360"/>
       </w:pPr>
       <w:rPr>
-        <w:rFonts w:hint="default" w:ascii="Wingdings" w:hAnsi="Wingdings"/>
+        <w:rFonts w:ascii="Wingdings" w:hAnsi="Wingdings" w:hint="default"/>
         <w:sz w:val="20"/>
       </w:rPr>
     </w:lvl>
@@ -4416,12 +4405,12 @@
         <w:ind w:left="6480" w:hanging="360"/>
       </w:pPr>
       <w:rPr>
-        <w:rFonts w:hint="default" w:ascii="Wingdings" w:hAnsi="Wingdings"/>
+        <w:rFonts w:ascii="Wingdings" w:hAnsi="Wingdings" w:hint="default"/>
         <w:sz w:val="20"/>
       </w:rPr>
     </w:lvl>
   </w:abstractNum>
-  <w:abstractNum w:abstractNumId="9" w15:restartNumberingAfterBreak="0">
+  <w:abstractNum w:abstractNumId="10" w15:restartNumberingAfterBreak="0">
     <w:nsid w:val="18CC081B"/>
     <w:multiLevelType w:val="multilevel"/>
     <w:tmpl w:val="800E03B8"/>
@@ -4434,7 +4423,7 @@
         <w:ind w:left="720" w:hanging="360"/>
       </w:pPr>
       <w:rPr>
-        <w:rFonts w:hint="default" w:ascii="Courier New" w:hAnsi="Courier New"/>
+        <w:rFonts w:ascii="Courier New" w:hAnsi="Courier New" w:hint="default"/>
       </w:rPr>
     </w:lvl>
     <w:lvl w:ilvl="1">
@@ -4446,7 +4435,7 @@
         <w:ind w:left="1440" w:hanging="360"/>
       </w:pPr>
       <w:rPr>
-        <w:rFonts w:hint="default" w:ascii="Courier New" w:hAnsi="Courier New"/>
+        <w:rFonts w:ascii="Courier New" w:hAnsi="Courier New" w:hint="default"/>
       </w:rPr>
     </w:lvl>
     <w:lvl w:ilvl="2">
@@ -4458,7 +4447,7 @@
         <w:ind w:left="2160" w:hanging="360"/>
       </w:pPr>
       <w:rPr>
-        <w:rFonts w:hint="default" w:ascii="Wingdings" w:hAnsi="Wingdings"/>
+        <w:rFonts w:ascii="Wingdings" w:hAnsi="Wingdings" w:hint="default"/>
       </w:rPr>
     </w:lvl>
     <w:lvl w:ilvl="3">
@@ -4470,7 +4459,7 @@
         <w:ind w:left="2880" w:hanging="360"/>
       </w:pPr>
       <w:rPr>
-        <w:rFonts w:hint="default" w:ascii="Symbol" w:hAnsi="Symbol"/>
+        <w:rFonts w:ascii="Symbol" w:hAnsi="Symbol" w:hint="default"/>
       </w:rPr>
     </w:lvl>
     <w:lvl w:ilvl="4">
@@ -4482,7 +4471,7 @@
         <w:ind w:left="3600" w:hanging="360"/>
       </w:pPr>
       <w:rPr>
-        <w:rFonts w:hint="default" w:ascii="Courier New" w:hAnsi="Courier New"/>
+        <w:rFonts w:ascii="Courier New" w:hAnsi="Courier New" w:hint="default"/>
       </w:rPr>
     </w:lvl>
     <w:lvl w:ilvl="5">
@@ -4494,7 +4483,7 @@
         <w:ind w:left="4320" w:hanging="360"/>
       </w:pPr>
       <w:rPr>
-        <w:rFonts w:hint="default" w:ascii="Wingdings" w:hAnsi="Wingdings"/>
+        <w:rFonts w:ascii="Wingdings" w:hAnsi="Wingdings" w:hint="default"/>
       </w:rPr>
     </w:lvl>
     <w:lvl w:ilvl="6">
@@ -4506,7 +4495,7 @@
         <w:ind w:left="5040" w:hanging="360"/>
       </w:pPr>
       <w:rPr>
-        <w:rFonts w:hint="default" w:ascii="Symbol" w:hAnsi="Symbol"/>
+        <w:rFonts w:ascii="Symbol" w:hAnsi="Symbol" w:hint="default"/>
       </w:rPr>
     </w:lvl>
     <w:lvl w:ilvl="7">
@@ -4518,7 +4507,7 @@
         <w:ind w:left="5760" w:hanging="360"/>
       </w:pPr>
       <w:rPr>
-        <w:rFonts w:hint="default" w:ascii="Courier New" w:hAnsi="Courier New"/>
+        <w:rFonts w:ascii="Courier New" w:hAnsi="Courier New" w:hint="default"/>
       </w:rPr>
     </w:lvl>
     <w:lvl w:ilvl="8">
@@ -4530,11 +4519,11 @@
         <w:ind w:left="6480" w:hanging="360"/>
       </w:pPr>
       <w:rPr>
-        <w:rFonts w:hint="default" w:ascii="Wingdings" w:hAnsi="Wingdings"/>
+        <w:rFonts w:ascii="Wingdings" w:hAnsi="Wingdings" w:hint="default"/>
       </w:rPr>
     </w:lvl>
   </w:abstractNum>
-  <w:abstractNum w:abstractNumId="10" w15:restartNumberingAfterBreak="0">
+  <w:abstractNum w:abstractNumId="11" w15:restartNumberingAfterBreak="0">
     <w:nsid w:val="1E931C19"/>
     <w:multiLevelType w:val="hybridMultilevel"/>
     <w:tmpl w:val="62AA7ADC"/>
@@ -4547,7 +4536,7 @@
         <w:ind w:left="1080" w:hanging="360"/>
       </w:pPr>
       <w:rPr>
-        <w:rFonts w:hint="default" w:ascii="Symbol" w:hAnsi="Symbol"/>
+        <w:rFonts w:ascii="Symbol" w:hAnsi="Symbol" w:hint="default"/>
       </w:rPr>
     </w:lvl>
     <w:lvl w:ilvl="1" w:tplc="04090003" w:tentative="1">
@@ -4559,7 +4548,7 @@
         <w:ind w:left="1800" w:hanging="360"/>
       </w:pPr>
       <w:rPr>
-        <w:rFonts w:hint="default" w:ascii="Courier New" w:hAnsi="Courier New" w:cs="Courier New"/>
+        <w:rFonts w:ascii="Courier New" w:hAnsi="Courier New" w:cs="Courier New" w:hint="default"/>
       </w:rPr>
     </w:lvl>
     <w:lvl w:ilvl="2" w:tplc="04090005" w:tentative="1">
@@ -4571,7 +4560,7 @@
         <w:ind w:left="2520" w:hanging="360"/>
       </w:pPr>
       <w:rPr>
-        <w:rFonts w:hint="default" w:ascii="Wingdings" w:hAnsi="Wingdings"/>
+        <w:rFonts w:ascii="Wingdings" w:hAnsi="Wingdings" w:hint="default"/>
       </w:rPr>
     </w:lvl>
     <w:lvl w:ilvl="3" w:tplc="04090001" w:tentative="1">
@@ -4583,7 +4572,7 @@
         <w:ind w:left="3240" w:hanging="360"/>
       </w:pPr>
       <w:rPr>
-        <w:rFonts w:hint="default" w:ascii="Symbol" w:hAnsi="Symbol"/>
+        <w:rFonts w:ascii="Symbol" w:hAnsi="Symbol" w:hint="default"/>
       </w:rPr>
     </w:lvl>
     <w:lvl w:ilvl="4" w:tplc="04090003" w:tentative="1">
@@ -4595,7 +4584,7 @@
         <w:ind w:left="3960" w:hanging="360"/>
       </w:pPr>
       <w:rPr>
-        <w:rFonts w:hint="default" w:ascii="Courier New" w:hAnsi="Courier New" w:cs="Courier New"/>
+        <w:rFonts w:ascii="Courier New" w:hAnsi="Courier New" w:cs="Courier New" w:hint="default"/>
       </w:rPr>
     </w:lvl>
     <w:lvl w:ilvl="5" w:tplc="04090005" w:tentative="1">
@@ -4607,7 +4596,7 @@
         <w:ind w:left="4680" w:hanging="360"/>
       </w:pPr>
       <w:rPr>
-        <w:rFonts w:hint="default" w:ascii="Wingdings" w:hAnsi="Wingdings"/>
+        <w:rFonts w:ascii="Wingdings" w:hAnsi="Wingdings" w:hint="default"/>
       </w:rPr>
     </w:lvl>
     <w:lvl w:ilvl="6" w:tplc="04090001" w:tentative="1">
@@ -4619,7 +4608,7 @@
         <w:ind w:left="5400" w:hanging="360"/>
       </w:pPr>
       <w:rPr>
-        <w:rFonts w:hint="default" w:ascii="Symbol" w:hAnsi="Symbol"/>
+        <w:rFonts w:ascii="Symbol" w:hAnsi="Symbol" w:hint="default"/>
       </w:rPr>
     </w:lvl>
     <w:lvl w:ilvl="7" w:tplc="04090003" w:tentative="1">
@@ -4631,7 +4620,7 @@
         <w:ind w:left="6120" w:hanging="360"/>
       </w:pPr>
       <w:rPr>
-        <w:rFonts w:hint="default" w:ascii="Courier New" w:hAnsi="Courier New" w:cs="Courier New"/>
+        <w:rFonts w:ascii="Courier New" w:hAnsi="Courier New" w:cs="Courier New" w:hint="default"/>
       </w:rPr>
     </w:lvl>
     <w:lvl w:ilvl="8" w:tplc="04090005" w:tentative="1">
@@ -4643,11 +4632,11 @@
         <w:ind w:left="6840" w:hanging="360"/>
       </w:pPr>
       <w:rPr>
-        <w:rFonts w:hint="default" w:ascii="Wingdings" w:hAnsi="Wingdings"/>
+        <w:rFonts w:ascii="Wingdings" w:hAnsi="Wingdings" w:hint="default"/>
       </w:rPr>
     </w:lvl>
   </w:abstractNum>
-  <w:abstractNum w:abstractNumId="11" w15:restartNumberingAfterBreak="0">
+  <w:abstractNum w:abstractNumId="12" w15:restartNumberingAfterBreak="0">
     <w:nsid w:val="1F25001E"/>
     <w:multiLevelType w:val="hybridMultilevel"/>
     <w:tmpl w:val="800E03B8"/>
@@ -4660,7 +4649,7 @@
         <w:ind w:left="720" w:hanging="360"/>
       </w:pPr>
       <w:rPr>
-        <w:rFonts w:hint="default" w:ascii="Courier New" w:hAnsi="Courier New"/>
+        <w:rFonts w:ascii="Courier New" w:hAnsi="Courier New" w:hint="default"/>
       </w:rPr>
     </w:lvl>
     <w:lvl w:ilvl="1" w:tplc="04090003" w:tentative="1">
@@ -4672,7 +4661,7 @@
         <w:ind w:left="1440" w:hanging="360"/>
       </w:pPr>
       <w:rPr>
-        <w:rFonts w:hint="default" w:ascii="Courier New" w:hAnsi="Courier New"/>
+        <w:rFonts w:ascii="Courier New" w:hAnsi="Courier New" w:hint="default"/>
       </w:rPr>
     </w:lvl>
     <w:lvl w:ilvl="2" w:tplc="04090005" w:tentative="1">
@@ -4684,7 +4673,7 @@
         <w:ind w:left="2160" w:hanging="360"/>
       </w:pPr>
       <w:rPr>
-        <w:rFonts w:hint="default" w:ascii="Wingdings" w:hAnsi="Wingdings"/>
+        <w:rFonts w:ascii="Wingdings" w:hAnsi="Wingdings" w:hint="default"/>
       </w:rPr>
     </w:lvl>
     <w:lvl w:ilvl="3" w:tplc="04090001" w:tentative="1">
@@ -4696,7 +4685,7 @@
         <w:ind w:left="2880" w:hanging="360"/>
       </w:pPr>
       <w:rPr>
-        <w:rFonts w:hint="default" w:ascii="Symbol" w:hAnsi="Symbol"/>
+        <w:rFonts w:ascii="Symbol" w:hAnsi="Symbol" w:hint="default"/>
       </w:rPr>
     </w:lvl>
     <w:lvl w:ilvl="4" w:tplc="04090003" w:tentative="1">
@@ -4708,7 +4697,7 @@
         <w:ind w:left="3600" w:hanging="360"/>
       </w:pPr>
       <w:rPr>
-        <w:rFonts w:hint="default" w:ascii="Courier New" w:hAnsi="Courier New"/>
+        <w:rFonts w:ascii="Courier New" w:hAnsi="Courier New" w:hint="default"/>
       </w:rPr>
     </w:lvl>
     <w:lvl w:ilvl="5" w:tplc="04090005" w:tentative="1">
@@ -4720,7 +4709,7 @@
         <w:ind w:left="4320" w:hanging="360"/>
       </w:pPr>
       <w:rPr>
-        <w:rFonts w:hint="default" w:ascii="Wingdings" w:hAnsi="Wingdings"/>
+        <w:rFonts w:ascii="Wingdings" w:hAnsi="Wingdings" w:hint="default"/>
       </w:rPr>
     </w:lvl>
     <w:lvl w:ilvl="6" w:tplc="04090001" w:tentative="1">
@@ -4732,7 +4721,7 @@
         <w:ind w:left="5040" w:hanging="360"/>
       </w:pPr>
       <w:rPr>
-        <w:rFonts w:hint="default" w:ascii="Symbol" w:hAnsi="Symbol"/>
+        <w:rFonts w:ascii="Symbol" w:hAnsi="Symbol" w:hint="default"/>
       </w:rPr>
     </w:lvl>
     <w:lvl w:ilvl="7" w:tplc="04090003" w:tentative="1">
@@ -4744,7 +4733,7 @@
         <w:ind w:left="5760" w:hanging="360"/>
       </w:pPr>
       <w:rPr>
-        <w:rFonts w:hint="default" w:ascii="Courier New" w:hAnsi="Courier New"/>
+        <w:rFonts w:ascii="Courier New" w:hAnsi="Courier New" w:hint="default"/>
       </w:rPr>
     </w:lvl>
     <w:lvl w:ilvl="8" w:tplc="04090005" w:tentative="1">
@@ -4756,11 +4745,11 @@
         <w:ind w:left="6480" w:hanging="360"/>
       </w:pPr>
       <w:rPr>
-        <w:rFonts w:hint="default" w:ascii="Wingdings" w:hAnsi="Wingdings"/>
+        <w:rFonts w:ascii="Wingdings" w:hAnsi="Wingdings" w:hint="default"/>
       </w:rPr>
     </w:lvl>
   </w:abstractNum>
-  <w:abstractNum w:abstractNumId="12" w15:restartNumberingAfterBreak="0">
+  <w:abstractNum w:abstractNumId="13" w15:restartNumberingAfterBreak="0">
     <w:nsid w:val="1F2F094A"/>
     <w:multiLevelType w:val="hybridMultilevel"/>
     <w:tmpl w:val="3FC00914"/>
@@ -4773,7 +4762,7 @@
         <w:ind w:left="720" w:hanging="360"/>
       </w:pPr>
       <w:rPr>
-        <w:rFonts w:hint="default" w:ascii="Symbol" w:hAnsi="Symbol"/>
+        <w:rFonts w:ascii="Symbol" w:hAnsi="Symbol" w:hint="default"/>
       </w:rPr>
     </w:lvl>
     <w:lvl w:ilvl="1" w:tplc="04090003">
@@ -4785,7 +4774,7 @@
         <w:ind w:left="1440" w:hanging="360"/>
       </w:pPr>
       <w:rPr>
-        <w:rFonts w:hint="default" w:ascii="Courier New" w:hAnsi="Courier New" w:cs="Courier New"/>
+        <w:rFonts w:ascii="Courier New" w:hAnsi="Courier New" w:cs="Courier New" w:hint="default"/>
       </w:rPr>
     </w:lvl>
     <w:lvl w:ilvl="2" w:tplc="04090005" w:tentative="1">
@@ -4797,7 +4786,7 @@
         <w:ind w:left="2160" w:hanging="360"/>
       </w:pPr>
       <w:rPr>
-        <w:rFonts w:hint="default" w:ascii="Wingdings" w:hAnsi="Wingdings"/>
+        <w:rFonts w:ascii="Wingdings" w:hAnsi="Wingdings" w:hint="default"/>
       </w:rPr>
     </w:lvl>
     <w:lvl w:ilvl="3" w:tplc="04090001" w:tentative="1">
@@ -4809,7 +4798,7 @@
         <w:ind w:left="2880" w:hanging="360"/>
       </w:pPr>
       <w:rPr>
-        <w:rFonts w:hint="default" w:ascii="Symbol" w:hAnsi="Symbol"/>
+        <w:rFonts w:ascii="Symbol" w:hAnsi="Symbol" w:hint="default"/>
       </w:rPr>
     </w:lvl>
     <w:lvl w:ilvl="4" w:tplc="04090003" w:tentative="1">
@@ -4821,7 +4810,7 @@
         <w:ind w:left="3600" w:hanging="360"/>
       </w:pPr>
       <w:rPr>
-        <w:rFonts w:hint="default" w:ascii="Courier New" w:hAnsi="Courier New" w:cs="Courier New"/>
+        <w:rFonts w:ascii="Courier New" w:hAnsi="Courier New" w:cs="Courier New" w:hint="default"/>
       </w:rPr>
     </w:lvl>
     <w:lvl w:ilvl="5" w:tplc="04090005" w:tentative="1">
@@ -4833,7 +4822,7 @@
         <w:ind w:left="4320" w:hanging="360"/>
       </w:pPr>
       <w:rPr>
-        <w:rFonts w:hint="default" w:ascii="Wingdings" w:hAnsi="Wingdings"/>
+        <w:rFonts w:ascii="Wingdings" w:hAnsi="Wingdings" w:hint="default"/>
       </w:rPr>
     </w:lvl>
     <w:lvl w:ilvl="6" w:tplc="04090001" w:tentative="1">
@@ -4845,7 +4834,7 @@
         <w:ind w:left="5040" w:hanging="360"/>
       </w:pPr>
       <w:rPr>
-        <w:rFonts w:hint="default" w:ascii="Symbol" w:hAnsi="Symbol"/>
+        <w:rFonts w:ascii="Symbol" w:hAnsi="Symbol" w:hint="default"/>
       </w:rPr>
     </w:lvl>
     <w:lvl w:ilvl="7" w:tplc="04090003" w:tentative="1">
@@ -4857,7 +4846,7 @@
         <w:ind w:left="5760" w:hanging="360"/>
       </w:pPr>
       <w:rPr>
-        <w:rFonts w:hint="default" w:ascii="Courier New" w:hAnsi="Courier New" w:cs="Courier New"/>
+        <w:rFonts w:ascii="Courier New" w:hAnsi="Courier New" w:cs="Courier New" w:hint="default"/>
       </w:rPr>
     </w:lvl>
     <w:lvl w:ilvl="8" w:tplc="04090005" w:tentative="1">
@@ -4869,11 +4858,11 @@
         <w:ind w:left="6480" w:hanging="360"/>
       </w:pPr>
       <w:rPr>
-        <w:rFonts w:hint="default" w:ascii="Wingdings" w:hAnsi="Wingdings"/>
+        <w:rFonts w:ascii="Wingdings" w:hAnsi="Wingdings" w:hint="default"/>
       </w:rPr>
     </w:lvl>
   </w:abstractNum>
-  <w:abstractNum w:abstractNumId="13" w15:restartNumberingAfterBreak="0">
+  <w:abstractNum w:abstractNumId="14" w15:restartNumberingAfterBreak="0">
     <w:nsid w:val="202C698A"/>
     <w:multiLevelType w:val="hybridMultilevel"/>
     <w:tmpl w:val="2F9612BE"/>
@@ -4886,7 +4875,7 @@
         <w:ind w:left="720" w:hanging="360"/>
       </w:pPr>
       <w:rPr>
-        <w:rFonts w:hint="default" w:ascii="Symbol" w:hAnsi="Symbol"/>
+        <w:rFonts w:ascii="Symbol" w:hAnsi="Symbol" w:hint="default"/>
       </w:rPr>
     </w:lvl>
     <w:lvl w:ilvl="1" w:tplc="04090003" w:tentative="1">
@@ -4898,7 +4887,7 @@
         <w:ind w:left="1440" w:hanging="360"/>
       </w:pPr>
       <w:rPr>
-        <w:rFonts w:hint="default" w:ascii="Courier New" w:hAnsi="Courier New"/>
+        <w:rFonts w:ascii="Courier New" w:hAnsi="Courier New" w:hint="default"/>
       </w:rPr>
     </w:lvl>
     <w:lvl w:ilvl="2" w:tplc="04090005" w:tentative="1">
@@ -4910,7 +4899,7 @@
         <w:ind w:left="2160" w:hanging="360"/>
       </w:pPr>
       <w:rPr>
-        <w:rFonts w:hint="default" w:ascii="Wingdings" w:hAnsi="Wingdings"/>
+        <w:rFonts w:ascii="Wingdings" w:hAnsi="Wingdings" w:hint="default"/>
       </w:rPr>
     </w:lvl>
     <w:lvl w:ilvl="3" w:tplc="04090001" w:tentative="1">
@@ -4922,7 +4911,7 @@
         <w:ind w:left="2880" w:hanging="360"/>
       </w:pPr>
       <w:rPr>
-        <w:rFonts w:hint="default" w:ascii="Symbol" w:hAnsi="Symbol"/>
+        <w:rFonts w:ascii="Symbol" w:hAnsi="Symbol" w:hint="default"/>
       </w:rPr>
     </w:lvl>
     <w:lvl w:ilvl="4" w:tplc="04090003" w:tentative="1">
@@ -4934,7 +4923,7 @@
         <w:ind w:left="3600" w:hanging="360"/>
       </w:pPr>
       <w:rPr>
-        <w:rFonts w:hint="default" w:ascii="Courier New" w:hAnsi="Courier New"/>
+        <w:rFonts w:ascii="Courier New" w:hAnsi="Courier New" w:hint="default"/>
       </w:rPr>
     </w:lvl>
     <w:lvl w:ilvl="5" w:tplc="04090005" w:tentative="1">
@@ -4946,7 +4935,7 @@
         <w:ind w:left="4320" w:hanging="360"/>
       </w:pPr>
       <w:rPr>
-        <w:rFonts w:hint="default" w:ascii="Wingdings" w:hAnsi="Wingdings"/>
+        <w:rFonts w:ascii="Wingdings" w:hAnsi="Wingdings" w:hint="default"/>
       </w:rPr>
     </w:lvl>
     <w:lvl w:ilvl="6" w:tplc="04090001" w:tentative="1">
@@ -4958,7 +4947,7 @@
         <w:ind w:left="5040" w:hanging="360"/>
       </w:pPr>
       <w:rPr>
-        <w:rFonts w:hint="default" w:ascii="Symbol" w:hAnsi="Symbol"/>
+        <w:rFonts w:ascii="Symbol" w:hAnsi="Symbol" w:hint="default"/>
       </w:rPr>
     </w:lvl>
     <w:lvl w:ilvl="7" w:tplc="04090003" w:tentative="1">
@@ -4970,7 +4959,7 @@
         <w:ind w:left="5760" w:hanging="360"/>
       </w:pPr>
       <w:rPr>
-        <w:rFonts w:hint="default" w:ascii="Courier New" w:hAnsi="Courier New"/>
+        <w:rFonts w:ascii="Courier New" w:hAnsi="Courier New" w:hint="default"/>
       </w:rPr>
     </w:lvl>
     <w:lvl w:ilvl="8" w:tplc="04090005" w:tentative="1">
@@ -4982,11 +4971,11 @@
         <w:ind w:left="6480" w:hanging="360"/>
       </w:pPr>
       <w:rPr>
-        <w:rFonts w:hint="default" w:ascii="Wingdings" w:hAnsi="Wingdings"/>
+        <w:rFonts w:ascii="Wingdings" w:hAnsi="Wingdings" w:hint="default"/>
       </w:rPr>
     </w:lvl>
   </w:abstractNum>
-  <w:abstractNum w:abstractNumId="14" w15:restartNumberingAfterBreak="0">
+  <w:abstractNum w:abstractNumId="15" w15:restartNumberingAfterBreak="0">
     <w:nsid w:val="20B6192A"/>
     <w:multiLevelType w:val="multilevel"/>
     <w:tmpl w:val="52C24778"/>
@@ -4999,7 +4988,7 @@
         <w:ind w:left="1080" w:hanging="360"/>
       </w:pPr>
       <w:rPr>
-        <w:rFonts w:hint="default" w:ascii="Symbol" w:hAnsi="Symbol"/>
+        <w:rFonts w:ascii="Symbol" w:hAnsi="Symbol" w:hint="default"/>
       </w:rPr>
     </w:lvl>
     <w:lvl w:ilvl="1">
@@ -5011,7 +5000,7 @@
         <w:ind w:left="1800" w:hanging="360"/>
       </w:pPr>
       <w:rPr>
-        <w:rFonts w:hint="default" w:ascii="Courier New" w:hAnsi="Courier New"/>
+        <w:rFonts w:ascii="Courier New" w:hAnsi="Courier New" w:hint="default"/>
       </w:rPr>
     </w:lvl>
     <w:lvl w:ilvl="2">
@@ -5023,7 +5012,7 @@
         <w:ind w:left="2520" w:hanging="360"/>
       </w:pPr>
       <w:rPr>
-        <w:rFonts w:hint="default" w:ascii="Wingdings" w:hAnsi="Wingdings"/>
+        <w:rFonts w:ascii="Wingdings" w:hAnsi="Wingdings" w:hint="default"/>
       </w:rPr>
     </w:lvl>
     <w:lvl w:ilvl="3">
@@ -5035,7 +5024,7 @@
         <w:ind w:left="3240" w:hanging="360"/>
       </w:pPr>
       <w:rPr>
-        <w:rFonts w:hint="default" w:ascii="Symbol" w:hAnsi="Symbol"/>
+        <w:rFonts w:ascii="Symbol" w:hAnsi="Symbol" w:hint="default"/>
       </w:rPr>
     </w:lvl>
     <w:lvl w:ilvl="4">
@@ -5047,7 +5036,7 @@
         <w:ind w:left="3960" w:hanging="360"/>
       </w:pPr>
       <w:rPr>
-        <w:rFonts w:hint="default" w:ascii="Courier New" w:hAnsi="Courier New"/>
+        <w:rFonts w:ascii="Courier New" w:hAnsi="Courier New" w:hint="default"/>
       </w:rPr>
     </w:lvl>
     <w:lvl w:ilvl="5">
@@ -5059,7 +5048,7 @@
         <w:ind w:left="4680" w:hanging="360"/>
       </w:pPr>
       <w:rPr>
-        <w:rFonts w:hint="default" w:ascii="Wingdings" w:hAnsi="Wingdings"/>
+        <w:rFonts w:ascii="Wingdings" w:hAnsi="Wingdings" w:hint="default"/>
       </w:rPr>
     </w:lvl>
     <w:lvl w:ilvl="6">
@@ -5071,7 +5060,7 @@
         <w:ind w:left="5400" w:hanging="360"/>
       </w:pPr>
       <w:rPr>
-        <w:rFonts w:hint="default" w:ascii="Symbol" w:hAnsi="Symbol"/>
+        <w:rFonts w:ascii="Symbol" w:hAnsi="Symbol" w:hint="default"/>
       </w:rPr>
     </w:lvl>
     <w:lvl w:ilvl="7">
@@ -5083,7 +5072,7 @@
         <w:ind w:left="6120" w:hanging="360"/>
       </w:pPr>
       <w:rPr>
-        <w:rFonts w:hint="default" w:ascii="Courier New" w:hAnsi="Courier New"/>
+        <w:rFonts w:ascii="Courier New" w:hAnsi="Courier New" w:hint="default"/>
       </w:rPr>
     </w:lvl>
     <w:lvl w:ilvl="8">
@@ -5095,11 +5084,11 @@
         <w:ind w:left="6840" w:hanging="360"/>
       </w:pPr>
       <w:rPr>
-        <w:rFonts w:hint="default" w:ascii="Wingdings" w:hAnsi="Wingdings"/>
+        <w:rFonts w:ascii="Wingdings" w:hAnsi="Wingdings" w:hint="default"/>
       </w:rPr>
     </w:lvl>
   </w:abstractNum>
-  <w:abstractNum w:abstractNumId="15" w15:restartNumberingAfterBreak="0">
+  <w:abstractNum w:abstractNumId="16" w15:restartNumberingAfterBreak="0">
     <w:nsid w:val="21446DAC"/>
     <w:multiLevelType w:val="hybridMultilevel"/>
     <w:tmpl w:val="7D56CB3C"/>
@@ -5112,7 +5101,7 @@
         <w:ind w:left="720" w:hanging="360"/>
       </w:pPr>
       <w:rPr>
-        <w:rFonts w:hint="default" w:ascii="Symbol" w:hAnsi="Symbol"/>
+        <w:rFonts w:ascii="Symbol" w:hAnsi="Symbol" w:hint="default"/>
       </w:rPr>
     </w:lvl>
     <w:lvl w:ilvl="1" w:tplc="04090003" w:tentative="1">
@@ -5124,7 +5113,7 @@
         <w:ind w:left="1440" w:hanging="360"/>
       </w:pPr>
       <w:rPr>
-        <w:rFonts w:hint="default" w:ascii="Courier New" w:hAnsi="Courier New"/>
+        <w:rFonts w:ascii="Courier New" w:hAnsi="Courier New" w:hint="default"/>
       </w:rPr>
     </w:lvl>
     <w:lvl w:ilvl="2" w:tplc="04090005" w:tentative="1">
@@ -5136,7 +5125,7 @@
         <w:ind w:left="2160" w:hanging="360"/>
       </w:pPr>
       <w:rPr>
-        <w:rFonts w:hint="default" w:ascii="Wingdings" w:hAnsi="Wingdings"/>
+        <w:rFonts w:ascii="Wingdings" w:hAnsi="Wingdings" w:hint="default"/>
       </w:rPr>
     </w:lvl>
     <w:lvl w:ilvl="3" w:tplc="04090001" w:tentative="1">
@@ -5148,7 +5137,7 @@
         <w:ind w:left="2880" w:hanging="360"/>
       </w:pPr>
       <w:rPr>
-        <w:rFonts w:hint="default" w:ascii="Symbol" w:hAnsi="Symbol"/>
+        <w:rFonts w:ascii="Symbol" w:hAnsi="Symbol" w:hint="default"/>
       </w:rPr>
     </w:lvl>
     <w:lvl w:ilvl="4" w:tplc="04090003" w:tentative="1">
@@ -5160,7 +5149,7 @@
         <w:ind w:left="3600" w:hanging="360"/>
       </w:pPr>
       <w:rPr>
-        <w:rFonts w:hint="default" w:ascii="Courier New" w:hAnsi="Courier New"/>
+        <w:rFonts w:ascii="Courier New" w:hAnsi="Courier New" w:hint="default"/>
       </w:rPr>
     </w:lvl>
     <w:lvl w:ilvl="5" w:tplc="04090005" w:tentative="1">
@@ -5172,7 +5161,7 @@
         <w:ind w:left="4320" w:hanging="360"/>
       </w:pPr>
       <w:rPr>
-        <w:rFonts w:hint="default" w:ascii="Wingdings" w:hAnsi="Wingdings"/>
+        <w:rFonts w:ascii="Wingdings" w:hAnsi="Wingdings" w:hint="default"/>
       </w:rPr>
     </w:lvl>
     <w:lvl w:ilvl="6" w:tplc="04090001" w:tentative="1">
@@ -5184,7 +5173,7 @@
         <w:ind w:left="5040" w:hanging="360"/>
       </w:pPr>
       <w:rPr>
-        <w:rFonts w:hint="default" w:ascii="Symbol" w:hAnsi="Symbol"/>
+        <w:rFonts w:ascii="Symbol" w:hAnsi="Symbol" w:hint="default"/>
       </w:rPr>
     </w:lvl>
     <w:lvl w:ilvl="7" w:tplc="04090003" w:tentative="1">
@@ -5196,7 +5185,7 @@
         <w:ind w:left="5760" w:hanging="360"/>
       </w:pPr>
       <w:rPr>
-        <w:rFonts w:hint="default" w:ascii="Courier New" w:hAnsi="Courier New"/>
+        <w:rFonts w:ascii="Courier New" w:hAnsi="Courier New" w:hint="default"/>
       </w:rPr>
     </w:lvl>
     <w:lvl w:ilvl="8" w:tplc="04090005" w:tentative="1">
@@ -5208,11 +5197,11 @@
         <w:ind w:left="6480" w:hanging="360"/>
       </w:pPr>
       <w:rPr>
-        <w:rFonts w:hint="default" w:ascii="Wingdings" w:hAnsi="Wingdings"/>
+        <w:rFonts w:ascii="Wingdings" w:hAnsi="Wingdings" w:hint="default"/>
       </w:rPr>
     </w:lvl>
   </w:abstractNum>
-  <w:abstractNum w:abstractNumId="16" w15:restartNumberingAfterBreak="0">
+  <w:abstractNum w:abstractNumId="17" w15:restartNumberingAfterBreak="0">
     <w:nsid w:val="2CEC04FC"/>
     <w:multiLevelType w:val="hybridMultilevel"/>
     <w:tmpl w:val="D452FEA4"/>
@@ -5298,7 +5287,7 @@
       </w:pPr>
     </w:lvl>
   </w:abstractNum>
-  <w:abstractNum w:abstractNumId="17" w15:restartNumberingAfterBreak="0">
+  <w:abstractNum w:abstractNumId="18" w15:restartNumberingAfterBreak="0">
     <w:nsid w:val="30334E78"/>
     <w:multiLevelType w:val="hybridMultilevel"/>
     <w:tmpl w:val="44F285A6"/>
@@ -5387,7 +5376,7 @@
       </w:pPr>
     </w:lvl>
   </w:abstractNum>
-  <w:abstractNum w:abstractNumId="18" w15:restartNumberingAfterBreak="0">
+  <w:abstractNum w:abstractNumId="19" w15:restartNumberingAfterBreak="0">
     <w:nsid w:val="3194467B"/>
     <w:multiLevelType w:val="singleLevel"/>
     <w:tmpl w:val="C310C01A"/>
@@ -5404,11 +5393,11 @@
         <w:ind w:left="720" w:hanging="720"/>
       </w:pPr>
       <w:rPr>
-        <w:rFonts w:hint="default" w:ascii="Wingdings" w:hAnsi="Wingdings"/>
+        <w:rFonts w:ascii="Wingdings" w:hAnsi="Wingdings" w:hint="default"/>
       </w:rPr>
     </w:lvl>
   </w:abstractNum>
-  <w:abstractNum w:abstractNumId="19" w15:restartNumberingAfterBreak="0">
+  <w:abstractNum w:abstractNumId="20" w15:restartNumberingAfterBreak="0">
     <w:nsid w:val="35DA2A80"/>
     <w:multiLevelType w:val="hybridMultilevel"/>
     <w:tmpl w:val="44586D26"/>
@@ -5494,7 +5483,7 @@
       </w:pPr>
     </w:lvl>
   </w:abstractNum>
-  <w:abstractNum w:abstractNumId="20" w15:restartNumberingAfterBreak="0">
+  <w:abstractNum w:abstractNumId="21" w15:restartNumberingAfterBreak="0">
     <w:nsid w:val="35E710B9"/>
     <w:multiLevelType w:val="hybridMultilevel"/>
     <w:tmpl w:val="8454EE3A"/>
@@ -5507,7 +5496,7 @@
         <w:ind w:left="1080" w:hanging="360"/>
       </w:pPr>
       <w:rPr>
-        <w:rFonts w:hint="default" w:ascii="Symbol" w:hAnsi="Symbol"/>
+        <w:rFonts w:ascii="Symbol" w:hAnsi="Symbol" w:hint="default"/>
       </w:rPr>
     </w:lvl>
     <w:lvl w:ilvl="1" w:tplc="04090003" w:tentative="1">
@@ -5519,7 +5508,7 @@
         <w:ind w:left="1800" w:hanging="360"/>
       </w:pPr>
       <w:rPr>
-        <w:rFonts w:hint="default" w:ascii="Courier New" w:hAnsi="Courier New" w:cs="Courier New"/>
+        <w:rFonts w:ascii="Courier New" w:hAnsi="Courier New" w:cs="Courier New" w:hint="default"/>
       </w:rPr>
     </w:lvl>
     <w:lvl w:ilvl="2" w:tplc="04090005" w:tentative="1">
@@ -5531,7 +5520,7 @@
         <w:ind w:left="2520" w:hanging="360"/>
       </w:pPr>
       <w:rPr>
-        <w:rFonts w:hint="default" w:ascii="Wingdings" w:hAnsi="Wingdings"/>
+        <w:rFonts w:ascii="Wingdings" w:hAnsi="Wingdings" w:hint="default"/>
       </w:rPr>
     </w:lvl>
     <w:lvl w:ilvl="3" w:tplc="04090001" w:tentative="1">
@@ -5543,7 +5532,7 @@
         <w:ind w:left="3240" w:hanging="360"/>
       </w:pPr>
       <w:rPr>
-        <w:rFonts w:hint="default" w:ascii="Symbol" w:hAnsi="Symbol"/>
+        <w:rFonts w:ascii="Symbol" w:hAnsi="Symbol" w:hint="default"/>
       </w:rPr>
     </w:lvl>
     <w:lvl w:ilvl="4" w:tplc="04090003" w:tentative="1">
@@ -5555,7 +5544,7 @@
         <w:ind w:left="3960" w:hanging="360"/>
       </w:pPr>
       <w:rPr>
-        <w:rFonts w:hint="default" w:ascii="Courier New" w:hAnsi="Courier New" w:cs="Courier New"/>
+        <w:rFonts w:ascii="Courier New" w:hAnsi="Courier New" w:cs="Courier New" w:hint="default"/>
       </w:rPr>
     </w:lvl>
     <w:lvl w:ilvl="5" w:tplc="04090005" w:tentative="1">
@@ -5567,7 +5556,7 @@
         <w:ind w:left="4680" w:hanging="360"/>
       </w:pPr>
       <w:rPr>
-        <w:rFonts w:hint="default" w:ascii="Wingdings" w:hAnsi="Wingdings"/>
+        <w:rFonts w:ascii="Wingdings" w:hAnsi="Wingdings" w:hint="default"/>
       </w:rPr>
     </w:lvl>
     <w:lvl w:ilvl="6" w:tplc="04090001" w:tentative="1">
@@ -5579,7 +5568,7 @@
         <w:ind w:left="5400" w:hanging="360"/>
       </w:pPr>
       <w:rPr>
-        <w:rFonts w:hint="default" w:ascii="Symbol" w:hAnsi="Symbol"/>
+        <w:rFonts w:ascii="Symbol" w:hAnsi="Symbol" w:hint="default"/>
       </w:rPr>
     </w:lvl>
     <w:lvl w:ilvl="7" w:tplc="04090003" w:tentative="1">
@@ -5591,7 +5580,7 @@
         <w:ind w:left="6120" w:hanging="360"/>
       </w:pPr>
       <w:rPr>
-        <w:rFonts w:hint="default" w:ascii="Courier New" w:hAnsi="Courier New" w:cs="Courier New"/>
+        <w:rFonts w:ascii="Courier New" w:hAnsi="Courier New" w:cs="Courier New" w:hint="default"/>
       </w:rPr>
     </w:lvl>
     <w:lvl w:ilvl="8" w:tplc="04090005" w:tentative="1">
@@ -5603,11 +5592,11 @@
         <w:ind w:left="6840" w:hanging="360"/>
       </w:pPr>
       <w:rPr>
-        <w:rFonts w:hint="default" w:ascii="Wingdings" w:hAnsi="Wingdings"/>
+        <w:rFonts w:ascii="Wingdings" w:hAnsi="Wingdings" w:hint="default"/>
       </w:rPr>
     </w:lvl>
   </w:abstractNum>
-  <w:abstractNum w:abstractNumId="21" w15:restartNumberingAfterBreak="0">
+  <w:abstractNum w:abstractNumId="22" w15:restartNumberingAfterBreak="0">
     <w:nsid w:val="3E2E33C3"/>
     <w:multiLevelType w:val="hybridMultilevel"/>
     <w:tmpl w:val="D7464E26"/>
@@ -5620,7 +5609,7 @@
         <w:ind w:left="720" w:hanging="360"/>
       </w:pPr>
       <w:rPr>
-        <w:rFonts w:hint="default" w:ascii="Symbol" w:hAnsi="Symbol"/>
+        <w:rFonts w:ascii="Symbol" w:hAnsi="Symbol" w:hint="default"/>
       </w:rPr>
     </w:lvl>
     <w:lvl w:ilvl="1" w:tplc="04090003" w:tentative="1">
@@ -5632,7 +5621,7 @@
         <w:ind w:left="1440" w:hanging="360"/>
       </w:pPr>
       <w:rPr>
-        <w:rFonts w:hint="default" w:ascii="Courier New" w:hAnsi="Courier New" w:cs="Courier New"/>
+        <w:rFonts w:ascii="Courier New" w:hAnsi="Courier New" w:cs="Courier New" w:hint="default"/>
       </w:rPr>
     </w:lvl>
     <w:lvl w:ilvl="2" w:tplc="04090005" w:tentative="1">
@@ -5644,7 +5633,7 @@
         <w:ind w:left="2160" w:hanging="360"/>
       </w:pPr>
       <w:rPr>
-        <w:rFonts w:hint="default" w:ascii="Wingdings" w:hAnsi="Wingdings"/>
+        <w:rFonts w:ascii="Wingdings" w:hAnsi="Wingdings" w:hint="default"/>
       </w:rPr>
     </w:lvl>
     <w:lvl w:ilvl="3" w:tplc="04090001" w:tentative="1">
@@ -5656,7 +5645,7 @@
         <w:ind w:left="2880" w:hanging="360"/>
       </w:pPr>
       <w:rPr>
-        <w:rFonts w:hint="default" w:ascii="Symbol" w:hAnsi="Symbol"/>
+        <w:rFonts w:ascii="Symbol" w:hAnsi="Symbol" w:hint="default"/>
       </w:rPr>
     </w:lvl>
     <w:lvl w:ilvl="4" w:tplc="04090003" w:tentative="1">
@@ -5668,7 +5657,7 @@
         <w:ind w:left="3600" w:hanging="360"/>
       </w:pPr>
       <w:rPr>
-        <w:rFonts w:hint="default" w:ascii="Courier New" w:hAnsi="Courier New" w:cs="Courier New"/>
+        <w:rFonts w:ascii="Courier New" w:hAnsi="Courier New" w:cs="Courier New" w:hint="default"/>
       </w:rPr>
     </w:lvl>
     <w:lvl w:ilvl="5" w:tplc="04090005" w:tentative="1">
@@ -5680,7 +5669,7 @@
         <w:ind w:left="4320" w:hanging="360"/>
       </w:pPr>
       <w:rPr>
-        <w:rFonts w:hint="default" w:ascii="Wingdings" w:hAnsi="Wingdings"/>
+        <w:rFonts w:ascii="Wingdings" w:hAnsi="Wingdings" w:hint="default"/>
       </w:rPr>
     </w:lvl>
     <w:lvl w:ilvl="6" w:tplc="04090001" w:tentative="1">
@@ -5692,7 +5681,7 @@
         <w:ind w:left="5040" w:hanging="360"/>
       </w:pPr>
       <w:rPr>
-        <w:rFonts w:hint="default" w:ascii="Symbol" w:hAnsi="Symbol"/>
+        <w:rFonts w:ascii="Symbol" w:hAnsi="Symbol" w:hint="default"/>
       </w:rPr>
     </w:lvl>
     <w:lvl w:ilvl="7" w:tplc="04090003" w:tentative="1">
@@ -5704,7 +5693,7 @@
         <w:ind w:left="5760" w:hanging="360"/>
       </w:pPr>
       <w:rPr>
-        <w:rFonts w:hint="default" w:ascii="Courier New" w:hAnsi="Courier New" w:cs="Courier New"/>
+        <w:rFonts w:ascii="Courier New" w:hAnsi="Courier New" w:cs="Courier New" w:hint="default"/>
       </w:rPr>
     </w:lvl>
     <w:lvl w:ilvl="8" w:tplc="04090005" w:tentative="1">
@@ -5716,11 +5705,11 @@
         <w:ind w:left="6480" w:hanging="360"/>
       </w:pPr>
       <w:rPr>
-        <w:rFonts w:hint="default" w:ascii="Wingdings" w:hAnsi="Wingdings"/>
+        <w:rFonts w:ascii="Wingdings" w:hAnsi="Wingdings" w:hint="default"/>
       </w:rPr>
     </w:lvl>
   </w:abstractNum>
-  <w:abstractNum w:abstractNumId="22" w15:restartNumberingAfterBreak="0">
+  <w:abstractNum w:abstractNumId="23" w15:restartNumberingAfterBreak="0">
     <w:nsid w:val="457C798B"/>
     <w:multiLevelType w:val="hybridMultilevel"/>
     <w:tmpl w:val="44586D26"/>
@@ -5806,7 +5795,7 @@
       </w:pPr>
     </w:lvl>
   </w:abstractNum>
-  <w:abstractNum w:abstractNumId="23" w15:restartNumberingAfterBreak="0">
+  <w:abstractNum w:abstractNumId="24" w15:restartNumberingAfterBreak="0">
     <w:nsid w:val="498C39BD"/>
     <w:multiLevelType w:val="hybridMultilevel"/>
     <w:tmpl w:val="A9909D1E"/>
@@ -5819,7 +5808,7 @@
         <w:ind w:left="720" w:hanging="360"/>
       </w:pPr>
       <w:rPr>
-        <w:rFonts w:hint="default" w:ascii="Symbol" w:hAnsi="Symbol"/>
+        <w:rFonts w:ascii="Symbol" w:hAnsi="Symbol" w:hint="default"/>
       </w:rPr>
     </w:lvl>
     <w:lvl w:ilvl="1" w:tplc="10090003" w:tentative="1">
@@ -5831,7 +5820,7 @@
         <w:ind w:left="1440" w:hanging="360"/>
       </w:pPr>
       <w:rPr>
-        <w:rFonts w:hint="default" w:ascii="Courier New" w:hAnsi="Courier New" w:cs="Courier New"/>
+        <w:rFonts w:ascii="Courier New" w:hAnsi="Courier New" w:cs="Courier New" w:hint="default"/>
       </w:rPr>
     </w:lvl>
     <w:lvl w:ilvl="2" w:tplc="10090005" w:tentative="1">
@@ -5843,7 +5832,7 @@
         <w:ind w:left="2160" w:hanging="360"/>
       </w:pPr>
       <w:rPr>
-        <w:rFonts w:hint="default" w:ascii="Wingdings" w:hAnsi="Wingdings"/>
+        <w:rFonts w:ascii="Wingdings" w:hAnsi="Wingdings" w:hint="default"/>
       </w:rPr>
     </w:lvl>
     <w:lvl w:ilvl="3" w:tplc="10090001" w:tentative="1">
@@ -5855,7 +5844,7 @@
         <w:ind w:left="2880" w:hanging="360"/>
       </w:pPr>
       <w:rPr>
-        <w:rFonts w:hint="default" w:ascii="Symbol" w:hAnsi="Symbol"/>
+        <w:rFonts w:ascii="Symbol" w:hAnsi="Symbol" w:hint="default"/>
       </w:rPr>
     </w:lvl>
     <w:lvl w:ilvl="4" w:tplc="10090003" w:tentative="1">
@@ -5867,7 +5856,7 @@
         <w:ind w:left="3600" w:hanging="360"/>
       </w:pPr>
       <w:rPr>
-        <w:rFonts w:hint="default" w:ascii="Courier New" w:hAnsi="Courier New" w:cs="Courier New"/>
+        <w:rFonts w:ascii="Courier New" w:hAnsi="Courier New" w:cs="Courier New" w:hint="default"/>
       </w:rPr>
     </w:lvl>
     <w:lvl w:ilvl="5" w:tplc="10090005" w:tentative="1">
@@ -5879,7 +5868,7 @@
         <w:ind w:left="4320" w:hanging="360"/>
       </w:pPr>
       <w:rPr>
-        <w:rFonts w:hint="default" w:ascii="Wingdings" w:hAnsi="Wingdings"/>
+        <w:rFonts w:ascii="Wingdings" w:hAnsi="Wingdings" w:hint="default"/>
       </w:rPr>
     </w:lvl>
     <w:lvl w:ilvl="6" w:tplc="10090001" w:tentative="1">
@@ -5891,7 +5880,7 @@
         <w:ind w:left="5040" w:hanging="360"/>
       </w:pPr>
       <w:rPr>
-        <w:rFonts w:hint="default" w:ascii="Symbol" w:hAnsi="Symbol"/>
+        <w:rFonts w:ascii="Symbol" w:hAnsi="Symbol" w:hint="default"/>
       </w:rPr>
     </w:lvl>
     <w:lvl w:ilvl="7" w:tplc="10090003" w:tentative="1">
@@ -5903,7 +5892,7 @@
         <w:ind w:left="5760" w:hanging="360"/>
       </w:pPr>
       <w:rPr>
-        <w:rFonts w:hint="default" w:ascii="Courier New" w:hAnsi="Courier New" w:cs="Courier New"/>
+        <w:rFonts w:ascii="Courier New" w:hAnsi="Courier New" w:cs="Courier New" w:hint="default"/>
       </w:rPr>
     </w:lvl>
     <w:lvl w:ilvl="8" w:tplc="10090005" w:tentative="1">
@@ -5915,11 +5904,11 @@
         <w:ind w:left="6480" w:hanging="360"/>
       </w:pPr>
       <w:rPr>
-        <w:rFonts w:hint="default" w:ascii="Wingdings" w:hAnsi="Wingdings"/>
+        <w:rFonts w:ascii="Wingdings" w:hAnsi="Wingdings" w:hint="default"/>
       </w:rPr>
     </w:lvl>
   </w:abstractNum>
-  <w:abstractNum w:abstractNumId="24" w15:restartNumberingAfterBreak="0">
+  <w:abstractNum w:abstractNumId="25" w15:restartNumberingAfterBreak="0">
     <w:nsid w:val="4DCA15D9"/>
     <w:multiLevelType w:val="hybridMultilevel"/>
     <w:tmpl w:val="748EE412"/>
@@ -6009,7 +5998,7 @@
       </w:pPr>
     </w:lvl>
   </w:abstractNum>
-  <w:abstractNum w:abstractNumId="25" w15:restartNumberingAfterBreak="0">
+  <w:abstractNum w:abstractNumId="26" w15:restartNumberingAfterBreak="0">
     <w:nsid w:val="5944476E"/>
     <w:multiLevelType w:val="hybridMultilevel"/>
     <w:tmpl w:val="52C24778"/>
@@ -6022,7 +6011,7 @@
         <w:ind w:left="1080" w:hanging="360"/>
       </w:pPr>
       <w:rPr>
-        <w:rFonts w:hint="default" w:ascii="Symbol" w:hAnsi="Symbol"/>
+        <w:rFonts w:ascii="Symbol" w:hAnsi="Symbol" w:hint="default"/>
       </w:rPr>
     </w:lvl>
     <w:lvl w:ilvl="1" w:tplc="04090003">
@@ -6034,7 +6023,7 @@
         <w:ind w:left="1800" w:hanging="360"/>
       </w:pPr>
       <w:rPr>
-        <w:rFonts w:hint="default" w:ascii="Courier New" w:hAnsi="Courier New"/>
+        <w:rFonts w:ascii="Courier New" w:hAnsi="Courier New" w:hint="default"/>
       </w:rPr>
     </w:lvl>
     <w:lvl w:ilvl="2" w:tplc="04090005" w:tentative="1">
@@ -6046,7 +6035,7 @@
         <w:ind w:left="2520" w:hanging="360"/>
       </w:pPr>
       <w:rPr>
-        <w:rFonts w:hint="default" w:ascii="Wingdings" w:hAnsi="Wingdings"/>
+        <w:rFonts w:ascii="Wingdings" w:hAnsi="Wingdings" w:hint="default"/>
       </w:rPr>
     </w:lvl>
     <w:lvl w:ilvl="3" w:tplc="04090001" w:tentative="1">
@@ -6058,7 +6047,7 @@
         <w:ind w:left="3240" w:hanging="360"/>
       </w:pPr>
       <w:rPr>
-        <w:rFonts w:hint="default" w:ascii="Symbol" w:hAnsi="Symbol"/>
+        <w:rFonts w:ascii="Symbol" w:hAnsi="Symbol" w:hint="default"/>
       </w:rPr>
     </w:lvl>
     <w:lvl w:ilvl="4" w:tplc="04090003" w:tentative="1">
@@ -6070,7 +6059,7 @@
         <w:ind w:left="3960" w:hanging="360"/>
       </w:pPr>
       <w:rPr>
-        <w:rFonts w:hint="default" w:ascii="Courier New" w:hAnsi="Courier New"/>
+        <w:rFonts w:ascii="Courier New" w:hAnsi="Courier New" w:hint="default"/>
       </w:rPr>
     </w:lvl>
     <w:lvl w:ilvl="5" w:tplc="04090005" w:tentative="1">
@@ -6082,7 +6071,7 @@
         <w:ind w:left="4680" w:hanging="360"/>
       </w:pPr>
       <w:rPr>
-        <w:rFonts w:hint="default" w:ascii="Wingdings" w:hAnsi="Wingdings"/>
+        <w:rFonts w:ascii="Wingdings" w:hAnsi="Wingdings" w:hint="default"/>
       </w:rPr>
     </w:lvl>
     <w:lvl w:ilvl="6" w:tplc="04090001" w:tentative="1">
@@ -6094,7 +6083,7 @@
         <w:ind w:left="5400" w:hanging="360"/>
       </w:pPr>
       <w:rPr>
-        <w:rFonts w:hint="default" w:ascii="Symbol" w:hAnsi="Symbol"/>
+        <w:rFonts w:ascii="Symbol" w:hAnsi="Symbol" w:hint="default"/>
       </w:rPr>
     </w:lvl>
     <w:lvl w:ilvl="7" w:tplc="04090003" w:tentative="1">
@@ -6106,7 +6095,7 @@
         <w:ind w:left="6120" w:hanging="360"/>
       </w:pPr>
       <w:rPr>
-        <w:rFonts w:hint="default" w:ascii="Courier New" w:hAnsi="Courier New"/>
+        <w:rFonts w:ascii="Courier New" w:hAnsi="Courier New" w:hint="default"/>
       </w:rPr>
     </w:lvl>
     <w:lvl w:ilvl="8" w:tplc="04090005" w:tentative="1">
@@ -6118,11 +6107,11 @@
         <w:ind w:left="6840" w:hanging="360"/>
       </w:pPr>
       <w:rPr>
-        <w:rFonts w:hint="default" w:ascii="Wingdings" w:hAnsi="Wingdings"/>
+        <w:rFonts w:ascii="Wingdings" w:hAnsi="Wingdings" w:hint="default"/>
       </w:rPr>
     </w:lvl>
   </w:abstractNum>
-  <w:abstractNum w:abstractNumId="26" w15:restartNumberingAfterBreak="0">
+  <w:abstractNum w:abstractNumId="27" w15:restartNumberingAfterBreak="0">
     <w:nsid w:val="629E0EF8"/>
     <w:multiLevelType w:val="hybridMultilevel"/>
     <w:tmpl w:val="020CC548"/>
@@ -6138,7 +6127,7 @@
         <w:ind w:left="720" w:hanging="360"/>
       </w:pPr>
       <w:rPr>
-        <w:rFonts w:hint="default" w:ascii="Arial" w:hAnsi="Arial"/>
+        <w:rFonts w:ascii="Arial" w:hAnsi="Arial" w:hint="default"/>
       </w:rPr>
     </w:lvl>
     <w:lvl w:ilvl="1" w:tplc="0C94C8AA">
@@ -6153,7 +6142,7 @@
         <w:ind w:left="1440" w:hanging="360"/>
       </w:pPr>
       <w:rPr>
-        <w:rFonts w:hint="default" w:ascii="Arial" w:hAnsi="Arial"/>
+        <w:rFonts w:ascii="Arial" w:hAnsi="Arial" w:hint="default"/>
       </w:rPr>
     </w:lvl>
     <w:lvl w:ilvl="2" w:tplc="A57AC756">
@@ -6167,7 +6156,7 @@
         <w:ind w:left="2160" w:hanging="360"/>
       </w:pPr>
       <w:rPr>
-        <w:rFonts w:hint="default" w:ascii="Times" w:hAnsi="Times"/>
+        <w:rFonts w:ascii="Times" w:hAnsi="Times" w:hint="default"/>
       </w:rPr>
     </w:lvl>
     <w:lvl w:ilvl="3" w:tplc="C3FAEA6C" w:tentative="1">
@@ -6182,7 +6171,7 @@
         <w:ind w:left="2880" w:hanging="360"/>
       </w:pPr>
       <w:rPr>
-        <w:rFonts w:hint="default" w:ascii="Arial" w:hAnsi="Arial"/>
+        <w:rFonts w:ascii="Arial" w:hAnsi="Arial" w:hint="default"/>
       </w:rPr>
     </w:lvl>
     <w:lvl w:ilvl="4" w:tplc="DC32FA70" w:tentative="1">
@@ -6197,7 +6186,7 @@
         <w:ind w:left="3600" w:hanging="360"/>
       </w:pPr>
       <w:rPr>
-        <w:rFonts w:hint="default" w:ascii="Arial" w:hAnsi="Arial"/>
+        <w:rFonts w:ascii="Arial" w:hAnsi="Arial" w:hint="default"/>
       </w:rPr>
     </w:lvl>
     <w:lvl w:ilvl="5" w:tplc="1F264A8C" w:tentative="1">
@@ -6212,7 +6201,7 @@
         <w:ind w:left="4320" w:hanging="360"/>
       </w:pPr>
       <w:rPr>
-        <w:rFonts w:hint="default" w:ascii="Arial" w:hAnsi="Arial"/>
+        <w:rFonts w:ascii="Arial" w:hAnsi="Arial" w:hint="default"/>
       </w:rPr>
     </w:lvl>
     <w:lvl w:ilvl="6" w:tplc="463AAF94" w:tentative="1">
@@ -6227,7 +6216,7 @@
         <w:ind w:left="5040" w:hanging="360"/>
       </w:pPr>
       <w:rPr>
-        <w:rFonts w:hint="default" w:ascii="Arial" w:hAnsi="Arial"/>
+        <w:rFonts w:ascii="Arial" w:hAnsi="Arial" w:hint="default"/>
       </w:rPr>
     </w:lvl>
     <w:lvl w:ilvl="7" w:tplc="54ACCFF8" w:tentative="1">
@@ -6242,7 +6231,7 @@
         <w:ind w:left="5760" w:hanging="360"/>
       </w:pPr>
       <w:rPr>
-        <w:rFonts w:hint="default" w:ascii="Arial" w:hAnsi="Arial"/>
+        <w:rFonts w:ascii="Arial" w:hAnsi="Arial" w:hint="default"/>
       </w:rPr>
     </w:lvl>
     <w:lvl w:ilvl="8" w:tplc="ED6E2A8A" w:tentative="1">
@@ -6257,11 +6246,11 @@
         <w:ind w:left="6480" w:hanging="360"/>
       </w:pPr>
       <w:rPr>
-        <w:rFonts w:hint="default" w:ascii="Arial" w:hAnsi="Arial"/>
+        <w:rFonts w:ascii="Arial" w:hAnsi="Arial" w:hint="default"/>
       </w:rPr>
     </w:lvl>
   </w:abstractNum>
-  <w:abstractNum w:abstractNumId="27" w15:restartNumberingAfterBreak="0">
+  <w:abstractNum w:abstractNumId="28" w15:restartNumberingAfterBreak="0">
     <w:nsid w:val="66A40062"/>
     <w:multiLevelType w:val="hybridMultilevel"/>
     <w:tmpl w:val="DDBCFF60"/>
@@ -6274,7 +6263,7 @@
         <w:ind w:left="1080" w:hanging="360"/>
       </w:pPr>
       <w:rPr>
-        <w:rFonts w:hint="default" w:ascii="Symbol" w:hAnsi="Symbol"/>
+        <w:rFonts w:ascii="Symbol" w:hAnsi="Symbol" w:hint="default"/>
       </w:rPr>
     </w:lvl>
     <w:lvl w:ilvl="1" w:tplc="04090003">
@@ -6286,7 +6275,7 @@
         <w:ind w:left="1800" w:hanging="360"/>
       </w:pPr>
       <w:rPr>
-        <w:rFonts w:hint="default" w:ascii="Courier New" w:hAnsi="Courier New" w:cs="Courier New"/>
+        <w:rFonts w:ascii="Courier New" w:hAnsi="Courier New" w:cs="Courier New" w:hint="default"/>
       </w:rPr>
     </w:lvl>
     <w:lvl w:ilvl="2" w:tplc="04090005" w:tentative="1">
@@ -6298,7 +6287,7 @@
         <w:ind w:left="2520" w:hanging="360"/>
       </w:pPr>
       <w:rPr>
-        <w:rFonts w:hint="default" w:ascii="Wingdings" w:hAnsi="Wingdings"/>
+        <w:rFonts w:ascii="Wingdings" w:hAnsi="Wingdings" w:hint="default"/>
       </w:rPr>
     </w:lvl>
     <w:lvl w:ilvl="3" w:tplc="04090001" w:tentative="1">
@@ -6310,7 +6299,7 @@
         <w:ind w:left="3240" w:hanging="360"/>
       </w:pPr>
       <w:rPr>
-        <w:rFonts w:hint="default" w:ascii="Symbol" w:hAnsi="Symbol"/>
+        <w:rFonts w:ascii="Symbol" w:hAnsi="Symbol" w:hint="default"/>
       </w:rPr>
     </w:lvl>
     <w:lvl w:ilvl="4" w:tplc="04090003" w:tentative="1">
@@ -6322,7 +6311,7 @@
         <w:ind w:left="3960" w:hanging="360"/>
       </w:pPr>
       <w:rPr>
-        <w:rFonts w:hint="default" w:ascii="Courier New" w:hAnsi="Courier New" w:cs="Courier New"/>
+        <w:rFonts w:ascii="Courier New" w:hAnsi="Courier New" w:cs="Courier New" w:hint="default"/>
       </w:rPr>
     </w:lvl>
     <w:lvl w:ilvl="5" w:tplc="04090005" w:tentative="1">
@@ -6334,7 +6323,7 @@
         <w:ind w:left="4680" w:hanging="360"/>
       </w:pPr>
       <w:rPr>
-        <w:rFonts w:hint="default" w:ascii="Wingdings" w:hAnsi="Wingdings"/>
+        <w:rFonts w:ascii="Wingdings" w:hAnsi="Wingdings" w:hint="default"/>
       </w:rPr>
     </w:lvl>
     <w:lvl w:ilvl="6" w:tplc="04090001" w:tentative="1">
@@ -6346,7 +6335,7 @@
         <w:ind w:left="5400" w:hanging="360"/>
       </w:pPr>
       <w:rPr>
-        <w:rFonts w:hint="default" w:ascii="Symbol" w:hAnsi="Symbol"/>
+        <w:rFonts w:ascii="Symbol" w:hAnsi="Symbol" w:hint="default"/>
       </w:rPr>
     </w:lvl>
     <w:lvl w:ilvl="7" w:tplc="04090003" w:tentative="1">
@@ -6358,7 +6347,7 @@
         <w:ind w:left="6120" w:hanging="360"/>
       </w:pPr>
       <w:rPr>
-        <w:rFonts w:hint="default" w:ascii="Courier New" w:hAnsi="Courier New" w:cs="Courier New"/>
+        <w:rFonts w:ascii="Courier New" w:hAnsi="Courier New" w:cs="Courier New" w:hint="default"/>
       </w:rPr>
     </w:lvl>
     <w:lvl w:ilvl="8" w:tplc="04090005" w:tentative="1">
@@ -6370,11 +6359,11 @@
         <w:ind w:left="6840" w:hanging="360"/>
       </w:pPr>
       <w:rPr>
-        <w:rFonts w:hint="default" w:ascii="Wingdings" w:hAnsi="Wingdings"/>
+        <w:rFonts w:ascii="Wingdings" w:hAnsi="Wingdings" w:hint="default"/>
       </w:rPr>
     </w:lvl>
   </w:abstractNum>
-  <w:abstractNum w:abstractNumId="28" w15:restartNumberingAfterBreak="0">
+  <w:abstractNum w:abstractNumId="29" w15:restartNumberingAfterBreak="0">
     <w:nsid w:val="6D09483F"/>
     <w:multiLevelType w:val="hybridMultilevel"/>
     <w:tmpl w:val="D1E0F4DA"/>
@@ -6390,7 +6379,7 @@
         <w:ind w:left="720" w:hanging="360"/>
       </w:pPr>
       <w:rPr>
-        <w:rFonts w:hint="default" w:ascii="Times" w:hAnsi="Times"/>
+        <w:rFonts w:ascii="Times" w:hAnsi="Times" w:hint="default"/>
       </w:rPr>
     </w:lvl>
     <w:lvl w:ilvl="1" w:tplc="4490B7AC" w:tentative="1">
@@ -6405,7 +6394,7 @@
         <w:ind w:left="1440" w:hanging="360"/>
       </w:pPr>
       <w:rPr>
-        <w:rFonts w:hint="default" w:ascii="Times" w:hAnsi="Times"/>
+        <w:rFonts w:ascii="Times" w:hAnsi="Times" w:hint="default"/>
       </w:rPr>
     </w:lvl>
     <w:lvl w:ilvl="2" w:tplc="F1201982">
@@ -6420,7 +6409,7 @@
         <w:ind w:left="2160" w:hanging="360"/>
       </w:pPr>
       <w:rPr>
-        <w:rFonts w:hint="default" w:ascii="Times" w:hAnsi="Times"/>
+        <w:rFonts w:ascii="Times" w:hAnsi="Times" w:hint="default"/>
       </w:rPr>
     </w:lvl>
     <w:lvl w:ilvl="3" w:tplc="F1086E94">
@@ -6435,7 +6424,7 @@
         <w:ind w:left="2880" w:hanging="360"/>
       </w:pPr>
       <w:rPr>
-        <w:rFonts w:hint="default" w:ascii="Times" w:hAnsi="Times"/>
+        <w:rFonts w:ascii="Times" w:hAnsi="Times" w:hint="default"/>
       </w:rPr>
     </w:lvl>
     <w:lvl w:ilvl="4" w:tplc="88ACA99C" w:tentative="1">
@@ -6450,7 +6439,7 @@
         <w:ind w:left="3600" w:hanging="360"/>
       </w:pPr>
       <w:rPr>
-        <w:rFonts w:hint="default" w:ascii="Times" w:hAnsi="Times"/>
+        <w:rFonts w:ascii="Times" w:hAnsi="Times" w:hint="default"/>
       </w:rPr>
     </w:lvl>
     <w:lvl w:ilvl="5" w:tplc="51DCCB8E" w:tentative="1">
@@ -6465,7 +6454,7 @@
         <w:ind w:left="4320" w:hanging="360"/>
       </w:pPr>
       <w:rPr>
-        <w:rFonts w:hint="default" w:ascii="Times" w:hAnsi="Times"/>
+        <w:rFonts w:ascii="Times" w:hAnsi="Times" w:hint="default"/>
       </w:rPr>
     </w:lvl>
     <w:lvl w:ilvl="6" w:tplc="8B9A08B2" w:tentative="1">
@@ -6480,7 +6469,7 @@
         <w:ind w:left="5040" w:hanging="360"/>
       </w:pPr>
       <w:rPr>
-        <w:rFonts w:hint="default" w:ascii="Times" w:hAnsi="Times"/>
+        <w:rFonts w:ascii="Times" w:hAnsi="Times" w:hint="default"/>
       </w:rPr>
     </w:lvl>
     <w:lvl w:ilvl="7" w:tplc="0FFCB91E" w:tentative="1">
@@ -6495,7 +6484,7 @@
         <w:ind w:left="5760" w:hanging="360"/>
       </w:pPr>
       <w:rPr>
-        <w:rFonts w:hint="default" w:ascii="Times" w:hAnsi="Times"/>
+        <w:rFonts w:ascii="Times" w:hAnsi="Times" w:hint="default"/>
       </w:rPr>
     </w:lvl>
     <w:lvl w:ilvl="8" w:tplc="4F94498C" w:tentative="1">
@@ -6510,11 +6499,11 @@
         <w:ind w:left="6480" w:hanging="360"/>
       </w:pPr>
       <w:rPr>
-        <w:rFonts w:hint="default" w:ascii="Times" w:hAnsi="Times"/>
+        <w:rFonts w:ascii="Times" w:hAnsi="Times" w:hint="default"/>
       </w:rPr>
     </w:lvl>
   </w:abstractNum>
-  <w:abstractNum w:abstractNumId="29" w15:restartNumberingAfterBreak="0">
+  <w:abstractNum w:abstractNumId="30" w15:restartNumberingAfterBreak="0">
     <w:nsid w:val="6DFE6844"/>
     <w:multiLevelType w:val="hybridMultilevel"/>
     <w:tmpl w:val="5466653E"/>
@@ -6603,7 +6592,7 @@
       </w:pPr>
     </w:lvl>
   </w:abstractNum>
-  <w:abstractNum w:abstractNumId="30" w15:restartNumberingAfterBreak="0">
+  <w:abstractNum w:abstractNumId="31" w15:restartNumberingAfterBreak="0">
     <w:nsid w:val="74F05DAA"/>
     <w:multiLevelType w:val="hybridMultilevel"/>
     <w:tmpl w:val="FB488C18"/>
@@ -6616,7 +6605,7 @@
         <w:ind w:left="360" w:hanging="360"/>
       </w:pPr>
       <w:rPr>
-        <w:rFonts w:hint="default" w:ascii="Symbol" w:hAnsi="Symbol"/>
+        <w:rFonts w:ascii="Symbol" w:hAnsi="Symbol" w:hint="default"/>
       </w:rPr>
     </w:lvl>
     <w:lvl w:ilvl="1" w:tplc="04090003" w:tentative="1">
@@ -6628,7 +6617,7 @@
         <w:ind w:left="1080" w:hanging="360"/>
       </w:pPr>
       <w:rPr>
-        <w:rFonts w:hint="default" w:ascii="Courier New" w:hAnsi="Courier New"/>
+        <w:rFonts w:ascii="Courier New" w:hAnsi="Courier New" w:hint="default"/>
       </w:rPr>
     </w:lvl>
     <w:lvl w:ilvl="2" w:tplc="04090005" w:tentative="1">
@@ -6640,7 +6629,7 @@
         <w:ind w:left="1800" w:hanging="360"/>
       </w:pPr>
       <w:rPr>
-        <w:rFonts w:hint="default" w:ascii="Wingdings" w:hAnsi="Wingdings"/>
+        <w:rFonts w:ascii="Wingdings" w:hAnsi="Wingdings" w:hint="default"/>
       </w:rPr>
     </w:lvl>
     <w:lvl w:ilvl="3" w:tplc="04090001" w:tentative="1">
@@ -6652,7 +6641,7 @@
         <w:ind w:left="2520" w:hanging="360"/>
       </w:pPr>
       <w:rPr>
-        <w:rFonts w:hint="default" w:ascii="Symbol" w:hAnsi="Symbol"/>
+        <w:rFonts w:ascii="Symbol" w:hAnsi="Symbol" w:hint="default"/>
       </w:rPr>
     </w:lvl>
     <w:lvl w:ilvl="4" w:tplc="04090003" w:tentative="1">
@@ -6664,7 +6653,7 @@
         <w:ind w:left="3240" w:hanging="360"/>
       </w:pPr>
       <w:rPr>
-        <w:rFonts w:hint="default" w:ascii="Courier New" w:hAnsi="Courier New"/>
+        <w:rFonts w:ascii="Courier New" w:hAnsi="Courier New" w:hint="default"/>
       </w:rPr>
     </w:lvl>
     <w:lvl w:ilvl="5" w:tplc="04090005" w:tentative="1">
@@ -6676,7 +6665,7 @@
         <w:ind w:left="3960" w:hanging="360"/>
       </w:pPr>
       <w:rPr>
-        <w:rFonts w:hint="default" w:ascii="Wingdings" w:hAnsi="Wingdings"/>
+        <w:rFonts w:ascii="Wingdings" w:hAnsi="Wingdings" w:hint="default"/>
       </w:rPr>
     </w:lvl>
     <w:lvl w:ilvl="6" w:tplc="04090001" w:tentative="1">
@@ -6688,7 +6677,7 @@
         <w:ind w:left="4680" w:hanging="360"/>
       </w:pPr>
       <w:rPr>
-        <w:rFonts w:hint="default" w:ascii="Symbol" w:hAnsi="Symbol"/>
+        <w:rFonts w:ascii="Symbol" w:hAnsi="Symbol" w:hint="default"/>
       </w:rPr>
     </w:lvl>
     <w:lvl w:ilvl="7" w:tplc="04090003" w:tentative="1">
@@ -6700,7 +6689,7 @@
         <w:ind w:left="5400" w:hanging="360"/>
       </w:pPr>
       <w:rPr>
-        <w:rFonts w:hint="default" w:ascii="Courier New" w:hAnsi="Courier New"/>
+        <w:rFonts w:ascii="Courier New" w:hAnsi="Courier New" w:hint="default"/>
       </w:rPr>
     </w:lvl>
     <w:lvl w:ilvl="8" w:tplc="04090005" w:tentative="1">
@@ -6712,115 +6701,115 @@
         <w:ind w:left="6120" w:hanging="360"/>
       </w:pPr>
       <w:rPr>
-        <w:rFonts w:hint="default" w:ascii="Wingdings" w:hAnsi="Wingdings"/>
+        <w:rFonts w:ascii="Wingdings" w:hAnsi="Wingdings" w:hint="default"/>
       </w:rPr>
     </w:lvl>
   </w:abstractNum>
-  <w:num w:numId="32">
+  <w:num w:numId="1" w16cid:durableId="1462918190">
+    <w:abstractNumId w:val="7"/>
+  </w:num>
+  <w:num w:numId="2" w16cid:durableId="453671527">
+    <w:abstractNumId w:val="19"/>
+  </w:num>
+  <w:num w:numId="3" w16cid:durableId="1911500133">
+    <w:abstractNumId w:val="23"/>
+  </w:num>
+  <w:num w:numId="4" w16cid:durableId="533467194">
+    <w:abstractNumId w:val="14"/>
+  </w:num>
+  <w:num w:numId="5" w16cid:durableId="1548445997">
+    <w:abstractNumId w:val="16"/>
+  </w:num>
+  <w:num w:numId="6" w16cid:durableId="1605383527">
+    <w:abstractNumId w:val="4"/>
+  </w:num>
+  <w:num w:numId="7" w16cid:durableId="1833908772">
+    <w:abstractNumId w:val="29"/>
+  </w:num>
+  <w:num w:numId="8" w16cid:durableId="985933324">
+    <w:abstractNumId w:val="18"/>
+  </w:num>
+  <w:num w:numId="9" w16cid:durableId="1086456733">
+    <w:abstractNumId w:val="27"/>
+  </w:num>
+  <w:num w:numId="10" w16cid:durableId="1480877428">
+    <w:abstractNumId w:val="26"/>
+  </w:num>
+  <w:num w:numId="11" w16cid:durableId="861549190">
     <w:abstractNumId w:val="31"/>
   </w:num>
-  <w:num w:numId="1" w16cid:durableId="453671527">
-    <w:abstractNumId w:val="18"/>
+  <w:num w:numId="12" w16cid:durableId="535390369">
+    <w:abstractNumId w:val="12"/>
   </w:num>
-  <w:num w:numId="2" w16cid:durableId="1911500133">
+  <w:num w:numId="13" w16cid:durableId="34820106">
+    <w:abstractNumId w:val="10"/>
+  </w:num>
+  <w:num w:numId="14" w16cid:durableId="2119908811">
+    <w:abstractNumId w:val="3"/>
+  </w:num>
+  <w:num w:numId="15" w16cid:durableId="734352474">
+    <w:abstractNumId w:val="15"/>
+  </w:num>
+  <w:num w:numId="16" w16cid:durableId="391346390">
+    <w:abstractNumId w:val="8"/>
+  </w:num>
+  <w:num w:numId="17" w16cid:durableId="748311404">
+    <w:abstractNumId w:val="17"/>
+  </w:num>
+  <w:num w:numId="18" w16cid:durableId="85925413">
+    <w:abstractNumId w:val="6"/>
+  </w:num>
+  <w:num w:numId="19" w16cid:durableId="437408851">
+    <w:abstractNumId w:val="5"/>
+  </w:num>
+  <w:num w:numId="20" w16cid:durableId="513228107">
+    <w:abstractNumId w:val="24"/>
+  </w:num>
+  <w:num w:numId="21" w16cid:durableId="434178999">
+    <w:abstractNumId w:val="30"/>
+  </w:num>
+  <w:num w:numId="22" w16cid:durableId="2085490249">
+    <w:abstractNumId w:val="20"/>
+  </w:num>
+  <w:num w:numId="23" w16cid:durableId="1586189187">
+    <w:abstractNumId w:val="11"/>
+  </w:num>
+  <w:num w:numId="24" w16cid:durableId="1459102346">
+    <w:abstractNumId w:val="0"/>
+  </w:num>
+  <w:num w:numId="25" w16cid:durableId="36199422">
+    <w:abstractNumId w:val="28"/>
+  </w:num>
+  <w:num w:numId="26" w16cid:durableId="417099156">
+    <w:abstractNumId w:val="21"/>
+  </w:num>
+  <w:num w:numId="27" w16cid:durableId="410591293">
+    <w:abstractNumId w:val="9"/>
+  </w:num>
+  <w:num w:numId="28" w16cid:durableId="1485244914">
+    <w:abstractNumId w:val="1"/>
+  </w:num>
+  <w:num w:numId="29" w16cid:durableId="932014944">
+    <w:abstractNumId w:val="2"/>
+  </w:num>
+  <w:num w:numId="30" w16cid:durableId="960649280">
+    <w:abstractNumId w:val="13"/>
+  </w:num>
+  <w:num w:numId="31" w16cid:durableId="204753850">
     <w:abstractNumId w:val="22"/>
   </w:num>
-  <w:num w:numId="3" w16cid:durableId="533467194">
-    <w:abstractNumId w:val="13"/>
-  </w:num>
-  <w:num w:numId="4" w16cid:durableId="1548445997">
-    <w:abstractNumId w:val="15"/>
-  </w:num>
-  <w:num w:numId="5" w16cid:durableId="1605383527">
-    <w:abstractNumId w:val="4"/>
-  </w:num>
-  <w:num w:numId="6" w16cid:durableId="1833908772">
-    <w:abstractNumId w:val="28"/>
-  </w:num>
-  <w:num w:numId="7" w16cid:durableId="985933324">
-    <w:abstractNumId w:val="17"/>
-  </w:num>
-  <w:num w:numId="8" w16cid:durableId="1086456733">
-    <w:abstractNumId w:val="26"/>
-  </w:num>
-  <w:num w:numId="9" w16cid:durableId="1480877428">
+  <w:num w:numId="32" w16cid:durableId="1906185791">
     <w:abstractNumId w:val="25"/>
-  </w:num>
-  <w:num w:numId="10" w16cid:durableId="861549190">
-    <w:abstractNumId w:val="30"/>
-  </w:num>
-  <w:num w:numId="11" w16cid:durableId="535390369">
-    <w:abstractNumId w:val="11"/>
-  </w:num>
-  <w:num w:numId="12" w16cid:durableId="34820106">
-    <w:abstractNumId w:val="9"/>
-  </w:num>
-  <w:num w:numId="13" w16cid:durableId="2119908811">
-    <w:abstractNumId w:val="3"/>
-  </w:num>
-  <w:num w:numId="14" w16cid:durableId="734352474">
-    <w:abstractNumId w:val="14"/>
-  </w:num>
-  <w:num w:numId="15" w16cid:durableId="391346390">
-    <w:abstractNumId w:val="7"/>
-  </w:num>
-  <w:num w:numId="16" w16cid:durableId="748311404">
-    <w:abstractNumId w:val="16"/>
-  </w:num>
-  <w:num w:numId="17" w16cid:durableId="85925413">
-    <w:abstractNumId w:val="6"/>
-  </w:num>
-  <w:num w:numId="18" w16cid:durableId="437408851">
-    <w:abstractNumId w:val="5"/>
-  </w:num>
-  <w:num w:numId="19" w16cid:durableId="513228107">
-    <w:abstractNumId w:val="23"/>
-  </w:num>
-  <w:num w:numId="20" w16cid:durableId="434178999">
-    <w:abstractNumId w:val="29"/>
-  </w:num>
-  <w:num w:numId="21" w16cid:durableId="2085490249">
-    <w:abstractNumId w:val="19"/>
-  </w:num>
-  <w:num w:numId="22" w16cid:durableId="1586189187">
-    <w:abstractNumId w:val="10"/>
-  </w:num>
-  <w:num w:numId="23" w16cid:durableId="1459102346">
-    <w:abstractNumId w:val="0"/>
-  </w:num>
-  <w:num w:numId="24" w16cid:durableId="36199422">
-    <w:abstractNumId w:val="27"/>
-  </w:num>
-  <w:num w:numId="25" w16cid:durableId="417099156">
-    <w:abstractNumId w:val="20"/>
-  </w:num>
-  <w:num w:numId="26" w16cid:durableId="410591293">
-    <w:abstractNumId w:val="8"/>
-  </w:num>
-  <w:num w:numId="27" w16cid:durableId="1485244914">
-    <w:abstractNumId w:val="1"/>
-  </w:num>
-  <w:num w:numId="28" w16cid:durableId="932014944">
-    <w:abstractNumId w:val="2"/>
-  </w:num>
-  <w:num w:numId="29" w16cid:durableId="960649280">
-    <w:abstractNumId w:val="12"/>
-  </w:num>
-  <w:num w:numId="30" w16cid:durableId="204753850">
-    <w:abstractNumId w:val="21"/>
-  </w:num>
-  <w:num w:numId="31" w16cid:durableId="1906185791">
-    <w:abstractNumId w:val="24"/>
   </w:num>
 </w:numbering>
 </file>
 
 <file path=word/styles.xml><?xml version="1.0" encoding="utf-8"?>
-<w:styles xmlns:wp14="http://schemas.microsoft.com/office/word/2010/wordprocessingDrawing" xmlns:mc="http://schemas.openxmlformats.org/markup-compatibility/2006" xmlns:r="http://schemas.openxmlformats.org/officeDocument/2006/relationships" xmlns:w="http://schemas.openxmlformats.org/wordprocessingml/2006/main" xmlns:w14="http://schemas.microsoft.com/office/word/2010/wordml" xmlns:w15="http://schemas.microsoft.com/office/word/2012/wordml" xmlns:w16cex="http://schemas.microsoft.com/office/word/2018/wordml/cex" xmlns:w16cid="http://schemas.microsoft.com/office/word/2016/wordml/cid" xmlns:w16="http://schemas.microsoft.com/office/word/2018/wordml" xmlns:w16du="http://schemas.microsoft.com/office/word/2023/wordml/word16du" xmlns:w16sdtdh="http://schemas.microsoft.com/office/word/2020/wordml/sdtdatahash" xmlns:w16se="http://schemas.microsoft.com/office/word/2015/wordml/symex" mc:Ignorable="w14 w15 w16se w16cid w16 w16cex w16sdtdh w16du wp14">
+<w:styles xmlns:mc="http://schemas.openxmlformats.org/markup-compatibility/2006" xmlns:r="http://schemas.openxmlformats.org/officeDocument/2006/relationships" xmlns:w="http://schemas.openxmlformats.org/wordprocessingml/2006/main" xmlns:w14="http://schemas.microsoft.com/office/word/2010/wordml" xmlns:w15="http://schemas.microsoft.com/office/word/2012/wordml" xmlns:w16cex="http://schemas.microsoft.com/office/word/2018/wordml/cex" xmlns:w16cid="http://schemas.microsoft.com/office/word/2016/wordml/cid" xmlns:w16="http://schemas.microsoft.com/office/word/2018/wordml" xmlns:w16du="http://schemas.microsoft.com/office/word/2023/wordml/word16du" xmlns:w16sdtdh="http://schemas.microsoft.com/office/word/2020/wordml/sdtdatahash" xmlns:w16sdtfl="http://schemas.microsoft.com/office/word/2024/wordml/sdtformatlock" xmlns:w16se="http://schemas.microsoft.com/office/word/2015/wordml/symex" mc:Ignorable="w14 w15 w16se w16cid w16 w16cex w16sdtdh w16sdtfl w16du">
   <w:docDefaults>
     <w:rPrDefault>
       <w:rPr>
-        <w:rFonts w:ascii="Times New Roman" w:hAnsi="Times New Roman" w:eastAsia="Times New Roman" w:cs="Times New Roman"/>
+        <w:rFonts w:ascii="Times New Roman" w:eastAsia="Times New Roman" w:hAnsi="Times New Roman" w:cs="Times New Roman"/>
         <w:sz w:val="24"/>
         <w:szCs w:val="24"/>
         <w:lang w:val="en-US" w:eastAsia="en-US" w:bidi="ar-SA"/>
@@ -6898,7 +6887,7 @@
     <w:lsdException w:name="E-mail Signature" w:semiHidden="1" w:unhideWhenUsed="1"/>
     <w:lsdException w:name="HTML Top of Form" w:semiHidden="1" w:unhideWhenUsed="1"/>
     <w:lsdException w:name="HTML Bottom of Form" w:semiHidden="1" w:unhideWhenUsed="1"/>
-    <w:lsdException w:name="Normal (Web)" w:uiPriority="99" w:semiHidden="1" w:unhideWhenUsed="1"/>
+    <w:lsdException w:name="Normal (Web)" w:semiHidden="1" w:uiPriority="99" w:unhideWhenUsed="1"/>
     <w:lsdException w:name="HTML Acronym" w:semiHidden="1" w:unhideWhenUsed="1"/>
     <w:lsdException w:name="HTML Address" w:semiHidden="1" w:unhideWhenUsed="1"/>
     <w:lsdException w:name="HTML Cite" w:semiHidden="1" w:unhideWhenUsed="1"/>
@@ -7165,10 +7154,10 @@
     <w:lsdException w:name="List Table 5 Dark Accent 6" w:uiPriority="50"/>
     <w:lsdException w:name="List Table 6 Colorful Accent 6" w:uiPriority="51"/>
     <w:lsdException w:name="List Table 7 Colorful Accent 6" w:uiPriority="52"/>
-    <w:lsdException w:name="Mention" w:uiPriority="99" w:semiHidden="1" w:unhideWhenUsed="1"/>
-    <w:lsdException w:name="Smart Hyperlink" w:uiPriority="99" w:semiHidden="1" w:unhideWhenUsed="1"/>
+    <w:lsdException w:name="Mention" w:semiHidden="1" w:uiPriority="99" w:unhideWhenUsed="1"/>
+    <w:lsdException w:name="Smart Hyperlink" w:semiHidden="1" w:uiPriority="99" w:unhideWhenUsed="1"/>
   </w:latentStyles>
-  <w:style w:type="paragraph" w:styleId="Normal" w:default="1">
+  <w:style w:type="paragraph" w:default="1" w:styleId="Normal">
     <w:name w:val="Normal"/>
     <w:qFormat/>
     <w:rsid w:val="00345452"/>
@@ -7215,7 +7204,7 @@
       <w:outlineLvl w:val="1"/>
     </w:pPr>
     <w:rPr>
-      <w:rFonts w:asciiTheme="majorHAnsi" w:hAnsiTheme="majorHAnsi" w:eastAsiaTheme="majorEastAsia" w:cstheme="majorBidi"/>
+      <w:rFonts w:asciiTheme="majorHAnsi" w:eastAsiaTheme="majorEastAsia" w:hAnsiTheme="majorHAnsi" w:cstheme="majorBidi"/>
       <w:b/>
       <w:bCs/>
       <w:i/>
@@ -7237,7 +7226,7 @@
       <w:outlineLvl w:val="2"/>
     </w:pPr>
     <w:rPr>
-      <w:rFonts w:asciiTheme="majorHAnsi" w:hAnsiTheme="majorHAnsi" w:eastAsiaTheme="majorEastAsia" w:cstheme="majorBidi"/>
+      <w:rFonts w:asciiTheme="majorHAnsi" w:eastAsiaTheme="majorEastAsia" w:hAnsiTheme="majorHAnsi" w:cstheme="majorBidi"/>
       <w:b/>
       <w:bCs/>
     </w:rPr>
@@ -7259,13 +7248,13 @@
       <w:sz w:val="22"/>
     </w:rPr>
   </w:style>
-  <w:style w:type="character" w:styleId="DefaultParagraphFont" w:default="1">
+  <w:style w:type="character" w:default="1" w:styleId="DefaultParagraphFont">
     <w:name w:val="Default Paragraph Font"/>
     <w:uiPriority w:val="1"/>
     <w:semiHidden/>
     <w:unhideWhenUsed/>
   </w:style>
-  <w:style w:type="table" w:styleId="TableNormal" w:default="1">
+  <w:style w:type="table" w:default="1" w:styleId="TableNormal">
     <w:name w:val="Normal Table"/>
     <w:uiPriority w:val="99"/>
     <w:semiHidden/>
@@ -7280,13 +7269,13 @@
       </w:tblCellMar>
     </w:tblPr>
   </w:style>
-  <w:style w:type="numbering" w:styleId="NoList" w:default="1">
+  <w:style w:type="numbering" w:default="1" w:styleId="NoList">
     <w:name w:val="No List"/>
     <w:uiPriority w:val="99"/>
     <w:semiHidden/>
     <w:unhideWhenUsed/>
   </w:style>
-  <w:style w:type="paragraph" w:styleId="curcoursetitle" w:customStyle="1">
+  <w:style w:type="paragraph" w:customStyle="1" w:styleId="curcoursetitle">
     <w:name w:val="cur course title"/>
     <w:basedOn w:val="Normal"/>
     <w:next w:val="Normal"/>
@@ -7294,7 +7283,7 @@
     <w:pPr>
       <w:widowControl/>
       <w:numPr>
-        <w:numId w:val="1"/>
+        <w:numId w:val="2"/>
       </w:numPr>
       <w:tabs>
         <w:tab w:val="left" w:pos="1440"/>
@@ -7355,7 +7344,7 @@
       <w:sz w:val="22"/>
     </w:rPr>
   </w:style>
-  <w:style w:type="paragraph" w:styleId="curlearningoutcomes" w:customStyle="1">
+  <w:style w:type="paragraph" w:customStyle="1" w:styleId="curlearningoutcomes">
     <w:name w:val="cur learning outcomes"/>
     <w:basedOn w:val="Normal"/>
     <w:rsid w:val="009D24C4"/>
@@ -7389,7 +7378,7 @@
       <w:szCs w:val="16"/>
     </w:rPr>
   </w:style>
-  <w:style w:type="paragraph" w:styleId="Default" w:customStyle="1">
+  <w:style w:type="paragraph" w:customStyle="1" w:styleId="Default">
     <w:name w:val="Default"/>
     <w:rsid w:val="009D24C4"/>
     <w:pPr>
@@ -7402,7 +7391,7 @@
       <w:color w:val="000000"/>
     </w:rPr>
   </w:style>
-  <w:style w:type="paragraph" w:styleId="Pa3" w:customStyle="1">
+  <w:style w:type="paragraph" w:customStyle="1" w:styleId="Pa3">
     <w:name w:val="Pa3"/>
     <w:basedOn w:val="Default"/>
     <w:next w:val="Default"/>
@@ -7415,7 +7404,7 @@
       <w:color w:val="auto"/>
     </w:rPr>
   </w:style>
-  <w:style w:type="paragraph" w:styleId="Pa1" w:customStyle="1">
+  <w:style w:type="paragraph" w:customStyle="1" w:styleId="Pa1">
     <w:name w:val="Pa1"/>
     <w:basedOn w:val="Default"/>
     <w:next w:val="Default"/>
@@ -7508,12 +7497,12 @@
     </w:pPr>
     <w:tblPr>
       <w:tblBorders>
-        <w:top w:val="single" w:color="auto" w:sz="4" w:space="0"/>
-        <w:left w:val="single" w:color="auto" w:sz="4" w:space="0"/>
-        <w:bottom w:val="single" w:color="auto" w:sz="4" w:space="0"/>
-        <w:right w:val="single" w:color="auto" w:sz="4" w:space="0"/>
-        <w:insideH w:val="single" w:color="auto" w:sz="4" w:space="0"/>
-        <w:insideV w:val="single" w:color="auto" w:sz="4" w:space="0"/>
+        <w:top w:val="single" w:sz="4" w:space="0" w:color="auto"/>
+        <w:left w:val="single" w:sz="4" w:space="0" w:color="auto"/>
+        <w:bottom w:val="single" w:sz="4" w:space="0" w:color="auto"/>
+        <w:right w:val="single" w:sz="4" w:space="0" w:color="auto"/>
+        <w:insideH w:val="single" w:sz="4" w:space="0" w:color="auto"/>
+        <w:insideV w:val="single" w:sz="4" w:space="0" w:color="auto"/>
       </w:tblBorders>
     </w:tblPr>
   </w:style>
@@ -7527,13 +7516,13 @@
       <w:contextualSpacing/>
     </w:pPr>
   </w:style>
-  <w:style w:type="character" w:styleId="Heading2Char" w:customStyle="1">
+  <w:style w:type="character" w:customStyle="1" w:styleId="Heading2Char">
     <w:name w:val="Heading 2 Char"/>
     <w:basedOn w:val="DefaultParagraphFont"/>
     <w:link w:val="Heading2"/>
     <w:rsid w:val="003A2570"/>
     <w:rPr>
-      <w:rFonts w:asciiTheme="majorHAnsi" w:hAnsiTheme="majorHAnsi" w:eastAsiaTheme="majorEastAsia" w:cstheme="majorBidi"/>
+      <w:rFonts w:asciiTheme="majorHAnsi" w:eastAsiaTheme="majorEastAsia" w:hAnsiTheme="majorHAnsi" w:cstheme="majorBidi"/>
       <w:b/>
       <w:bCs/>
       <w:i/>
@@ -7543,13 +7532,13 @@
       <w:szCs w:val="26"/>
     </w:rPr>
   </w:style>
-  <w:style w:type="character" w:styleId="Heading3Char" w:customStyle="1">
+  <w:style w:type="character" w:customStyle="1" w:styleId="Heading3Char">
     <w:name w:val="Heading 3 Char"/>
     <w:basedOn w:val="DefaultParagraphFont"/>
     <w:link w:val="Heading3"/>
     <w:rsid w:val="003A2570"/>
     <w:rPr>
-      <w:rFonts w:asciiTheme="majorHAnsi" w:hAnsiTheme="majorHAnsi" w:eastAsiaTheme="majorEastAsia" w:cstheme="majorBidi"/>
+      <w:rFonts w:asciiTheme="majorHAnsi" w:eastAsiaTheme="majorEastAsia" w:hAnsiTheme="majorHAnsi" w:cstheme="majorBidi"/>
       <w:b/>
       <w:bCs/>
       <w:snapToGrid w:val="0"/>
@@ -7581,10 +7570,10 @@
       <w:tblStyleRowBandSize w:val="1"/>
       <w:tblStyleColBandSize w:val="1"/>
       <w:tblBorders>
-        <w:top w:val="single" w:color="4F81BD" w:themeColor="accent1" w:sz="8" w:space="0"/>
-        <w:left w:val="single" w:color="4F81BD" w:themeColor="accent1" w:sz="8" w:space="0"/>
-        <w:bottom w:val="single" w:color="4F81BD" w:themeColor="accent1" w:sz="8" w:space="0"/>
-        <w:right w:val="single" w:color="4F81BD" w:themeColor="accent1" w:sz="8" w:space="0"/>
+        <w:top w:val="single" w:sz="8" w:space="0" w:color="4F81BD" w:themeColor="accent1"/>
+        <w:left w:val="single" w:sz="8" w:space="0" w:color="4F81BD" w:themeColor="accent1"/>
+        <w:bottom w:val="single" w:sz="8" w:space="0" w:color="4F81BD" w:themeColor="accent1"/>
+        <w:right w:val="single" w:sz="8" w:space="0" w:color="4F81BD" w:themeColor="accent1"/>
       </w:tblBorders>
     </w:tblPr>
     <w:tblStylePr w:type="firstRow">
@@ -7612,10 +7601,10 @@
       <w:tblPr/>
       <w:tcPr>
         <w:tcBorders>
-          <w:top w:val="double" w:color="4F81BD" w:themeColor="accent1" w:sz="6" w:space="0"/>
-          <w:left w:val="single" w:color="4F81BD" w:themeColor="accent1" w:sz="8" w:space="0"/>
-          <w:bottom w:val="single" w:color="4F81BD" w:themeColor="accent1" w:sz="8" w:space="0"/>
-          <w:right w:val="single" w:color="4F81BD" w:themeColor="accent1" w:sz="8" w:space="0"/>
+          <w:top w:val="double" w:sz="6" w:space="0" w:color="4F81BD" w:themeColor="accent1"/>
+          <w:left w:val="single" w:sz="8" w:space="0" w:color="4F81BD" w:themeColor="accent1"/>
+          <w:bottom w:val="single" w:sz="8" w:space="0" w:color="4F81BD" w:themeColor="accent1"/>
+          <w:right w:val="single" w:sz="8" w:space="0" w:color="4F81BD" w:themeColor="accent1"/>
         </w:tcBorders>
       </w:tcPr>
     </w:tblStylePr>
@@ -7635,10 +7624,10 @@
       <w:tblPr/>
       <w:tcPr>
         <w:tcBorders>
-          <w:top w:val="single" w:color="4F81BD" w:themeColor="accent1" w:sz="8" w:space="0"/>
-          <w:left w:val="single" w:color="4F81BD" w:themeColor="accent1" w:sz="8" w:space="0"/>
-          <w:bottom w:val="single" w:color="4F81BD" w:themeColor="accent1" w:sz="8" w:space="0"/>
-          <w:right w:val="single" w:color="4F81BD" w:themeColor="accent1" w:sz="8" w:space="0"/>
+          <w:top w:val="single" w:sz="8" w:space="0" w:color="4F81BD" w:themeColor="accent1"/>
+          <w:left w:val="single" w:sz="8" w:space="0" w:color="4F81BD" w:themeColor="accent1"/>
+          <w:bottom w:val="single" w:sz="8" w:space="0" w:color="4F81BD" w:themeColor="accent1"/>
+          <w:right w:val="single" w:sz="8" w:space="0" w:color="4F81BD" w:themeColor="accent1"/>
         </w:tcBorders>
       </w:tcPr>
     </w:tblStylePr>
@@ -7646,15 +7635,15 @@
       <w:tblPr/>
       <w:tcPr>
         <w:tcBorders>
-          <w:top w:val="single" w:color="4F81BD" w:themeColor="accent1" w:sz="8" w:space="0"/>
-          <w:left w:val="single" w:color="4F81BD" w:themeColor="accent1" w:sz="8" w:space="0"/>
-          <w:bottom w:val="single" w:color="4F81BD" w:themeColor="accent1" w:sz="8" w:space="0"/>
-          <w:right w:val="single" w:color="4F81BD" w:themeColor="accent1" w:sz="8" w:space="0"/>
+          <w:top w:val="single" w:sz="8" w:space="0" w:color="4F81BD" w:themeColor="accent1"/>
+          <w:left w:val="single" w:sz="8" w:space="0" w:color="4F81BD" w:themeColor="accent1"/>
+          <w:bottom w:val="single" w:sz="8" w:space="0" w:color="4F81BD" w:themeColor="accent1"/>
+          <w:right w:val="single" w:sz="8" w:space="0" w:color="4F81BD" w:themeColor="accent1"/>
         </w:tcBorders>
       </w:tcPr>
     </w:tblStylePr>
   </w:style>
-  <w:style w:type="numbering" w:styleId="NoList1" w:customStyle="1">
+  <w:style w:type="numbering" w:customStyle="1" w:styleId="NoList1">
     <w:name w:val="No List1"/>
     <w:next w:val="NoList"/>
     <w:uiPriority w:val="99"/>
@@ -7662,7 +7651,7 @@
     <w:unhideWhenUsed/>
     <w:rsid w:val="00DF48BA"/>
   </w:style>
-  <w:style w:type="character" w:styleId="Heading1Char" w:customStyle="1">
+  <w:style w:type="character" w:customStyle="1" w:styleId="Heading1Char">
     <w:name w:val="Heading 1 Char"/>
     <w:basedOn w:val="DefaultParagraphFont"/>
     <w:link w:val="Heading1"/>
@@ -7688,7 +7677,7 @@
       <w:bCs/>
     </w:rPr>
   </w:style>
-  <w:style w:type="character" w:styleId="apple-converted-space" w:customStyle="1">
+  <w:style w:type="character" w:customStyle="1" w:styleId="apple-converted-space">
     <w:name w:val="apple-converted-space"/>
     <w:basedOn w:val="DefaultParagraphFont"/>
     <w:rsid w:val="00025C50"/>
@@ -7989,10 +7978,6 @@
 </file>
 
 <file path=customXml/item1.xml><?xml version="1.0" encoding="utf-8"?>
-<b:Sources xmlns:b="http://schemas.openxmlformats.org/officeDocument/2006/bibliography" xmlns="http://schemas.openxmlformats.org/officeDocument/2006/bibliography" SelectedStyle="\APA.XSL" StyleName="APA"/>
-</file>
-
-<file path=customXml/item2.xml><?xml version="1.0" encoding="utf-8"?>
 <ct:contentTypeSchema xmlns:ct="http://schemas.microsoft.com/office/2006/metadata/contentType" xmlns:ma="http://schemas.microsoft.com/office/2006/metadata/properties/metaAttributes" ct:_="" ma:_="" ma:contentTypeName="Document" ma:contentTypeID="0x010100D248F9394BD7984EB06D0CE375E54B0C" ma:contentTypeVersion="7" ma:contentTypeDescription="Create a new document." ma:contentTypeScope="" ma:versionID="e5f63edac4289cfd464c1145ed5ea363">
   <xsd:schema xmlns:xsd="http://www.w3.org/2001/XMLSchema" xmlns:p="http://schemas.microsoft.com/office/2006/metadata/properties" xmlns:ns2="666ae488-9bfa-4cba-a941-7e5b1462fbaa" targetNamespace="http://schemas.microsoft.com/office/2006/metadata/properties" ma:root="true" ma:fieldsID="2132b0613bb7291e75753e20a03ada1d" ns2:_="">
     <xsd:import namespace="666ae488-9bfa-4cba-a941-7e5b1462fbaa"/>
@@ -8104,7 +8089,26 @@
 </ct:contentTypeSchema>
 </file>
 
+<file path=customXml/item2.xml><?xml version="1.0" encoding="utf-8"?>
+<b:Sources xmlns:b="http://schemas.openxmlformats.org/officeDocument/2006/bibliography" xmlns="http://schemas.openxmlformats.org/officeDocument/2006/bibliography" SelectedStyle="\APA.XSL" StyleName="APA"/>
+</file>
+
 <file path=customXml/item3.xml><?xml version="1.0" encoding="utf-8"?>
+<?mso-contentType ?>
+<FormTemplates xmlns="http://schemas.microsoft.com/sharepoint/v3/contenttype/forms">
+  <Display>DocumentLibraryForm</Display>
+  <Edit>DocumentLibraryForm</Edit>
+  <New>DocumentLibraryForm</New>
+</FormTemplates>
+</file>
+
+<file path=customXml/item4.xml><?xml version="1.0" encoding="utf-8"?>
+<LongProperties xmlns="http://schemas.microsoft.com/office/2006/metadata/longProperties">
+  <LongProp xmlns="" name="Programs"><![CDATA[153;#Academic and Career Connections;#152;#Academic and Career Connections - Trades Stream;#154;#Adult Learning Program;#150;#Academic and Career Connections - Pathways Stream;#155;#Aircraft Maintenance Engineer (Mechanical);#156;#Aircraft Maintenance Engineer (Structures);#158;#American Sign Language/English Interpretation;#159;#Applied Communication Arts;#160;#Applied Geomatics Research;#161;#Architectural Engineering Technician;#163;#Automotive Collision Repair and Refinishing;#164;#Automotive Service and Repair;#171;#Baking and Pastry Art;#172;#Boulanger and Baking Art;#173;#Bricklaying Masonry;#296;#Building Environmental Systems - Management;#295;#Building Environmental Systems - Operations;#174;#Business Administration;#165;#Business Administration - Accounting Concentration;#166;#Business Administration - Financial Services Concentration;#167;#Business Administration - Software and Information Management Concentration;#168;#Business Administration - Investment Management Concentration;#169;#Business Administration - Management Concentration;#170;#Business Administration - Marketing Concentration;#311;#Business Electives;#176;#Cabinetmaking;#177;#Carpentry;#179;#Certified Welding;#180;#Civil Engineering Technology;#181;#Community Disability Supports;#184;#Comprehensive Hydraulics;#182;#Computer Electronics Technician;#185;#Computer Service Technician;#186;#Construction Management Technology;#187;#Continuing Care;#188;#Cooking;#189;#Cosmetology;#190;#Culinary Arts;#191;#Deaf Studies;#192;#Dental Assisting - Level II;#194;#Diesel Repair-Industrial and Marine;#193;#Digital Animation;#195;#Drafting-Architectural;#196;#Drafting-Mechanical;#198;#Early Childhood Education;#199;#Electrical - Construction and Industrial Certificate;#200;#Electrical - Construction and Industrial Diploma;#202;#Electrical Engineering Technology;#203;#Electro Mechanical Technician;#201;#Electronic Engineering Technician;#204;#Electronic Engineering Technology;#205;#Energy Sustainability Engineering Technology;#206;#English for Academic Purposes;#207;#Environmental Engineering Technology - Water Resources;#208;#Esthetics;#209;#Funeral and Allied Health Services;#210;#Geographic Information Systems;#175;#Geographic Information Systems for Business;#213;#Geographic Sciences;#178;#Geographic Sciences - Cartography Concentration;#183;#Geographic Sciences - Community and Environmental Planning Concentration;#214;#Geographic Sciences - Geographic Information Systems Concentration;#212;#Geographic Sciences - Interdisciplinary Studies Concentration;#281;#Geographic Sciences - Remote Sensing Technology Concentration;#211;#Geomatics Engineering Technology;#216;#Graphic and Print Production;#215;#Graphic Design;#220;#Health Information Management;#297;#Heating Service Professional;#222;#Heating, Ventilation, Air Conditioning and Refrigeration;#197;#Heavy Construction - Dexter Institute;#218;#Heavy Duty Equipment / Truck and Transport Repair Diploma;#217;#Heavy Duty Equipment / Truck and Transport Repair Certificate;#219;#Heavy Equipment Operator;#221;#Heritage Carpentry;#223;#High Pressure Pipe Welding;#225;#Horticulture and Landscape Technology;#226;#Horticulture and Landscape Technology - Operations Concentration;#224;#Horticulture and Landscape Technology - Landscape Concentration;#236;#Human Resource Management;#237;#Human Services;#227;#Human Services - Addictions Counselling Concentration;#228;#Human Services - Child and Youth Care Concentration;#229;#Human Services - Community Services Concentration;#230;#Human Services - Correctional Services Concentration;#231;#Human Services - Disability Supports and Services Concentration;#232;#Human Services - Educational Support Concentration;#233;#Human Services - Non-profit Leadership Concentration;#235;#Human Services - Open Concentration;#234;#Human Services - Therapeutic Recreation Concentration;#238;#Industrial Instrumentation;#239;#Industrial Mechanical;#244;#Information Technology;#242;#Information Technology - Database Management Concentration;#245;#Information Technology - Programming Concentration;#246;#Information Technology - Systems Management/Networking Concentration;#243;#Information Technology - Web Development Concentration;#307;#Interactive and Motion Graphics 3D Modelling and Motion Capture Specialization;#308;#Interactive and Motion Graphics Flash Interactive Media Specialization;#309;#Interactive and Motion Graphics Game Design Specialization;#240;#Interactive and Motion Graphics;#310;#Interactive and Motion Graphics Visual Effects Specialization;#241;#International Business;#247;#Law and Security;#248;#Library and Information Technology;#301;#LPN Perioperative;#249;#Machining;#300;#Manufacturing Leadership Certificate Program;#252;#Marine - Industrial Rigging;#250;#Marine Engineering Technology;#251;#Marine Geomatics;#253;#Marine Navigation Technology;#254;#Mechanical Engineering Technology;#302;#Medical Laboratory Assistant;#255;#Medical Laboratory Technology;#256;#Medical Office Assistant;#259;#Medical Transcription;#257;#Metal Fabricating and Plating;#304;#Motor Vehicle Body Repair;#258;#Motorcycle and Power Products Repair;#260;#Music Arts;#162;#Music Business;#261;#Natural Resources Environmental Technology;#305;#Natural Resources Operations;#262;#Occupational Health and Safety;#266;#Occupational Therapy and Physiotherapy Assistant;#264;#Office Administration;#263;#Office Administration - Software and Information Management;#265;#Oil Burner Mechanic Pre-Apprenticeship;#267;#Paralegal Services;#268;#Pharmacy Technology;#269;#Photography;#270;#Pipe Trades;#271;#Plumbing;#306;#Power Engineering - 3rd Class;#272;#Power Engineering Technology;#273;#Practical Nursing;#274;#Process Operations - 4th Class Power Engineering;#275;#Public Relations;#276;#Radio and Television Arts;#283;#Radio and Television Arts - Broadcast Journalism Specialization;#284;#Radio and Television Arts - Radio Performance and Audio Production Specialization;#285;#Radio and Television Arts - Television Production Specialization;#278;#Recording Arts;#277;#Recreation Leadership;#279;#Refrigeration and Air Conditioning;#280;#Remote Sensing;#282;#RoadMap to Trades Online;#286;#Screen Arts;#287;#Sheet Metal Worker Pre-Apprenticeship;#288;#Steamfitting/Pipefitting;#289;#Survey Technician;#290;#Tourism Management (Multi-discipline and Ecotourism options);#291;#Utility Line Work-Construction and Maintenance;#293;#Welding Diploma;#294;#Welding Inspection and Quality Control;#292;#Wood Products Manufacturing Technology;#313;#Chemotherapy Preparation]]></LongProp>
+</LongProperties>
+</file>
+
+<file path=customXml/item5.xml><?xml version="1.0" encoding="utf-8"?>
 <p:properties xmlns:p="http://schemas.microsoft.com/office/2006/metadata/properties" xmlns:xsi="http://www.w3.org/2001/XMLSchema-instance">
   <documentManagement>
     <Programs xmlns="666ae488-9bfa-4cba-a941-7e5b1462fbaa">
@@ -8283,30 +8287,7 @@
 </p:properties>
 </file>
 
-<file path=customXml/item4.xml><?xml version="1.0" encoding="utf-8"?>
-<LongProperties xmlns="http://schemas.microsoft.com/office/2006/metadata/longProperties">
-  <LongProp xmlns="" name="Programs"><![CDATA[153;#Academic and Career Connections;#152;#Academic and Career Connections - Trades Stream;#154;#Adult Learning Program;#150;#Academic and Career Connections - Pathways Stream;#155;#Aircraft Maintenance Engineer (Mechanical);#156;#Aircraft Maintenance Engineer (Structures);#158;#American Sign Language/English Interpretation;#159;#Applied Communication Arts;#160;#Applied Geomatics Research;#161;#Architectural Engineering Technician;#163;#Automotive Collision Repair and Refinishing;#164;#Automotive Service and Repair;#171;#Baking and Pastry Art;#172;#Boulanger and Baking Art;#173;#Bricklaying Masonry;#296;#Building Environmental Systems - Management;#295;#Building Environmental Systems - Operations;#174;#Business Administration;#165;#Business Administration - Accounting Concentration;#166;#Business Administration - Financial Services Concentration;#167;#Business Administration - Software and Information Management Concentration;#168;#Business Administration - Investment Management Concentration;#169;#Business Administration - Management Concentration;#170;#Business Administration - Marketing Concentration;#311;#Business Electives;#176;#Cabinetmaking;#177;#Carpentry;#179;#Certified Welding;#180;#Civil Engineering Technology;#181;#Community Disability Supports;#184;#Comprehensive Hydraulics;#182;#Computer Electronics Technician;#185;#Computer Service Technician;#186;#Construction Management Technology;#187;#Continuing Care;#188;#Cooking;#189;#Cosmetology;#190;#Culinary Arts;#191;#Deaf Studies;#192;#Dental Assisting - Level II;#194;#Diesel Repair-Industrial and Marine;#193;#Digital Animation;#195;#Drafting-Architectural;#196;#Drafting-Mechanical;#198;#Early Childhood Education;#199;#Electrical - Construction and Industrial Certificate;#200;#Electrical - Construction and Industrial Diploma;#202;#Electrical Engineering Technology;#203;#Electro Mechanical Technician;#201;#Electronic Engineering Technician;#204;#Electronic Engineering Technology;#205;#Energy Sustainability Engineering Technology;#206;#English for Academic Purposes;#207;#Environmental Engineering Technology - Water Resources;#208;#Esthetics;#209;#Funeral and Allied Health Services;#210;#Geographic Information Systems;#175;#Geographic Information Systems for Business;#213;#Geographic Sciences;#178;#Geographic Sciences - Cartography Concentration;#183;#Geographic Sciences - Community and Environmental Planning Concentration;#214;#Geographic Sciences - Geographic Information Systems Concentration;#212;#Geographic Sciences - Interdisciplinary Studies Concentration;#281;#Geographic Sciences - Remote Sensing Technology Concentration;#211;#Geomatics Engineering Technology;#216;#Graphic and Print Production;#215;#Graphic Design;#220;#Health Information Management;#297;#Heating Service Professional;#222;#Heating, Ventilation, Air Conditioning and Refrigeration;#197;#Heavy Construction - Dexter Institute;#218;#Heavy Duty Equipment / Truck and Transport Repair Diploma;#217;#Heavy Duty Equipment / Truck and Transport Repair Certificate;#219;#Heavy Equipment Operator;#221;#Heritage Carpentry;#223;#High Pressure Pipe Welding;#225;#Horticulture and Landscape Technology;#226;#Horticulture and Landscape Technology - Operations Concentration;#224;#Horticulture and Landscape Technology - Landscape Concentration;#236;#Human Resource Management;#237;#Human Services;#227;#Human Services - Addictions Counselling Concentration;#228;#Human Services - Child and Youth Care Concentration;#229;#Human Services - Community Services Concentration;#230;#Human Services - Correctional Services Concentration;#231;#Human Services - Disability Supports and Services Concentration;#232;#Human Services - Educational Support Concentration;#233;#Human Services - Non-profit Leadership Concentration;#235;#Human Services - Open Concentration;#234;#Human Services - Therapeutic Recreation Concentration;#238;#Industrial Instrumentation;#239;#Industrial Mechanical;#244;#Information Technology;#242;#Information Technology - Database Management Concentration;#245;#Information Technology - Programming Concentration;#246;#Information Technology - Systems Management/Networking Concentration;#243;#Information Technology - Web Development Concentration;#307;#Interactive and Motion Graphics 3D Modelling and Motion Capture Specialization;#308;#Interactive and Motion Graphics Flash Interactive Media Specialization;#309;#Interactive and Motion Graphics Game Design Specialization;#240;#Interactive and Motion Graphics;#310;#Interactive and Motion Graphics Visual Effects Specialization;#241;#International Business;#247;#Law and Security;#248;#Library and Information Technology;#301;#LPN Perioperative;#249;#Machining;#300;#Manufacturing Leadership Certificate Program;#252;#Marine - Industrial Rigging;#250;#Marine Engineering Technology;#251;#Marine Geomatics;#253;#Marine Navigation Technology;#254;#Mechanical Engineering Technology;#302;#Medical Laboratory Assistant;#255;#Medical Laboratory Technology;#256;#Medical Office Assistant;#259;#Medical Transcription;#257;#Metal Fabricating and Plating;#304;#Motor Vehicle Body Repair;#258;#Motorcycle and Power Products Repair;#260;#Music Arts;#162;#Music Business;#261;#Natural Resources Environmental Technology;#305;#Natural Resources Operations;#262;#Occupational Health and Safety;#266;#Occupational Therapy and Physiotherapy Assistant;#264;#Office Administration;#263;#Office Administration - Software and Information Management;#265;#Oil Burner Mechanic Pre-Apprenticeship;#267;#Paralegal Services;#268;#Pharmacy Technology;#269;#Photography;#270;#Pipe Trades;#271;#Plumbing;#306;#Power Engineering - 3rd Class;#272;#Power Engineering Technology;#273;#Practical Nursing;#274;#Process Operations - 4th Class Power Engineering;#275;#Public Relations;#276;#Radio and Television Arts;#283;#Radio and Television Arts - Broadcast Journalism Specialization;#284;#Radio and Television Arts - Radio Performance and Audio Production Specialization;#285;#Radio and Television Arts - Television Production Specialization;#278;#Recording Arts;#277;#Recreation Leadership;#279;#Refrigeration and Air Conditioning;#280;#Remote Sensing;#282;#RoadMap to Trades Online;#286;#Screen Arts;#287;#Sheet Metal Worker Pre-Apprenticeship;#288;#Steamfitting/Pipefitting;#289;#Survey Technician;#290;#Tourism Management (Multi-discipline and Ecotourism options);#291;#Utility Line Work-Construction and Maintenance;#293;#Welding Diploma;#294;#Welding Inspection and Quality Control;#292;#Wood Products Manufacturing Technology;#313;#Chemotherapy Preparation]]></LongProp>
-</LongProperties>
-</file>
-
-<file path=customXml/item5.xml><?xml version="1.0" encoding="utf-8"?>
-<?mso-contentType ?>
-<FormTemplates xmlns="http://schemas.microsoft.com/sharepoint/v3/contenttype/forms">
-  <Display>DocumentLibraryForm</Display>
-  <Edit>DocumentLibraryForm</Edit>
-  <New>DocumentLibraryForm</New>
-</FormTemplates>
-</file>
-
 <file path=customXml/itemProps1.xml><?xml version="1.0" encoding="utf-8"?>
-<ds:datastoreItem xmlns:ds="http://schemas.openxmlformats.org/officeDocument/2006/customXml" ds:itemID="{D2B22F47-A1A9-704A-A89E-E04BF002B34A}">
-  <ds:schemaRefs>
-    <ds:schemaRef ds:uri="http://schemas.openxmlformats.org/officeDocument/2006/bibliography"/>
-  </ds:schemaRefs>
-</ds:datastoreItem>
-</file>
-
-<file path=customXml/itemProps2.xml><?xml version="1.0" encoding="utf-8"?>
 <ds:datastoreItem xmlns:ds="http://schemas.openxmlformats.org/officeDocument/2006/customXml" ds:itemID="{6995BEC6-D031-4143-B600-01456074D11E}">
   <ds:schemaRefs>
     <ds:schemaRef ds:uri="http://schemas.microsoft.com/office/2006/metadata/contentType"/>
@@ -8323,11 +8304,18 @@
 </ds:datastoreItem>
 </file>
 
+<file path=customXml/itemProps2.xml><?xml version="1.0" encoding="utf-8"?>
+<ds:datastoreItem xmlns:ds="http://schemas.openxmlformats.org/officeDocument/2006/customXml" ds:itemID="{D2B22F47-A1A9-704A-A89E-E04BF002B34A}">
+  <ds:schemaRefs>
+    <ds:schemaRef ds:uri="http://schemas.openxmlformats.org/officeDocument/2006/bibliography"/>
+  </ds:schemaRefs>
+</ds:datastoreItem>
+</file>
+
 <file path=customXml/itemProps3.xml><?xml version="1.0" encoding="utf-8"?>
-<ds:datastoreItem xmlns:ds="http://schemas.openxmlformats.org/officeDocument/2006/customXml" ds:itemID="{EBE04D00-E2BB-4F58-880E-F6F21758A2F5}">
+<ds:datastoreItem xmlns:ds="http://schemas.openxmlformats.org/officeDocument/2006/customXml" ds:itemID="{4D3A991D-BC9C-4A6F-B94D-44519462AEFA}">
   <ds:schemaRefs>
-    <ds:schemaRef ds:uri="http://schemas.microsoft.com/office/2006/metadata/properties"/>
-    <ds:schemaRef ds:uri="666ae488-9bfa-4cba-a941-7e5b1462fbaa"/>
+    <ds:schemaRef ds:uri="http://schemas.microsoft.com/sharepoint/v3/contenttype/forms"/>
   </ds:schemaRefs>
 </ds:datastoreItem>
 </file>
@@ -8342,9 +8330,10 @@
 </file>
 
 <file path=customXml/itemProps5.xml><?xml version="1.0" encoding="utf-8"?>
-<ds:datastoreItem xmlns:ds="http://schemas.openxmlformats.org/officeDocument/2006/customXml" ds:itemID="{4D3A991D-BC9C-4A6F-B94D-44519462AEFA}">
+<ds:datastoreItem xmlns:ds="http://schemas.openxmlformats.org/officeDocument/2006/customXml" ds:itemID="{EBE04D00-E2BB-4F58-880E-F6F21758A2F5}">
   <ds:schemaRefs>
-    <ds:schemaRef ds:uri="http://schemas.microsoft.com/sharepoint/v3/contenttype/forms"/>
+    <ds:schemaRef ds:uri="http://schemas.microsoft.com/office/2006/metadata/properties"/>
+    <ds:schemaRef ds:uri="666ae488-9bfa-4cba-a941-7e5b1462fbaa"/>
   </ds:schemaRefs>
 </ds:datastoreItem>
 </file>